--- a/exports/brans_raporlari/8B_FEN_BILIMLERI_Brans_Raporu.docx
+++ b/exports/brans_raporlari/8B_FEN_BILIMLERI_Brans_Raporu.docx
@@ -4,14 +4,14 @@
   <w:body>
     <w:p>
       <w:pPr>
-        <w:spacing w:before="0" w:after="40"/>
+        <w:spacing w:before="0" w:after="20"/>
         <w:jc w:val="center"/>
       </w:pPr>
       <w:r>
         <w:rPr>
           <w:b/>
           <w:color w:val="1F497D"/>
-          <w:sz w:val="32"/>
+          <w:sz w:val="29"/>
         </w:rPr>
         <w:t>8/B SINIFI FEN BILIMLERI BRANŞI AKADEMİK TEŞHİS VE ÖĞRENCİ ANALİZ RAPORU</w:t>
         <w:br/>
@@ -20,9 +20,9 @@
         <w:rPr>
           <w:i/>
           <w:color w:val="5A5A5A"/>
-          <w:sz w:val="22"/>
+          <w:sz w:val="20"/>
         </w:rPr>
-        <w:t>Deneme Sınavı: 2026-2027  PARAF LGS 1 | Branş: Fen Bilimleri (20 Soru - Katsayı: 4.0x) | Örneklem: 27 Öğrenci</w:t>
+        <w:t>Deneme Sınavı: 2026-2027  NARTEST LGS 1 | Branş: Fen Bilimleri (20 Soru - Katsayı: 4.0x) | Örneklem: 28 Öğrenci</w:t>
       </w:r>
     </w:p>
     <w:tbl>
@@ -63,10 +63,10 @@
             <w:tcW w:w="2148" w:type="dxa"/>
             <w:shd w:fill="F2F5F8"/>
             <w:tcMar>
-              <w:top w:w="30" w:type="dxa"/>
-              <w:bottom w:w="30" w:type="dxa"/>
-              <w:left w:w="50" w:type="dxa"/>
-              <w:right w:w="50" w:type="dxa"/>
+              <w:top w:w="15" w:type="dxa"/>
+              <w:bottom w:w="15" w:type="dxa"/>
+              <w:left w:w="40" w:type="dxa"/>
+              <w:right w:w="40" w:type="dxa"/>
             </w:tcMar>
           </w:tcPr>
           <w:p>
@@ -76,7 +76,7 @@
             <w:r>
               <w:rPr>
                 <w:color w:val="5A5A5A"/>
-                <w:sz w:val="22"/>
+                <w:sz w:val="20"/>
               </w:rPr>
               <w:t>Sınıf Net Ort.</w:t>
               <w:br/>
@@ -85,9 +85,9 @@
               <w:rPr>
                 <w:b/>
                 <w:color w:val="1F497D"/>
-                <w:sz w:val="24"/>
+                <w:sz w:val="22"/>
               </w:rPr>
-              <w:t>9.42 / 20</w:t>
+              <w:t>9.13 / 20</w:t>
             </w:r>
           </w:p>
         </w:tc>
@@ -96,10 +96,10 @@
             <w:tcW w:w="2148" w:type="dxa"/>
             <w:shd w:fill="E8F8F5"/>
             <w:tcMar>
-              <w:top w:w="30" w:type="dxa"/>
-              <w:bottom w:w="30" w:type="dxa"/>
-              <w:left w:w="50" w:type="dxa"/>
-              <w:right w:w="50" w:type="dxa"/>
+              <w:top w:w="15" w:type="dxa"/>
+              <w:bottom w:w="15" w:type="dxa"/>
+              <w:left w:w="40" w:type="dxa"/>
+              <w:right w:w="40" w:type="dxa"/>
             </w:tcMar>
           </w:tcPr>
           <w:p>
@@ -109,7 +109,7 @@
             <w:r>
               <w:rPr>
                 <w:color w:val="5A5A5A"/>
-                <w:sz w:val="22"/>
+                <w:sz w:val="20"/>
               </w:rPr>
               <w:t>Okul Ort. / Fark</w:t>
               <w:br/>
@@ -118,9 +118,9 @@
               <w:rPr>
                 <w:b/>
                 <w:color w:val="1F497D"/>
-                <w:sz w:val="24"/>
+                <w:sz w:val="22"/>
               </w:rPr>
-              <w:t>8.98 (+0.44)</w:t>
+              <w:t>8.51 (+0.62)</w:t>
             </w:r>
           </w:p>
         </w:tc>
@@ -129,10 +129,10 @@
             <w:tcW w:w="2148" w:type="dxa"/>
             <w:shd w:fill="E8F8F5"/>
             <w:tcMar>
-              <w:top w:w="30" w:type="dxa"/>
-              <w:bottom w:w="30" w:type="dxa"/>
-              <w:left w:w="50" w:type="dxa"/>
-              <w:right w:w="50" w:type="dxa"/>
+              <w:top w:w="15" w:type="dxa"/>
+              <w:bottom w:w="15" w:type="dxa"/>
+              <w:left w:w="40" w:type="dxa"/>
+              <w:right w:w="40" w:type="dxa"/>
             </w:tcMar>
           </w:tcPr>
           <w:p>
@@ -142,7 +142,7 @@
             <w:r>
               <w:rPr>
                 <w:color w:val="5A5A5A"/>
-                <w:sz w:val="22"/>
+                <w:sz w:val="20"/>
               </w:rPr>
               <w:t>Toplam Doğru</w:t>
               <w:br/>
@@ -151,9 +151,9 @@
               <w:rPr>
                 <w:b/>
                 <w:color w:val="1F497D"/>
-                <w:sz w:val="24"/>
+                <w:sz w:val="22"/>
               </w:rPr>
-              <w:t>317 (%58.7)</w:t>
+              <w:t>321 (%57.3)</w:t>
             </w:r>
           </w:p>
         </w:tc>
@@ -162,10 +162,10 @@
             <w:tcW w:w="2148" w:type="dxa"/>
             <w:shd w:fill="FDEDEC"/>
             <w:tcMar>
-              <w:top w:w="30" w:type="dxa"/>
-              <w:bottom w:w="30" w:type="dxa"/>
-              <w:left w:w="50" w:type="dxa"/>
-              <w:right w:w="50" w:type="dxa"/>
+              <w:top w:w="15" w:type="dxa"/>
+              <w:bottom w:w="15" w:type="dxa"/>
+              <w:left w:w="40" w:type="dxa"/>
+              <w:right w:w="40" w:type="dxa"/>
             </w:tcMar>
           </w:tcPr>
           <w:p>
@@ -175,7 +175,7 @@
             <w:r>
               <w:rPr>
                 <w:color w:val="5A5A5A"/>
-                <w:sz w:val="22"/>
+                <w:sz w:val="20"/>
               </w:rPr>
               <w:t>Toplam Yanlış</w:t>
               <w:br/>
@@ -184,9 +184,9 @@
               <w:rPr>
                 <w:b/>
                 <w:color w:val="1F497D"/>
-                <w:sz w:val="24"/>
+                <w:sz w:val="22"/>
               </w:rPr>
-              <w:t>188 (%34.8)</w:t>
+              <w:t>196 (%35.0)</w:t>
             </w:r>
           </w:p>
         </w:tc>
@@ -195,10 +195,10 @@
             <w:tcW w:w="2148" w:type="dxa"/>
             <w:shd w:fill="FEF9E7"/>
             <w:tcMar>
-              <w:top w:w="30" w:type="dxa"/>
-              <w:bottom w:w="30" w:type="dxa"/>
-              <w:left w:w="50" w:type="dxa"/>
-              <w:right w:w="50" w:type="dxa"/>
+              <w:top w:w="15" w:type="dxa"/>
+              <w:bottom w:w="15" w:type="dxa"/>
+              <w:left w:w="40" w:type="dxa"/>
+              <w:right w:w="40" w:type="dxa"/>
             </w:tcMar>
           </w:tcPr>
           <w:p>
@@ -208,7 +208,7 @@
             <w:r>
               <w:rPr>
                 <w:color w:val="5A5A5A"/>
-                <w:sz w:val="22"/>
+                <w:sz w:val="20"/>
               </w:rPr>
               <w:t>Toplam Boş</w:t>
               <w:br/>
@@ -217,9 +217,9 @@
               <w:rPr>
                 <w:b/>
                 <w:color w:val="1F497D"/>
-                <w:sz w:val="24"/>
+                <w:sz w:val="22"/>
               </w:rPr>
-              <w:t>35 (%6.5)</w:t>
+              <w:t>43 (%7.7)</w:t>
             </w:r>
           </w:p>
         </w:tc>
@@ -228,10 +228,10 @@
             <w:tcW w:w="2148" w:type="dxa"/>
             <w:shd w:fill="F2F5F8"/>
             <w:tcMar>
-              <w:top w:w="30" w:type="dxa"/>
-              <w:bottom w:w="30" w:type="dxa"/>
-              <w:left w:w="50" w:type="dxa"/>
-              <w:right w:w="50" w:type="dxa"/>
+              <w:top w:w="15" w:type="dxa"/>
+              <w:bottom w:w="15" w:type="dxa"/>
+              <w:left w:w="40" w:type="dxa"/>
+              <w:right w:w="40" w:type="dxa"/>
             </w:tcMar>
           </w:tcPr>
           <w:p>
@@ -241,7 +241,7 @@
             <w:r>
               <w:rPr>
                 <w:color w:val="5A5A5A"/>
-                <w:sz w:val="22"/>
+                <w:sz w:val="20"/>
               </w:rPr>
               <w:t>Zirve / Taban</w:t>
               <w:br/>
@@ -250,9 +250,9 @@
               <w:rPr>
                 <w:b/>
                 <w:color w:val="1F497D"/>
-                <w:sz w:val="24"/>
+                <w:sz w:val="22"/>
               </w:rPr>
-              <w:t>18.7 / 1.3</w:t>
+              <w:t>20.0 / -3.3</w:t>
             </w:r>
           </w:p>
         </w:tc>
@@ -261,10 +261,10 @@
             <w:tcW w:w="2148" w:type="dxa"/>
             <w:shd w:fill="F2F5F8"/>
             <w:tcMar>
-              <w:top w:w="30" w:type="dxa"/>
-              <w:bottom w:w="30" w:type="dxa"/>
-              <w:left w:w="50" w:type="dxa"/>
-              <w:right w:w="50" w:type="dxa"/>
+              <w:top w:w="15" w:type="dxa"/>
+              <w:bottom w:w="15" w:type="dxa"/>
+              <w:left w:w="40" w:type="dxa"/>
+              <w:right w:w="40" w:type="dxa"/>
             </w:tcMar>
           </w:tcPr>
           <w:p>
@@ -274,7 +274,7 @@
             <w:r>
               <w:rPr>
                 <w:color w:val="5A5A5A"/>
-                <w:sz w:val="22"/>
+                <w:sz w:val="20"/>
               </w:rPr>
               <w:t>Medyan Net</w:t>
               <w:br/>
@@ -283,9 +283,9 @@
               <w:rPr>
                 <w:b/>
                 <w:color w:val="1F497D"/>
-                <w:sz w:val="24"/>
+                <w:sz w:val="22"/>
               </w:rPr>
-              <w:t>9.67</w:t>
+              <w:t>8.83</w:t>
             </w:r>
           </w:p>
         </w:tc>
@@ -297,10 +297,10 @@
             <w:tcW w:w="8592" w:type="dxa"/>
             <w:shd w:fill="FDEDEC"/>
             <w:tcMar>
-              <w:top w:w="25" w:type="dxa"/>
-              <w:bottom w:w="25" w:type="dxa"/>
-              <w:left w:w="60" w:type="dxa"/>
-              <w:right w:w="60" w:type="dxa"/>
+              <w:top w:w="12" w:type="dxa"/>
+              <w:bottom w:w="12" w:type="dxa"/>
+              <w:left w:w="40" w:type="dxa"/>
+              <w:right w:w="40" w:type="dxa"/>
             </w:tcMar>
           </w:tcPr>
           <w:p>
@@ -308,16 +308,16 @@
               <w:rPr>
                 <w:b/>
                 <w:color w:val="900C3F"/>
-                <w:sz w:val="22"/>
+                <w:sz w:val="20"/>
               </w:rPr>
               <w:t>🔴 Negatif Net Kaybı Yaşayanlar (Aşırı Yanlış):</w:t>
               <w:br/>
             </w:r>
             <w:r>
               <w:rPr>
-                <w:sz w:val="22"/>
+                <w:sz w:val="20"/>
               </w:rPr>
-              <w:t>Kuzey Yusuf Uruklu (7Y), Nesri̇n Doğa Berber (7Y), Kenan Emi̇r Yaman (7Y), Çağrihan Bengül (7Y), Ahmet Nevfel Özkaya (8Y), Sümeyye Taşkin (7Y), Kerem Araci (8Y), Yusuf Eymen Yilmaz (8Y), Meryem Bozdemi̇r (9Y), Mustafa Gülseven (10Y), Ni̇sanur Kayabeyoğlu (9Y), Deri̇n Yilmaz (10Y)</w:t>
+              <w:t>Kerem Araci (7Y), Yusuf Eymen Yilmaz (8Y), Meryem Bozdemi̇r (8Y), Ahmet Nevfel Özkaya (9Y), Ilgin Kara (9Y), Zehra Şenel (10Y), Muzaffer Aki̇f Oçar (8Y), İpek Nur Usta (7Y), Mustafa Gülseven (12Y), Çinar Efe Gi̇rgi̇n (12Y), Sümeyye Taşkin (7Y), Nesri̇n Doğa Berber (12Y)</w:t>
             </w:r>
           </w:p>
         </w:tc>
@@ -327,10 +327,10 @@
             <w:tcW w:w="6444" w:type="dxa"/>
             <w:shd w:fill="FEF9E7"/>
             <w:tcMar>
-              <w:top w:w="25" w:type="dxa"/>
-              <w:bottom w:w="25" w:type="dxa"/>
-              <w:left w:w="60" w:type="dxa"/>
-              <w:right w:w="60" w:type="dxa"/>
+              <w:top w:w="12" w:type="dxa"/>
+              <w:bottom w:w="12" w:type="dxa"/>
+              <w:left w:w="40" w:type="dxa"/>
+              <w:right w:w="40" w:type="dxa"/>
             </w:tcMar>
           </w:tcPr>
           <w:p>
@@ -338,16 +338,16 @@
               <w:rPr>
                 <w:b/>
                 <w:color w:val="7D6608"/>
-                <w:sz w:val="22"/>
+                <w:sz w:val="20"/>
               </w:rPr>
               <w:t>🟡 Süre / Çekinme Yaşayanlar (Aşırı Boş):</w:t>
               <w:br/>
             </w:r>
             <w:r>
               <w:rPr>
-                <w:sz w:val="22"/>
+                <w:sz w:val="20"/>
               </w:rPr>
-              <w:t>Zahi̇de Gölükcü (9B)</w:t>
+              <w:t>Uğur Kaan Yildiz (11B), Sümeyye Taşkin (7B)</w:t>
             </w:r>
           </w:p>
         </w:tc>
@@ -355,13 +355,13 @@
     </w:tbl>
     <w:p>
       <w:pPr>
-        <w:spacing w:before="80" w:after="20"/>
+        <w:spacing w:before="40" w:after="0"/>
       </w:pPr>
       <w:r>
         <w:rPr>
           <w:b/>
           <w:color w:val="1F497D"/>
-          <w:sz w:val="24"/>
+          <w:sz w:val="22"/>
         </w:rPr>
         <w:t>📌 FEN BILIMLERI KAZANIM BAŞARI ORANLARI VE KRİTİK AÇIĞI OLAN ÖĞRENCİLER</w:t>
       </w:r>
@@ -398,10 +398,10 @@
             <w:tcW w:w="3194" w:type="dxa"/>
             <w:shd w:fill="1F497D"/>
             <w:tcMar>
-              <w:top w:w="22" w:type="dxa"/>
-              <w:bottom w:w="22" w:type="dxa"/>
-              <w:left w:w="40" w:type="dxa"/>
-              <w:right w:w="40" w:type="dxa"/>
+              <w:top w:w="12" w:type="dxa"/>
+              <w:bottom w:w="12" w:type="dxa"/>
+              <w:left w:w="35" w:type="dxa"/>
+              <w:right w:w="35" w:type="dxa"/>
             </w:tcMar>
           </w:tcPr>
           <w:p>
@@ -420,10 +420,10 @@
             <w:tcW w:w="1134" w:type="dxa"/>
             <w:shd w:fill="1F497D"/>
             <w:tcMar>
-              <w:top w:w="22" w:type="dxa"/>
-              <w:bottom w:w="22" w:type="dxa"/>
-              <w:left w:w="40" w:type="dxa"/>
-              <w:right w:w="40" w:type="dxa"/>
+              <w:top w:w="12" w:type="dxa"/>
+              <w:bottom w:w="12" w:type="dxa"/>
+              <w:left w:w="35" w:type="dxa"/>
+              <w:right w:w="35" w:type="dxa"/>
             </w:tcMar>
           </w:tcPr>
           <w:p>
@@ -445,10 +445,10 @@
             <w:tcW w:w="2126" w:type="dxa"/>
             <w:shd w:fill="1F497D"/>
             <w:tcMar>
-              <w:top w:w="22" w:type="dxa"/>
-              <w:bottom w:w="22" w:type="dxa"/>
-              <w:left w:w="40" w:type="dxa"/>
-              <w:right w:w="40" w:type="dxa"/>
+              <w:top w:w="12" w:type="dxa"/>
+              <w:bottom w:w="12" w:type="dxa"/>
+              <w:left w:w="35" w:type="dxa"/>
+              <w:right w:w="35" w:type="dxa"/>
             </w:tcMar>
           </w:tcPr>
           <w:p>
@@ -470,10 +470,10 @@
             <w:tcW w:w="7796" w:type="dxa"/>
             <w:shd w:fill="1F497D"/>
             <w:tcMar>
-              <w:top w:w="22" w:type="dxa"/>
-              <w:bottom w:w="22" w:type="dxa"/>
-              <w:left w:w="40" w:type="dxa"/>
-              <w:right w:w="40" w:type="dxa"/>
+              <w:top w:w="12" w:type="dxa"/>
+              <w:bottom w:w="12" w:type="dxa"/>
+              <w:left w:w="35" w:type="dxa"/>
+              <w:right w:w="35" w:type="dxa"/>
             </w:tcMar>
           </w:tcPr>
           <w:p>
@@ -492,12 +492,12 @@
         <w:tc>
           <w:tcPr>
             <w:tcW w:w="3194" w:type="dxa"/>
-            <w:shd w:fill="FEF9E7"/>
+            <w:shd w:fill="FDEDEC"/>
             <w:tcMar>
-              <w:top w:w="18" w:type="dxa"/>
-              <w:bottom w:w="18" w:type="dxa"/>
-              <w:left w:w="30" w:type="dxa"/>
-              <w:right w:w="30" w:type="dxa"/>
+              <w:top w:w="4" w:type="dxa"/>
+              <w:bottom w:w="4" w:type="dxa"/>
+              <w:left w:w="20" w:type="dxa"/>
+              <w:right w:w="20" w:type="dxa"/>
             </w:tcMar>
           </w:tcPr>
           <w:p>
@@ -505,19 +505,19 @@
               <w:rPr>
                 <w:sz w:val="20"/>
               </w:rPr>
-              <w:t>Mevsimlerin Oluşumu</w:t>
+              <w:t>DNA'nı Eşlenmesi</w:t>
             </w:r>
           </w:p>
         </w:tc>
         <w:tc>
           <w:tcPr>
             <w:tcW w:w="1134" w:type="dxa"/>
-            <w:shd w:fill="FEF9E7"/>
+            <w:shd w:fill="FDEDEC"/>
             <w:tcMar>
-              <w:top w:w="18" w:type="dxa"/>
-              <w:bottom w:w="18" w:type="dxa"/>
-              <w:left w:w="30" w:type="dxa"/>
-              <w:right w:w="30" w:type="dxa"/>
+              <w:top w:w="4" w:type="dxa"/>
+              <w:bottom w:w="4" w:type="dxa"/>
+              <w:left w:w="20" w:type="dxa"/>
+              <w:right w:w="20" w:type="dxa"/>
             </w:tcMar>
           </w:tcPr>
           <w:p>
@@ -529,7 +529,98 @@
                 <w:b/>
                 <w:sz w:val="20"/>
               </w:rPr>
-              <w:t>%49.2</w:t>
+              <w:t>%39.3</w:t>
+            </w:r>
+          </w:p>
+        </w:tc>
+        <w:tc>
+          <w:tcPr>
+            <w:tcW w:w="2126" w:type="dxa"/>
+            <w:shd w:fill="FDEDEC"/>
+            <w:tcMar>
+              <w:top w:w="4" w:type="dxa"/>
+              <w:bottom w:w="4" w:type="dxa"/>
+              <w:left w:w="20" w:type="dxa"/>
+              <w:right w:w="20" w:type="dxa"/>
+            </w:tcMar>
+          </w:tcPr>
+          <w:p>
+            <w:pPr>
+              <w:jc w:val="center"/>
+            </w:pPr>
+            <w:r>
+              <w:rPr>
+                <w:b/>
+                <w:color w:val="900C3F"/>
+                <w:sz w:val="20"/>
+              </w:rPr>
+              <w:t>Acil Müdahale</w:t>
+            </w:r>
+          </w:p>
+        </w:tc>
+        <w:tc>
+          <w:tcPr>
+            <w:tcW w:w="7796" w:type="dxa"/>
+            <w:shd w:fill="FDEDEC"/>
+            <w:tcMar>
+              <w:top w:w="4" w:type="dxa"/>
+              <w:bottom w:w="4" w:type="dxa"/>
+              <w:left w:w="20" w:type="dxa"/>
+              <w:right w:w="20" w:type="dxa"/>
+            </w:tcMar>
+          </w:tcPr>
+          <w:p>
+            <w:r>
+              <w:rPr>
+                <w:sz w:val="25"/>
+              </w:rPr>
+              <w:t>(17 Öğr.): Erdem Yarar, Çağrihan Bengül, Kuzey Can, Zahi̇de Gölükcü, Meryem Bozdemi̇r, Ilgin Kara, Tuna Koç, Ahmet Nevfel Özkaya, İpek Nur Usta, Muzaffer Aki̇f Oçar, Nesri̇n Doğa Berber, Uğur Kaan Yildiz, Sümeyye Taşkin, Cengi̇zhan Yilmaz, Mustafa Gülseven, Deri̇n Yilmaz, Egehan Hardal</w:t>
+            </w:r>
+          </w:p>
+        </w:tc>
+      </w:tr>
+      <w:tr>
+        <w:tc>
+          <w:tcPr>
+            <w:tcW w:w="3194" w:type="dxa"/>
+            <w:shd w:fill="FEF9E7"/>
+            <w:tcMar>
+              <w:top w:w="4" w:type="dxa"/>
+              <w:bottom w:w="4" w:type="dxa"/>
+              <w:left w:w="20" w:type="dxa"/>
+              <w:right w:w="20" w:type="dxa"/>
+            </w:tcMar>
+          </w:tcPr>
+          <w:p>
+            <w:r>
+              <w:rPr>
+                <w:sz w:val="20"/>
+              </w:rPr>
+              <w:t>DNA ve Yapısı</w:t>
+            </w:r>
+          </w:p>
+        </w:tc>
+        <w:tc>
+          <w:tcPr>
+            <w:tcW w:w="1134" w:type="dxa"/>
+            <w:shd w:fill="FEF9E7"/>
+            <w:tcMar>
+              <w:top w:w="4" w:type="dxa"/>
+              <w:bottom w:w="4" w:type="dxa"/>
+              <w:left w:w="20" w:type="dxa"/>
+              <w:right w:w="20" w:type="dxa"/>
+            </w:tcMar>
+          </w:tcPr>
+          <w:p>
+            <w:pPr>
+              <w:jc w:val="center"/>
+            </w:pPr>
+            <w:r>
+              <w:rPr>
+                <w:b/>
+                <w:sz w:val="20"/>
+              </w:rPr>
+              <w:t>%46.4</w:t>
             </w:r>
           </w:p>
         </w:tc>
@@ -538,10 +629,10 @@
             <w:tcW w:w="2126" w:type="dxa"/>
             <w:shd w:fill="FEF9E7"/>
             <w:tcMar>
-              <w:top w:w="18" w:type="dxa"/>
-              <w:bottom w:w="18" w:type="dxa"/>
-              <w:left w:w="30" w:type="dxa"/>
-              <w:right w:w="30" w:type="dxa"/>
+              <w:top w:w="4" w:type="dxa"/>
+              <w:bottom w:w="4" w:type="dxa"/>
+              <w:left w:w="20" w:type="dxa"/>
+              <w:right w:w="20" w:type="dxa"/>
             </w:tcMar>
           </w:tcPr>
           <w:p>
@@ -563,10 +654,10 @@
             <w:tcW w:w="7796" w:type="dxa"/>
             <w:shd w:fill="FEF9E7"/>
             <w:tcMar>
-              <w:top w:w="18" w:type="dxa"/>
-              <w:bottom w:w="18" w:type="dxa"/>
-              <w:left w:w="30" w:type="dxa"/>
-              <w:right w:w="30" w:type="dxa"/>
+              <w:top w:w="4" w:type="dxa"/>
+              <w:bottom w:w="4" w:type="dxa"/>
+              <w:left w:w="20" w:type="dxa"/>
+              <w:right w:w="20" w:type="dxa"/>
             </w:tcMar>
           </w:tcPr>
           <w:p>
@@ -574,7 +665,7 @@
               <w:rPr>
                 <w:sz w:val="25"/>
               </w:rPr>
-              <w:t>(10 Öğr.): Kerem Araci, Sümeyye Taşkin, Ni̇sanur Kayabeyoğlu, Uğur Kaan Yildiz, İpek Nur Usta, Muzaffer Aki̇f Oçar, Çinar Efe Gi̇rgi̇n, Yusuf Eymen Yilmaz, Deri̇n Yilmaz, Cengi̇zhan Yilmaz</w:t>
+              <w:t>(16 Öğr.): Erdem Yarar, Meryem Bozdemi̇r, Yusuf Eymen Yilmaz, Ilgin Kara, Kenan Emi̇r Yaman, Tuna Koç, İpek Nur Usta, Muzaffer Aki̇f Oçar, Nesri̇n Doğa Berber, Uğur Kaan Yildiz, Sümeyye Taşkin, Zehra Şenel, Cengi̇zhan Yilmaz, Deri̇n Yilmaz, Çinar Efe Gi̇rgi̇n, Egehan Hardal</w:t>
             </w:r>
           </w:p>
         </w:tc>
@@ -583,12 +674,12 @@
         <w:tc>
           <w:tcPr>
             <w:tcW w:w="3194" w:type="dxa"/>
-            <w:shd w:fill="FFFFFF"/>
+            <w:shd w:fill="FEF9E7"/>
             <w:tcMar>
-              <w:top w:w="18" w:type="dxa"/>
-              <w:bottom w:w="18" w:type="dxa"/>
-              <w:left w:w="30" w:type="dxa"/>
-              <w:right w:w="30" w:type="dxa"/>
+              <w:top w:w="4" w:type="dxa"/>
+              <w:bottom w:w="4" w:type="dxa"/>
+              <w:left w:w="20" w:type="dxa"/>
+              <w:right w:w="20" w:type="dxa"/>
             </w:tcMar>
           </w:tcPr>
           <w:p>
@@ -596,19 +687,19 @@
               <w:rPr>
                 <w:sz w:val="20"/>
               </w:rPr>
-              <w:t>İklim ve Hava Hareketleri</w:t>
+              <w:t>Mevsimlerin Oluşumu</w:t>
             </w:r>
           </w:p>
         </w:tc>
         <w:tc>
           <w:tcPr>
             <w:tcW w:w="1134" w:type="dxa"/>
-            <w:shd w:fill="FFFFFF"/>
+            <w:shd w:fill="FEF9E7"/>
             <w:tcMar>
-              <w:top w:w="18" w:type="dxa"/>
-              <w:bottom w:w="18" w:type="dxa"/>
-              <w:left w:w="30" w:type="dxa"/>
-              <w:right w:w="30" w:type="dxa"/>
+              <w:top w:w="4" w:type="dxa"/>
+              <w:bottom w:w="4" w:type="dxa"/>
+              <w:left w:w="20" w:type="dxa"/>
+              <w:right w:w="20" w:type="dxa"/>
             </w:tcMar>
           </w:tcPr>
           <w:p>
@@ -620,19 +711,112 @@
                 <w:b/>
                 <w:sz w:val="20"/>
               </w:rPr>
-              <w:t>%80.9</w:t>
+              <w:t>%56.8</w:t>
             </w:r>
           </w:p>
         </w:tc>
         <w:tc>
           <w:tcPr>
             <w:tcW w:w="2126" w:type="dxa"/>
-            <w:shd w:fill="FFFFFF"/>
+            <w:shd w:fill="FEF9E7"/>
             <w:tcMar>
-              <w:top w:w="18" w:type="dxa"/>
-              <w:bottom w:w="18" w:type="dxa"/>
-              <w:left w:w="30" w:type="dxa"/>
-              <w:right w:w="30" w:type="dxa"/>
+              <w:top w:w="4" w:type="dxa"/>
+              <w:bottom w:w="4" w:type="dxa"/>
+              <w:left w:w="20" w:type="dxa"/>
+              <w:right w:w="20" w:type="dxa"/>
+            </w:tcMar>
+          </w:tcPr>
+          <w:p>
+            <w:pPr>
+              <w:jc w:val="center"/>
+            </w:pPr>
+            <w:r>
+              <w:rPr>
+                <w:b/>
+                <w:color w:val="7D6608"/>
+                <w:sz w:val="20"/>
+              </w:rPr>
+              <w:t>Yüksek Risk</w:t>
+            </w:r>
+          </w:p>
+        </w:tc>
+        <w:tc>
+          <w:tcPr>
+            <w:tcW w:w="7796" w:type="dxa"/>
+            <w:shd w:fill="FEF9E7"/>
+            <w:tcMar>
+              <w:top w:w="4" w:type="dxa"/>
+              <w:bottom w:w="4" w:type="dxa"/>
+              <w:left w:w="20" w:type="dxa"/>
+              <w:right w:w="20" w:type="dxa"/>
+            </w:tcMar>
+          </w:tcPr>
+          <w:p>
+            <w:r>
+              <w:rPr>
+                <w:sz w:val="25"/>
+              </w:rPr>
+              <w:t>(5 Öğr.): İpek Nur Usta, Uğur Kaan Yildiz, Cengi̇zhan Yilmaz, Deri̇n Yilmaz, Egehan Hardal</w:t>
+            </w:r>
+          </w:p>
+        </w:tc>
+      </w:tr>
+      <w:tr>
+        <w:tc>
+          <w:tcPr>
+            <w:tcW w:w="3194" w:type="dxa"/>
+            <w:shd w:fill="E8F8F5"/>
+            <w:tcMar>
+              <w:top w:w="4" w:type="dxa"/>
+              <w:bottom w:w="4" w:type="dxa"/>
+              <w:left w:w="20" w:type="dxa"/>
+              <w:right w:w="20" w:type="dxa"/>
+            </w:tcMar>
+          </w:tcPr>
+          <w:p>
+            <w:r>
+              <w:rPr>
+                <w:b/>
+                <w:color w:val="0E6655"/>
+                <w:sz w:val="20"/>
+              </w:rPr>
+              <w:t>🟢 Güçlü Kazanımlar (Tam Hakimiyet)</w:t>
+            </w:r>
+          </w:p>
+        </w:tc>
+        <w:tc>
+          <w:tcPr>
+            <w:tcW w:w="1134" w:type="dxa"/>
+            <w:shd w:fill="E8F8F5"/>
+            <w:tcMar>
+              <w:top w:w="4" w:type="dxa"/>
+              <w:bottom w:w="4" w:type="dxa"/>
+              <w:left w:w="20" w:type="dxa"/>
+              <w:right w:w="20" w:type="dxa"/>
+            </w:tcMar>
+          </w:tcPr>
+          <w:p>
+            <w:pPr>
+              <w:jc w:val="center"/>
+            </w:pPr>
+            <w:r>
+              <w:rPr>
+                <w:b/>
+                <w:sz w:val="20"/>
+              </w:rPr>
+              <w:t>≥%75</w:t>
+            </w:r>
+          </w:p>
+        </w:tc>
+        <w:tc>
+          <w:tcPr>
+            <w:tcW w:w="2126" w:type="dxa"/>
+            <w:shd w:fill="E8F8F5"/>
+            <w:tcMar>
+              <w:top w:w="4" w:type="dxa"/>
+              <w:bottom w:w="4" w:type="dxa"/>
+              <w:left w:w="20" w:type="dxa"/>
+              <w:right w:w="20" w:type="dxa"/>
             </w:tcMar>
           </w:tcPr>
           <w:p>
@@ -645,27 +829,27 @@
                 <w:color w:val="0E6655"/>
                 <w:sz w:val="20"/>
               </w:rPr>
-              <w:t>Güçlü</w:t>
+              <w:t>2 Konu</w:t>
             </w:r>
           </w:p>
         </w:tc>
         <w:tc>
           <w:tcPr>
             <w:tcW w:w="7796" w:type="dxa"/>
-            <w:shd w:fill="FFFFFF"/>
+            <w:shd w:fill="E8F8F5"/>
             <w:tcMar>
-              <w:top w:w="18" w:type="dxa"/>
-              <w:bottom w:w="18" w:type="dxa"/>
-              <w:left w:w="30" w:type="dxa"/>
-              <w:right w:w="30" w:type="dxa"/>
+              <w:top w:w="4" w:type="dxa"/>
+              <w:bottom w:w="4" w:type="dxa"/>
+              <w:left w:w="20" w:type="dxa"/>
+              <w:right w:w="20" w:type="dxa"/>
             </w:tcMar>
           </w:tcPr>
           <w:p>
             <w:r>
               <w:rPr>
-                <w:sz w:val="25"/>
+                <w:sz w:val="24"/>
               </w:rPr>
-              <w:t>(1 Öğr.): Muzaffer Aki̇f Oçar</w:t>
+              <w:t>Yüksek başarılı konular: DNA ve Genetik Kod (%64), İklim ve Hava Olayları (%67)</w:t>
             </w:r>
           </w:p>
         </w:tc>
@@ -673,15 +857,20 @@
     </w:tbl>
     <w:p>
       <w:pPr>
-        <w:spacing w:before="80" w:after="20"/>
+        <w:spacing w:before="0" w:after="0" w:line="20" w:lineRule="exact"/>
       </w:pPr>
       <w:r>
         <w:rPr>
           <w:b/>
           <w:color w:val="1F497D"/>
-          <w:sz w:val="24"/>
+          <w:sz w:val="22"/>
         </w:rPr>
-        <w:t>👥 8/B SINIFI TÜM ÖĞRENCİLERİN BRANŞ PERFORMANS VE DAVRANIŞ SIRALAMASI (27 ÖĞRENCİ)</w:t>
+        <w:t>👥 8/B SINIFI TÜM ÖĞRENCİLERİN BRANŞ PERFORMANS VE DAVRANIŞ SIRALAMASI (28 ÖĞRENCİ)</w:t>
+      </w:r>
+      <w:r>
+        <w:rPr>
+          <w:sz w:val="2"/>
+        </w:rPr>
       </w:r>
     </w:p>
     <w:tbl>
@@ -728,10 +917,10 @@
             <w:tcW w:w="1503" w:type="dxa"/>
             <w:shd w:fill="4A4A4A"/>
             <w:tcMar>
-              <w:top w:w="25" w:type="dxa"/>
-              <w:bottom w:w="25" w:type="dxa"/>
-              <w:left w:w="35" w:type="dxa"/>
-              <w:right w:w="35" w:type="dxa"/>
+              <w:top w:w="12" w:type="dxa"/>
+              <w:bottom w:w="12" w:type="dxa"/>
+              <w:left w:w="25" w:type="dxa"/>
+              <w:right w:w="25" w:type="dxa"/>
             </w:tcMar>
           </w:tcPr>
           <w:p>
@@ -742,7 +931,7 @@
               <w:rPr>
                 <w:b/>
                 <w:color w:val="FFFFFF"/>
-                <w:sz w:val="20"/>
+                <w:sz w:val="19"/>
               </w:rPr>
               <w:t>Sıra</w:t>
             </w:r>
@@ -753,10 +942,10 @@
             <w:tcW w:w="1503" w:type="dxa"/>
             <w:shd w:fill="4A4A4A"/>
             <w:tcMar>
-              <w:top w:w="25" w:type="dxa"/>
-              <w:bottom w:w="25" w:type="dxa"/>
-              <w:left w:w="35" w:type="dxa"/>
-              <w:right w:w="35" w:type="dxa"/>
+              <w:top w:w="12" w:type="dxa"/>
+              <w:bottom w:w="12" w:type="dxa"/>
+              <w:left w:w="25" w:type="dxa"/>
+              <w:right w:w="25" w:type="dxa"/>
             </w:tcMar>
           </w:tcPr>
           <w:p>
@@ -767,7 +956,7 @@
               <w:rPr>
                 <w:b/>
                 <w:color w:val="FFFFFF"/>
-                <w:sz w:val="20"/>
+                <w:sz w:val="19"/>
               </w:rPr>
               <w:t>No</w:t>
             </w:r>
@@ -778,10 +967,10 @@
             <w:tcW w:w="1503" w:type="dxa"/>
             <w:shd w:fill="4A4A4A"/>
             <w:tcMar>
-              <w:top w:w="25" w:type="dxa"/>
-              <w:bottom w:w="25" w:type="dxa"/>
-              <w:left w:w="35" w:type="dxa"/>
-              <w:right w:w="35" w:type="dxa"/>
+              <w:top w:w="12" w:type="dxa"/>
+              <w:bottom w:w="12" w:type="dxa"/>
+              <w:left w:w="25" w:type="dxa"/>
+              <w:right w:w="25" w:type="dxa"/>
             </w:tcMar>
           </w:tcPr>
           <w:p>
@@ -789,7 +978,7 @@
               <w:rPr>
                 <w:b/>
                 <w:color w:val="FFFFFF"/>
-                <w:sz w:val="20"/>
+                <w:sz w:val="19"/>
               </w:rPr>
               <w:t>Öğrenci</w:t>
             </w:r>
@@ -800,10 +989,10 @@
             <w:tcW w:w="1503" w:type="dxa"/>
             <w:shd w:fill="4A4A4A"/>
             <w:tcMar>
-              <w:top w:w="25" w:type="dxa"/>
-              <w:bottom w:w="25" w:type="dxa"/>
-              <w:left w:w="35" w:type="dxa"/>
-              <w:right w:w="35" w:type="dxa"/>
+              <w:top w:w="12" w:type="dxa"/>
+              <w:bottom w:w="12" w:type="dxa"/>
+              <w:left w:w="25" w:type="dxa"/>
+              <w:right w:w="25" w:type="dxa"/>
             </w:tcMar>
           </w:tcPr>
           <w:p>
@@ -814,7 +1003,7 @@
               <w:rPr>
                 <w:b/>
                 <w:color w:val="FFFFFF"/>
-                <w:sz w:val="20"/>
+                <w:sz w:val="19"/>
               </w:rPr>
               <w:t>D/Y/B</w:t>
             </w:r>
@@ -825,10 +1014,10 @@
             <w:tcW w:w="1503" w:type="dxa"/>
             <w:shd w:fill="4A4A4A"/>
             <w:tcMar>
-              <w:top w:w="25" w:type="dxa"/>
-              <w:bottom w:w="25" w:type="dxa"/>
-              <w:left w:w="35" w:type="dxa"/>
-              <w:right w:w="35" w:type="dxa"/>
+              <w:top w:w="12" w:type="dxa"/>
+              <w:bottom w:w="12" w:type="dxa"/>
+              <w:left w:w="25" w:type="dxa"/>
+              <w:right w:w="25" w:type="dxa"/>
             </w:tcMar>
           </w:tcPr>
           <w:p>
@@ -839,7 +1028,7 @@
               <w:rPr>
                 <w:b/>
                 <w:color w:val="FFFFFF"/>
-                <w:sz w:val="20"/>
+                <w:sz w:val="19"/>
               </w:rPr>
               <w:t>Net</w:t>
             </w:r>
@@ -850,10 +1039,10 @@
             <w:tcW w:w="1503" w:type="dxa"/>
             <w:shd w:fill="595959"/>
             <w:tcMar>
-              <w:top w:w="25" w:type="dxa"/>
-              <w:bottom w:w="25" w:type="dxa"/>
-              <w:left w:w="35" w:type="dxa"/>
-              <w:right w:w="35" w:type="dxa"/>
+              <w:top w:w="12" w:type="dxa"/>
+              <w:bottom w:w="12" w:type="dxa"/>
+              <w:left w:w="25" w:type="dxa"/>
+              <w:right w:w="25" w:type="dxa"/>
             </w:tcMar>
           </w:tcPr>
           <w:p>
@@ -864,7 +1053,7 @@
               <w:rPr>
                 <w:b/>
                 <w:color w:val="FFFFFF"/>
-                <w:sz w:val="20"/>
+                <w:sz w:val="19"/>
               </w:rPr>
               <w:t>Sıra</w:t>
             </w:r>
@@ -875,10 +1064,10 @@
             <w:tcW w:w="1503" w:type="dxa"/>
             <w:shd w:fill="595959"/>
             <w:tcMar>
-              <w:top w:w="25" w:type="dxa"/>
-              <w:bottom w:w="25" w:type="dxa"/>
-              <w:left w:w="35" w:type="dxa"/>
-              <w:right w:w="35" w:type="dxa"/>
+              <w:top w:w="12" w:type="dxa"/>
+              <w:bottom w:w="12" w:type="dxa"/>
+              <w:left w:w="25" w:type="dxa"/>
+              <w:right w:w="25" w:type="dxa"/>
             </w:tcMar>
           </w:tcPr>
           <w:p>
@@ -889,7 +1078,7 @@
               <w:rPr>
                 <w:b/>
                 <w:color w:val="FFFFFF"/>
-                <w:sz w:val="20"/>
+                <w:sz w:val="19"/>
               </w:rPr>
               <w:t>No</w:t>
             </w:r>
@@ -900,10 +1089,10 @@
             <w:tcW w:w="1503" w:type="dxa"/>
             <w:shd w:fill="595959"/>
             <w:tcMar>
-              <w:top w:w="25" w:type="dxa"/>
-              <w:bottom w:w="25" w:type="dxa"/>
-              <w:left w:w="35" w:type="dxa"/>
-              <w:right w:w="35" w:type="dxa"/>
+              <w:top w:w="12" w:type="dxa"/>
+              <w:bottom w:w="12" w:type="dxa"/>
+              <w:left w:w="25" w:type="dxa"/>
+              <w:right w:w="25" w:type="dxa"/>
             </w:tcMar>
           </w:tcPr>
           <w:p>
@@ -911,7 +1100,7 @@
               <w:rPr>
                 <w:b/>
                 <w:color w:val="FFFFFF"/>
-                <w:sz w:val="20"/>
+                <w:sz w:val="19"/>
               </w:rPr>
               <w:t>Öğrenci</w:t>
             </w:r>
@@ -922,10 +1111,10 @@
             <w:tcW w:w="1503" w:type="dxa"/>
             <w:shd w:fill="595959"/>
             <w:tcMar>
-              <w:top w:w="25" w:type="dxa"/>
-              <w:bottom w:w="25" w:type="dxa"/>
-              <w:left w:w="35" w:type="dxa"/>
-              <w:right w:w="35" w:type="dxa"/>
+              <w:top w:w="12" w:type="dxa"/>
+              <w:bottom w:w="12" w:type="dxa"/>
+              <w:left w:w="25" w:type="dxa"/>
+              <w:right w:w="25" w:type="dxa"/>
             </w:tcMar>
           </w:tcPr>
           <w:p>
@@ -936,7 +1125,7 @@
               <w:rPr>
                 <w:b/>
                 <w:color w:val="FFFFFF"/>
-                <w:sz w:val="20"/>
+                <w:sz w:val="19"/>
               </w:rPr>
               <w:t>D/Y/B</w:t>
             </w:r>
@@ -947,10 +1136,10 @@
             <w:tcW w:w="1503" w:type="dxa"/>
             <w:shd w:fill="595959"/>
             <w:tcMar>
-              <w:top w:w="25" w:type="dxa"/>
-              <w:bottom w:w="25" w:type="dxa"/>
-              <w:left w:w="35" w:type="dxa"/>
-              <w:right w:w="35" w:type="dxa"/>
+              <w:top w:w="12" w:type="dxa"/>
+              <w:bottom w:w="12" w:type="dxa"/>
+              <w:left w:w="25" w:type="dxa"/>
+              <w:right w:w="25" w:type="dxa"/>
             </w:tcMar>
           </w:tcPr>
           <w:p>
@@ -961,7 +1150,7 @@
               <w:rPr>
                 <w:b/>
                 <w:color w:val="FFFFFF"/>
-                <w:sz w:val="20"/>
+                <w:sz w:val="19"/>
               </w:rPr>
               <w:t>Net</w:t>
             </w:r>
@@ -974,10 +1163,10 @@
             <w:tcW w:w="1503" w:type="dxa"/>
             <w:shd w:fill="E8F8F5"/>
             <w:tcMar>
-              <w:top w:w="22" w:type="dxa"/>
-              <w:bottom w:w="22" w:type="dxa"/>
-              <w:left w:w="30" w:type="dxa"/>
-              <w:right w:w="30" w:type="dxa"/>
+              <w:top w:w="4" w:type="dxa"/>
+              <w:bottom w:w="4" w:type="dxa"/>
+              <w:left w:w="20" w:type="dxa"/>
+              <w:right w:w="20" w:type="dxa"/>
             </w:tcMar>
           </w:tcPr>
           <w:p>
@@ -986,7 +1175,7 @@
             </w:pPr>
             <w:r>
               <w:rPr>
-                <w:sz w:val="20"/>
+                <w:sz w:val="18"/>
               </w:rPr>
               <w:t>1</w:t>
             </w:r>
@@ -997,10 +1186,10 @@
             <w:tcW w:w="1503" w:type="dxa"/>
             <w:shd w:fill="E8F8F5"/>
             <w:tcMar>
-              <w:top w:w="22" w:type="dxa"/>
-              <w:bottom w:w="22" w:type="dxa"/>
-              <w:left w:w="30" w:type="dxa"/>
-              <w:right w:w="30" w:type="dxa"/>
+              <w:top w:w="4" w:type="dxa"/>
+              <w:bottom w:w="4" w:type="dxa"/>
+              <w:left w:w="20" w:type="dxa"/>
+              <w:right w:w="20" w:type="dxa"/>
             </w:tcMar>
           </w:tcPr>
           <w:p>
@@ -1009,7 +1198,7 @@
             </w:pPr>
             <w:r>
               <w:rPr>
-                <w:sz w:val="20"/>
+                <w:sz w:val="18"/>
               </w:rPr>
               <w:t>305</w:t>
             </w:r>
@@ -1020,16 +1209,16 @@
             <w:tcW w:w="1503" w:type="dxa"/>
             <w:shd w:fill="E8F8F5"/>
             <w:tcMar>
-              <w:top w:w="22" w:type="dxa"/>
-              <w:bottom w:w="22" w:type="dxa"/>
-              <w:left w:w="30" w:type="dxa"/>
-              <w:right w:w="30" w:type="dxa"/>
+              <w:top w:w="4" w:type="dxa"/>
+              <w:bottom w:w="4" w:type="dxa"/>
+              <w:left w:w="20" w:type="dxa"/>
+              <w:right w:w="20" w:type="dxa"/>
             </w:tcMar>
           </w:tcPr>
           <w:p>
             <w:r>
               <w:rPr>
-                <w:sz w:val="20"/>
+                <w:sz w:val="18"/>
               </w:rPr>
               <w:t>Orhan Efe Çeli̇k</w:t>
             </w:r>
@@ -1040,10 +1229,10 @@
             <w:tcW w:w="1503" w:type="dxa"/>
             <w:shd w:fill="E8F8F5"/>
             <w:tcMar>
-              <w:top w:w="22" w:type="dxa"/>
-              <w:bottom w:w="22" w:type="dxa"/>
-              <w:left w:w="30" w:type="dxa"/>
-              <w:right w:w="30" w:type="dxa"/>
+              <w:top w:w="4" w:type="dxa"/>
+              <w:bottom w:w="4" w:type="dxa"/>
+              <w:left w:w="20" w:type="dxa"/>
+              <w:right w:w="20" w:type="dxa"/>
             </w:tcMar>
           </w:tcPr>
           <w:p>
@@ -1052,7 +1241,235 @@
             </w:pPr>
             <w:r>
               <w:rPr>
-                <w:sz w:val="20"/>
+                <w:sz w:val="18"/>
+              </w:rPr>
+              <w:t>20/0/0</w:t>
+            </w:r>
+          </w:p>
+        </w:tc>
+        <w:tc>
+          <w:tcPr>
+            <w:tcW w:w="1503" w:type="dxa"/>
+            <w:shd w:fill="E8F8F5"/>
+            <w:tcMar>
+              <w:top w:w="4" w:type="dxa"/>
+              <w:bottom w:w="4" w:type="dxa"/>
+              <w:left w:w="20" w:type="dxa"/>
+              <w:right w:w="20" w:type="dxa"/>
+            </w:tcMar>
+          </w:tcPr>
+          <w:p>
+            <w:pPr>
+              <w:jc w:val="center"/>
+            </w:pPr>
+            <w:r>
+              <w:rPr>
+                <w:b/>
+                <w:sz w:val="18"/>
+              </w:rPr>
+              <w:t>20.00</w:t>
+            </w:r>
+          </w:p>
+        </w:tc>
+        <w:tc>
+          <w:tcPr>
+            <w:tcW w:w="1503" w:type="dxa"/>
+            <w:shd w:fill="FFFFFF"/>
+            <w:tcMar>
+              <w:top w:w="4" w:type="dxa"/>
+              <w:bottom w:w="4" w:type="dxa"/>
+              <w:left w:w="20" w:type="dxa"/>
+              <w:right w:w="20" w:type="dxa"/>
+            </w:tcMar>
+          </w:tcPr>
+          <w:p>
+            <w:pPr>
+              <w:jc w:val="center"/>
+            </w:pPr>
+            <w:r>
+              <w:rPr>
+                <w:sz w:val="18"/>
+              </w:rPr>
+              <w:t>15</w:t>
+            </w:r>
+          </w:p>
+        </w:tc>
+        <w:tc>
+          <w:tcPr>
+            <w:tcW w:w="1503" w:type="dxa"/>
+            <w:shd w:fill="FFFFFF"/>
+            <w:tcMar>
+              <w:top w:w="4" w:type="dxa"/>
+              <w:bottom w:w="4" w:type="dxa"/>
+              <w:left w:w="20" w:type="dxa"/>
+              <w:right w:w="20" w:type="dxa"/>
+            </w:tcMar>
+          </w:tcPr>
+          <w:p>
+            <w:pPr>
+              <w:jc w:val="center"/>
+            </w:pPr>
+            <w:r>
+              <w:rPr>
+                <w:sz w:val="18"/>
+              </w:rPr>
+              <w:t>258</w:t>
+            </w:r>
+          </w:p>
+        </w:tc>
+        <w:tc>
+          <w:tcPr>
+            <w:tcW w:w="1503" w:type="dxa"/>
+            <w:shd w:fill="FFFFFF"/>
+            <w:tcMar>
+              <w:top w:w="4" w:type="dxa"/>
+              <w:bottom w:w="4" w:type="dxa"/>
+              <w:left w:w="20" w:type="dxa"/>
+              <w:right w:w="20" w:type="dxa"/>
+            </w:tcMar>
+          </w:tcPr>
+          <w:p>
+            <w:r>
+              <w:rPr>
+                <w:sz w:val="18"/>
+              </w:rPr>
+              <w:t>Meryem Bozdemi̇r</w:t>
+            </w:r>
+          </w:p>
+        </w:tc>
+        <w:tc>
+          <w:tcPr>
+            <w:tcW w:w="1503" w:type="dxa"/>
+            <w:shd w:fill="FFFFFF"/>
+            <w:tcMar>
+              <w:top w:w="4" w:type="dxa"/>
+              <w:bottom w:w="4" w:type="dxa"/>
+              <w:left w:w="20" w:type="dxa"/>
+              <w:right w:w="20" w:type="dxa"/>
+            </w:tcMar>
+          </w:tcPr>
+          <w:p>
+            <w:pPr>
+              <w:jc w:val="center"/>
+            </w:pPr>
+            <w:r>
+              <w:rPr>
+                <w:sz w:val="18"/>
+              </w:rPr>
+              <w:t>11/8/1</w:t>
+            </w:r>
+          </w:p>
+        </w:tc>
+        <w:tc>
+          <w:tcPr>
+            <w:tcW w:w="1503" w:type="dxa"/>
+            <w:shd w:fill="FFFFFF"/>
+            <w:tcMar>
+              <w:top w:w="4" w:type="dxa"/>
+              <w:bottom w:w="4" w:type="dxa"/>
+              <w:left w:w="20" w:type="dxa"/>
+              <w:right w:w="20" w:type="dxa"/>
+            </w:tcMar>
+          </w:tcPr>
+          <w:p>
+            <w:pPr>
+              <w:jc w:val="center"/>
+            </w:pPr>
+            <w:r>
+              <w:rPr>
+                <w:b/>
+                <w:sz w:val="18"/>
+              </w:rPr>
+              <w:t>8.33</w:t>
+            </w:r>
+          </w:p>
+        </w:tc>
+      </w:tr>
+      <w:tr>
+        <w:tc>
+          <w:tcPr>
+            <w:tcW w:w="1503" w:type="dxa"/>
+            <w:shd w:fill="E8F8F5"/>
+            <w:tcMar>
+              <w:top w:w="4" w:type="dxa"/>
+              <w:bottom w:w="4" w:type="dxa"/>
+              <w:left w:w="20" w:type="dxa"/>
+              <w:right w:w="20" w:type="dxa"/>
+            </w:tcMar>
+          </w:tcPr>
+          <w:p>
+            <w:pPr>
+              <w:jc w:val="center"/>
+            </w:pPr>
+            <w:r>
+              <w:rPr>
+                <w:sz w:val="18"/>
+              </w:rPr>
+              <w:t>2</w:t>
+            </w:r>
+          </w:p>
+        </w:tc>
+        <w:tc>
+          <w:tcPr>
+            <w:tcW w:w="1503" w:type="dxa"/>
+            <w:shd w:fill="E8F8F5"/>
+            <w:tcMar>
+              <w:top w:w="4" w:type="dxa"/>
+              <w:bottom w:w="4" w:type="dxa"/>
+              <w:left w:w="20" w:type="dxa"/>
+              <w:right w:w="20" w:type="dxa"/>
+            </w:tcMar>
+          </w:tcPr>
+          <w:p>
+            <w:pPr>
+              <w:jc w:val="center"/>
+            </w:pPr>
+            <w:r>
+              <w:rPr>
+                <w:sz w:val="18"/>
+              </w:rPr>
+              <w:t>386</w:t>
+            </w:r>
+          </w:p>
+        </w:tc>
+        <w:tc>
+          <w:tcPr>
+            <w:tcW w:w="1503" w:type="dxa"/>
+            <w:shd w:fill="E8F8F5"/>
+            <w:tcMar>
+              <w:top w:w="4" w:type="dxa"/>
+              <w:bottom w:w="4" w:type="dxa"/>
+              <w:left w:w="20" w:type="dxa"/>
+              <w:right w:w="20" w:type="dxa"/>
+            </w:tcMar>
+          </w:tcPr>
+          <w:p>
+            <w:r>
+              <w:rPr>
+                <w:sz w:val="18"/>
+              </w:rPr>
+              <w:t>Kuzey Can</w:t>
+            </w:r>
+          </w:p>
+        </w:tc>
+        <w:tc>
+          <w:tcPr>
+            <w:tcW w:w="1503" w:type="dxa"/>
+            <w:shd w:fill="E8F8F5"/>
+            <w:tcMar>
+              <w:top w:w="4" w:type="dxa"/>
+              <w:bottom w:w="4" w:type="dxa"/>
+              <w:left w:w="20" w:type="dxa"/>
+              <w:right w:w="20" w:type="dxa"/>
+            </w:tcMar>
+          </w:tcPr>
+          <w:p>
+            <w:pPr>
+              <w:jc w:val="center"/>
+            </w:pPr>
+            <w:r>
+              <w:rPr>
+                <w:sz w:val="18"/>
               </w:rPr>
               <w:t>19/1/0</w:t>
             </w:r>
@@ -1063,10 +1480,10 @@
             <w:tcW w:w="1503" w:type="dxa"/>
             <w:shd w:fill="E8F8F5"/>
             <w:tcMar>
-              <w:top w:w="22" w:type="dxa"/>
-              <w:bottom w:w="22" w:type="dxa"/>
-              <w:left w:w="30" w:type="dxa"/>
-              <w:right w:w="30" w:type="dxa"/>
+              <w:top w:w="4" w:type="dxa"/>
+              <w:bottom w:w="4" w:type="dxa"/>
+              <w:left w:w="20" w:type="dxa"/>
+              <w:right w:w="20" w:type="dxa"/>
             </w:tcMar>
           </w:tcPr>
           <w:p>
@@ -1076,7 +1493,7 @@
             <w:r>
               <w:rPr>
                 <w:b/>
-                <w:sz w:val="20"/>
+                <w:sz w:val="18"/>
               </w:rPr>
               <w:t>18.67</w:t>
             </w:r>
@@ -1085,12 +1502,12 @@
         <w:tc>
           <w:tcPr>
             <w:tcW w:w="1503" w:type="dxa"/>
-            <w:shd w:fill="FFFFFF"/>
+            <w:shd w:fill="F9F9F9"/>
             <w:tcMar>
-              <w:top w:w="22" w:type="dxa"/>
-              <w:bottom w:w="22" w:type="dxa"/>
-              <w:left w:w="30" w:type="dxa"/>
-              <w:right w:w="30" w:type="dxa"/>
+              <w:top w:w="4" w:type="dxa"/>
+              <w:bottom w:w="4" w:type="dxa"/>
+              <w:left w:w="20" w:type="dxa"/>
+              <w:right w:w="20" w:type="dxa"/>
             </w:tcMar>
           </w:tcPr>
           <w:p>
@@ -1099,21 +1516,21 @@
             </w:pPr>
             <w:r>
               <w:rPr>
-                <w:sz w:val="20"/>
+                <w:sz w:val="18"/>
               </w:rPr>
-              <w:t>15</w:t>
+              <w:t>16</w:t>
             </w:r>
           </w:p>
         </w:tc>
         <w:tc>
           <w:tcPr>
             <w:tcW w:w="1503" w:type="dxa"/>
-            <w:shd w:fill="FFFFFF"/>
+            <w:shd w:fill="F9F9F9"/>
             <w:tcMar>
-              <w:top w:w="22" w:type="dxa"/>
-              <w:bottom w:w="22" w:type="dxa"/>
-              <w:left w:w="30" w:type="dxa"/>
-              <w:right w:w="30" w:type="dxa"/>
+              <w:top w:w="4" w:type="dxa"/>
+              <w:bottom w:w="4" w:type="dxa"/>
+              <w:left w:w="20" w:type="dxa"/>
+              <w:right w:w="20" w:type="dxa"/>
             </w:tcMar>
           </w:tcPr>
           <w:p>
@@ -1122,7 +1539,7 @@
             </w:pPr>
             <w:r>
               <w:rPr>
-                <w:sz w:val="20"/>
+                <w:sz w:val="18"/>
               </w:rPr>
               <w:t>432</w:t>
             </w:r>
@@ -1131,18 +1548,18 @@
         <w:tc>
           <w:tcPr>
             <w:tcW w:w="1503" w:type="dxa"/>
-            <w:shd w:fill="FFFFFF"/>
+            <w:shd w:fill="F9F9F9"/>
             <w:tcMar>
-              <w:top w:w="22" w:type="dxa"/>
-              <w:bottom w:w="22" w:type="dxa"/>
-              <w:left w:w="30" w:type="dxa"/>
-              <w:right w:w="30" w:type="dxa"/>
+              <w:top w:w="4" w:type="dxa"/>
+              <w:bottom w:w="4" w:type="dxa"/>
+              <w:left w:w="20" w:type="dxa"/>
+              <w:right w:w="20" w:type="dxa"/>
             </w:tcMar>
           </w:tcPr>
           <w:p>
             <w:r>
               <w:rPr>
-                <w:sz w:val="20"/>
+                <w:sz w:val="18"/>
               </w:rPr>
               <w:t>Ahmet Nevfel Özk</w:t>
             </w:r>
@@ -1151,12 +1568,12 @@
         <w:tc>
           <w:tcPr>
             <w:tcW w:w="1503" w:type="dxa"/>
-            <w:shd w:fill="FFFFFF"/>
+            <w:shd w:fill="F9F9F9"/>
             <w:tcMar>
-              <w:top w:w="22" w:type="dxa"/>
-              <w:bottom w:w="22" w:type="dxa"/>
-              <w:left w:w="30" w:type="dxa"/>
-              <w:right w:w="30" w:type="dxa"/>
+              <w:top w:w="4" w:type="dxa"/>
+              <w:bottom w:w="4" w:type="dxa"/>
+              <w:left w:w="20" w:type="dxa"/>
+              <w:right w:w="20" w:type="dxa"/>
             </w:tcMar>
           </w:tcPr>
           <w:p>
@@ -1165,21 +1582,21 @@
             </w:pPr>
             <w:r>
               <w:rPr>
-                <w:sz w:val="20"/>
+                <w:sz w:val="18"/>
               </w:rPr>
-              <w:t>12/8/0</w:t>
+              <w:t>11/9/0</w:t>
             </w:r>
           </w:p>
         </w:tc>
         <w:tc>
           <w:tcPr>
             <w:tcW w:w="1503" w:type="dxa"/>
-            <w:shd w:fill="FFFFFF"/>
+            <w:shd w:fill="F9F9F9"/>
             <w:tcMar>
-              <w:top w:w="22" w:type="dxa"/>
-              <w:bottom w:w="22" w:type="dxa"/>
-              <w:left w:w="30" w:type="dxa"/>
-              <w:right w:w="30" w:type="dxa"/>
+              <w:top w:w="4" w:type="dxa"/>
+              <w:bottom w:w="4" w:type="dxa"/>
+              <w:left w:w="20" w:type="dxa"/>
+              <w:right w:w="20" w:type="dxa"/>
             </w:tcMar>
           </w:tcPr>
           <w:p>
@@ -1189,9 +1606,9 @@
             <w:r>
               <w:rPr>
                 <w:b/>
-                <w:sz w:val="20"/>
+                <w:sz w:val="18"/>
               </w:rPr>
-              <w:t>9.33</w:t>
+              <w:t>8.00</w:t>
             </w:r>
           </w:p>
         </w:tc>
@@ -1202,10 +1619,10 @@
             <w:tcW w:w="1503" w:type="dxa"/>
             <w:shd w:fill="E8F8F5"/>
             <w:tcMar>
-              <w:top w:w="22" w:type="dxa"/>
-              <w:bottom w:w="22" w:type="dxa"/>
-              <w:left w:w="30" w:type="dxa"/>
-              <w:right w:w="30" w:type="dxa"/>
+              <w:top w:w="4" w:type="dxa"/>
+              <w:bottom w:w="4" w:type="dxa"/>
+              <w:left w:w="20" w:type="dxa"/>
+              <w:right w:w="20" w:type="dxa"/>
             </w:tcMar>
           </w:tcPr>
           <w:p>
@@ -1214,9 +1631,9 @@
             </w:pPr>
             <w:r>
               <w:rPr>
-                <w:sz w:val="20"/>
+                <w:sz w:val="18"/>
               </w:rPr>
-              <w:t>2</w:t>
+              <w:t>3</w:t>
             </w:r>
           </w:p>
         </w:tc>
@@ -1225,10 +1642,10 @@
             <w:tcW w:w="1503" w:type="dxa"/>
             <w:shd w:fill="E8F8F5"/>
             <w:tcMar>
-              <w:top w:w="22" w:type="dxa"/>
-              <w:bottom w:w="22" w:type="dxa"/>
-              <w:left w:w="30" w:type="dxa"/>
-              <w:right w:w="30" w:type="dxa"/>
+              <w:top w:w="4" w:type="dxa"/>
+              <w:bottom w:w="4" w:type="dxa"/>
+              <w:left w:w="20" w:type="dxa"/>
+              <w:right w:w="20" w:type="dxa"/>
             </w:tcMar>
           </w:tcPr>
           <w:p>
@@ -1237,9 +1654,9 @@
             </w:pPr>
             <w:r>
               <w:rPr>
-                <w:sz w:val="20"/>
+                <w:sz w:val="18"/>
               </w:rPr>
-              <w:t>306</w:t>
+              <w:t>84</w:t>
             </w:r>
           </w:p>
         </w:tc>
@@ -1248,18 +1665,18 @@
             <w:tcW w:w="1503" w:type="dxa"/>
             <w:shd w:fill="E8F8F5"/>
             <w:tcMar>
-              <w:top w:w="22" w:type="dxa"/>
-              <w:bottom w:w="22" w:type="dxa"/>
-              <w:left w:w="30" w:type="dxa"/>
-              <w:right w:w="30" w:type="dxa"/>
+              <w:top w:w="4" w:type="dxa"/>
+              <w:bottom w:w="4" w:type="dxa"/>
+              <w:left w:w="20" w:type="dxa"/>
+              <w:right w:w="20" w:type="dxa"/>
             </w:tcMar>
           </w:tcPr>
           <w:p>
             <w:r>
               <w:rPr>
-                <w:sz w:val="20"/>
+                <w:sz w:val="18"/>
               </w:rPr>
-              <w:t>Zeynep Ece Çeli̇</w:t>
+              <w:t>Kuzey Yusuf Uruk</w:t>
             </w:r>
           </w:p>
         </w:tc>
@@ -1268,10 +1685,10 @@
             <w:tcW w:w="1503" w:type="dxa"/>
             <w:shd w:fill="E8F8F5"/>
             <w:tcMar>
-              <w:top w:w="22" w:type="dxa"/>
-              <w:bottom w:w="22" w:type="dxa"/>
-              <w:left w:w="30" w:type="dxa"/>
-              <w:right w:w="30" w:type="dxa"/>
+              <w:top w:w="4" w:type="dxa"/>
+              <w:bottom w:w="4" w:type="dxa"/>
+              <w:left w:w="20" w:type="dxa"/>
+              <w:right w:w="20" w:type="dxa"/>
             </w:tcMar>
           </w:tcPr>
           <w:p>
@@ -1280,7 +1697,7 @@
             </w:pPr>
             <w:r>
               <w:rPr>
-                <w:sz w:val="20"/>
+                <w:sz w:val="18"/>
               </w:rPr>
               <w:t>18/2/0</w:t>
             </w:r>
@@ -1291,10 +1708,10 @@
             <w:tcW w:w="1503" w:type="dxa"/>
             <w:shd w:fill="E8F8F5"/>
             <w:tcMar>
-              <w:top w:w="22" w:type="dxa"/>
-              <w:bottom w:w="22" w:type="dxa"/>
-              <w:left w:w="30" w:type="dxa"/>
-              <w:right w:w="30" w:type="dxa"/>
+              <w:top w:w="4" w:type="dxa"/>
+              <w:bottom w:w="4" w:type="dxa"/>
+              <w:left w:w="20" w:type="dxa"/>
+              <w:right w:w="20" w:type="dxa"/>
             </w:tcMar>
           </w:tcPr>
           <w:p>
@@ -1304,7 +1721,7 @@
             <w:r>
               <w:rPr>
                 <w:b/>
-                <w:sz w:val="20"/>
+                <w:sz w:val="18"/>
               </w:rPr>
               <w:t>17.33</w:t>
             </w:r>
@@ -1313,12 +1730,12 @@
         <w:tc>
           <w:tcPr>
             <w:tcW w:w="1503" w:type="dxa"/>
-            <w:shd w:fill="F9F9F9"/>
+            <w:shd w:fill="FFFFFF"/>
             <w:tcMar>
-              <w:top w:w="22" w:type="dxa"/>
-              <w:bottom w:w="22" w:type="dxa"/>
-              <w:left w:w="30" w:type="dxa"/>
-              <w:right w:w="30" w:type="dxa"/>
+              <w:top w:w="4" w:type="dxa"/>
+              <w:bottom w:w="4" w:type="dxa"/>
+              <w:left w:w="20" w:type="dxa"/>
+              <w:right w:w="20" w:type="dxa"/>
             </w:tcMar>
           </w:tcPr>
           <w:p>
@@ -1327,21 +1744,21 @@
             </w:pPr>
             <w:r>
               <w:rPr>
-                <w:sz w:val="20"/>
+                <w:sz w:val="18"/>
               </w:rPr>
-              <w:t>16</w:t>
+              <w:t>17</w:t>
             </w:r>
           </w:p>
         </w:tc>
         <w:tc>
           <w:tcPr>
             <w:tcW w:w="1503" w:type="dxa"/>
-            <w:shd w:fill="F9F9F9"/>
+            <w:shd w:fill="FFFFFF"/>
             <w:tcMar>
-              <w:top w:w="22" w:type="dxa"/>
-              <w:bottom w:w="22" w:type="dxa"/>
-              <w:left w:w="30" w:type="dxa"/>
-              <w:right w:w="30" w:type="dxa"/>
+              <w:top w:w="4" w:type="dxa"/>
+              <w:bottom w:w="4" w:type="dxa"/>
+              <w:left w:w="20" w:type="dxa"/>
+              <w:right w:w="20" w:type="dxa"/>
             </w:tcMar>
           </w:tcPr>
           <w:p>
@@ -1350,41 +1767,41 @@
             </w:pPr>
             <w:r>
               <w:rPr>
-                <w:sz w:val="20"/>
+                <w:sz w:val="18"/>
               </w:rPr>
-              <w:t>372</w:t>
+              <w:t>225</w:t>
             </w:r>
           </w:p>
         </w:tc>
         <w:tc>
           <w:tcPr>
             <w:tcW w:w="1503" w:type="dxa"/>
-            <w:shd w:fill="F9F9F9"/>
+            <w:shd w:fill="FFFFFF"/>
             <w:tcMar>
-              <w:top w:w="22" w:type="dxa"/>
-              <w:bottom w:w="22" w:type="dxa"/>
-              <w:left w:w="30" w:type="dxa"/>
-              <w:right w:w="30" w:type="dxa"/>
+              <w:top w:w="4" w:type="dxa"/>
+              <w:bottom w:w="4" w:type="dxa"/>
+              <w:left w:w="20" w:type="dxa"/>
+              <w:right w:w="20" w:type="dxa"/>
             </w:tcMar>
           </w:tcPr>
           <w:p>
             <w:r>
               <w:rPr>
-                <w:sz w:val="20"/>
+                <w:sz w:val="18"/>
               </w:rPr>
-              <w:t>Sümeyye Taşkin</w:t>
+              <w:t>Ilgin Kara</w:t>
             </w:r>
           </w:p>
         </w:tc>
         <w:tc>
           <w:tcPr>
             <w:tcW w:w="1503" w:type="dxa"/>
-            <w:shd w:fill="F9F9F9"/>
+            <w:shd w:fill="FFFFFF"/>
             <w:tcMar>
-              <w:top w:w="22" w:type="dxa"/>
-              <w:bottom w:w="22" w:type="dxa"/>
-              <w:left w:w="30" w:type="dxa"/>
-              <w:right w:w="30" w:type="dxa"/>
+              <w:top w:w="4" w:type="dxa"/>
+              <w:bottom w:w="4" w:type="dxa"/>
+              <w:left w:w="20" w:type="dxa"/>
+              <w:right w:w="20" w:type="dxa"/>
             </w:tcMar>
           </w:tcPr>
           <w:p>
@@ -1393,21 +1810,21 @@
             </w:pPr>
             <w:r>
               <w:rPr>
-                <w:sz w:val="20"/>
+                <w:sz w:val="18"/>
               </w:rPr>
-              <w:t>10/7/3</w:t>
+              <w:t>9/9/2</w:t>
             </w:r>
           </w:p>
         </w:tc>
         <w:tc>
           <w:tcPr>
             <w:tcW w:w="1503" w:type="dxa"/>
-            <w:shd w:fill="F9F9F9"/>
+            <w:shd w:fill="FFFFFF"/>
             <w:tcMar>
-              <w:top w:w="22" w:type="dxa"/>
-              <w:bottom w:w="22" w:type="dxa"/>
-              <w:left w:w="30" w:type="dxa"/>
-              <w:right w:w="30" w:type="dxa"/>
+              <w:top w:w="4" w:type="dxa"/>
+              <w:bottom w:w="4" w:type="dxa"/>
+              <w:left w:w="20" w:type="dxa"/>
+              <w:right w:w="20" w:type="dxa"/>
             </w:tcMar>
           </w:tcPr>
           <w:p>
@@ -1417,9 +1834,9 @@
             <w:r>
               <w:rPr>
                 <w:b/>
-                <w:sz w:val="20"/>
+                <w:sz w:val="18"/>
               </w:rPr>
-              <w:t>7.67</w:t>
+              <w:t>6.00</w:t>
             </w:r>
           </w:p>
         </w:tc>
@@ -1430,10 +1847,10 @@
             <w:tcW w:w="1503" w:type="dxa"/>
             <w:shd w:fill="E8F8F5"/>
             <w:tcMar>
-              <w:top w:w="22" w:type="dxa"/>
-              <w:bottom w:w="22" w:type="dxa"/>
-              <w:left w:w="30" w:type="dxa"/>
-              <w:right w:w="30" w:type="dxa"/>
+              <w:top w:w="4" w:type="dxa"/>
+              <w:bottom w:w="4" w:type="dxa"/>
+              <w:left w:w="20" w:type="dxa"/>
+              <w:right w:w="20" w:type="dxa"/>
             </w:tcMar>
           </w:tcPr>
           <w:p>
@@ -1442,9 +1859,9 @@
             </w:pPr>
             <w:r>
               <w:rPr>
-                <w:sz w:val="20"/>
+                <w:sz w:val="18"/>
               </w:rPr>
-              <w:t>3</w:t>
+              <w:t>4</w:t>
             </w:r>
           </w:p>
         </w:tc>
@@ -1453,10 +1870,10 @@
             <w:tcW w:w="1503" w:type="dxa"/>
             <w:shd w:fill="E8F8F5"/>
             <w:tcMar>
-              <w:top w:w="22" w:type="dxa"/>
-              <w:bottom w:w="22" w:type="dxa"/>
-              <w:left w:w="30" w:type="dxa"/>
-              <w:right w:w="30" w:type="dxa"/>
+              <w:top w:w="4" w:type="dxa"/>
+              <w:bottom w:w="4" w:type="dxa"/>
+              <w:left w:w="20" w:type="dxa"/>
+              <w:right w:w="20" w:type="dxa"/>
             </w:tcMar>
           </w:tcPr>
           <w:p>
@@ -1465,9 +1882,9 @@
             </w:pPr>
             <w:r>
               <w:rPr>
-                <w:sz w:val="20"/>
+                <w:sz w:val="18"/>
               </w:rPr>
-              <w:t>182</w:t>
+              <w:t>117</w:t>
             </w:r>
           </w:p>
         </w:tc>
@@ -1476,18 +1893,18 @@
             <w:tcW w:w="1503" w:type="dxa"/>
             <w:shd w:fill="E8F8F5"/>
             <w:tcMar>
-              <w:top w:w="22" w:type="dxa"/>
-              <w:bottom w:w="22" w:type="dxa"/>
-              <w:left w:w="30" w:type="dxa"/>
-              <w:right w:w="30" w:type="dxa"/>
+              <w:top w:w="4" w:type="dxa"/>
+              <w:bottom w:w="4" w:type="dxa"/>
+              <w:left w:w="20" w:type="dxa"/>
+              <w:right w:w="20" w:type="dxa"/>
             </w:tcMar>
           </w:tcPr>
           <w:p>
             <w:r>
               <w:rPr>
-                <w:sz w:val="20"/>
+                <w:sz w:val="18"/>
               </w:rPr>
-              <w:t>Erdem Yarar</w:t>
+              <w:t>Çağrihan Bengül</w:t>
             </w:r>
           </w:p>
         </w:tc>
@@ -1496,10 +1913,10 @@
             <w:tcW w:w="1503" w:type="dxa"/>
             <w:shd w:fill="E8F8F5"/>
             <w:tcMar>
-              <w:top w:w="22" w:type="dxa"/>
-              <w:bottom w:w="22" w:type="dxa"/>
-              <w:left w:w="30" w:type="dxa"/>
-              <w:right w:w="30" w:type="dxa"/>
+              <w:top w:w="4" w:type="dxa"/>
+              <w:bottom w:w="4" w:type="dxa"/>
+              <w:left w:w="20" w:type="dxa"/>
+              <w:right w:w="20" w:type="dxa"/>
             </w:tcMar>
           </w:tcPr>
           <w:p>
@@ -1508,7 +1925,7 @@
             </w:pPr>
             <w:r>
               <w:rPr>
-                <w:sz w:val="20"/>
+                <w:sz w:val="18"/>
               </w:rPr>
               <w:t>18/2/0</w:t>
             </w:r>
@@ -1519,10 +1936,10 @@
             <w:tcW w:w="1503" w:type="dxa"/>
             <w:shd w:fill="E8F8F5"/>
             <w:tcMar>
-              <w:top w:w="22" w:type="dxa"/>
-              <w:bottom w:w="22" w:type="dxa"/>
-              <w:left w:w="30" w:type="dxa"/>
-              <w:right w:w="30" w:type="dxa"/>
+              <w:top w:w="4" w:type="dxa"/>
+              <w:bottom w:w="4" w:type="dxa"/>
+              <w:left w:w="20" w:type="dxa"/>
+              <w:right w:w="20" w:type="dxa"/>
             </w:tcMar>
           </w:tcPr>
           <w:p>
@@ -1532,7 +1949,7 @@
             <w:r>
               <w:rPr>
                 <w:b/>
-                <w:sz w:val="20"/>
+                <w:sz w:val="18"/>
               </w:rPr>
               <w:t>17.33</w:t>
             </w:r>
@@ -1541,12 +1958,12 @@
         <w:tc>
           <w:tcPr>
             <w:tcW w:w="1503" w:type="dxa"/>
-            <w:shd w:fill="FFFFFF"/>
+            <w:shd w:fill="FDEDEC"/>
             <w:tcMar>
-              <w:top w:w="22" w:type="dxa"/>
-              <w:bottom w:w="22" w:type="dxa"/>
-              <w:left w:w="30" w:type="dxa"/>
-              <w:right w:w="30" w:type="dxa"/>
+              <w:top w:w="4" w:type="dxa"/>
+              <w:bottom w:w="4" w:type="dxa"/>
+              <w:left w:w="20" w:type="dxa"/>
+              <w:right w:w="20" w:type="dxa"/>
             </w:tcMar>
           </w:tcPr>
           <w:p>
@@ -1555,9 +1972,580 @@
             </w:pPr>
             <w:r>
               <w:rPr>
-                <w:sz w:val="20"/>
+                <w:sz w:val="18"/>
               </w:rPr>
-              <w:t>17</w:t>
+              <w:t>18</w:t>
+            </w:r>
+          </w:p>
+        </w:tc>
+        <w:tc>
+          <w:tcPr>
+            <w:tcW w:w="1503" w:type="dxa"/>
+            <w:shd w:fill="FDEDEC"/>
+            <w:tcMar>
+              <w:top w:w="4" w:type="dxa"/>
+              <w:bottom w:w="4" w:type="dxa"/>
+              <w:left w:w="20" w:type="dxa"/>
+              <w:right w:w="20" w:type="dxa"/>
+            </w:tcMar>
+          </w:tcPr>
+          <w:p>
+            <w:pPr>
+              <w:jc w:val="center"/>
+            </w:pPr>
+            <w:r>
+              <w:rPr>
+                <w:sz w:val="18"/>
+              </w:rPr>
+              <w:t>247</w:t>
+            </w:r>
+          </w:p>
+        </w:tc>
+        <w:tc>
+          <w:tcPr>
+            <w:tcW w:w="1503" w:type="dxa"/>
+            <w:shd w:fill="FDEDEC"/>
+            <w:tcMar>
+              <w:top w:w="4" w:type="dxa"/>
+              <w:bottom w:w="4" w:type="dxa"/>
+              <w:left w:w="20" w:type="dxa"/>
+              <w:right w:w="20" w:type="dxa"/>
+            </w:tcMar>
+          </w:tcPr>
+          <w:p>
+            <w:r>
+              <w:rPr>
+                <w:sz w:val="18"/>
+              </w:rPr>
+              <w:t>Zehra Şenel</w:t>
+            </w:r>
+          </w:p>
+        </w:tc>
+        <w:tc>
+          <w:tcPr>
+            <w:tcW w:w="1503" w:type="dxa"/>
+            <w:shd w:fill="FDEDEC"/>
+            <w:tcMar>
+              <w:top w:w="4" w:type="dxa"/>
+              <w:bottom w:w="4" w:type="dxa"/>
+              <w:left w:w="20" w:type="dxa"/>
+              <w:right w:w="20" w:type="dxa"/>
+            </w:tcMar>
+          </w:tcPr>
+          <w:p>
+            <w:pPr>
+              <w:jc w:val="center"/>
+            </w:pPr>
+            <w:r>
+              <w:rPr>
+                <w:sz w:val="18"/>
+              </w:rPr>
+              <w:t>9/10/1</w:t>
+            </w:r>
+          </w:p>
+        </w:tc>
+        <w:tc>
+          <w:tcPr>
+            <w:tcW w:w="1503" w:type="dxa"/>
+            <w:shd w:fill="FDEDEC"/>
+            <w:tcMar>
+              <w:top w:w="4" w:type="dxa"/>
+              <w:bottom w:w="4" w:type="dxa"/>
+              <w:left w:w="20" w:type="dxa"/>
+              <w:right w:w="20" w:type="dxa"/>
+            </w:tcMar>
+          </w:tcPr>
+          <w:p>
+            <w:pPr>
+              <w:jc w:val="center"/>
+            </w:pPr>
+            <w:r>
+              <w:rPr>
+                <w:b/>
+                <w:sz w:val="18"/>
+              </w:rPr>
+              <w:t>5.67</w:t>
+            </w:r>
+          </w:p>
+        </w:tc>
+      </w:tr>
+      <w:tr>
+        <w:tc>
+          <w:tcPr>
+            <w:tcW w:w="1503" w:type="dxa"/>
+            <w:shd w:fill="E8F8F5"/>
+            <w:tcMar>
+              <w:top w:w="4" w:type="dxa"/>
+              <w:bottom w:w="4" w:type="dxa"/>
+              <w:left w:w="20" w:type="dxa"/>
+              <w:right w:w="20" w:type="dxa"/>
+            </w:tcMar>
+          </w:tcPr>
+          <w:p>
+            <w:pPr>
+              <w:jc w:val="center"/>
+            </w:pPr>
+            <w:r>
+              <w:rPr>
+                <w:sz w:val="18"/>
+              </w:rPr>
+              <w:t>5</w:t>
+            </w:r>
+          </w:p>
+        </w:tc>
+        <w:tc>
+          <w:tcPr>
+            <w:tcW w:w="1503" w:type="dxa"/>
+            <w:shd w:fill="E8F8F5"/>
+            <w:tcMar>
+              <w:top w:w="4" w:type="dxa"/>
+              <w:bottom w:w="4" w:type="dxa"/>
+              <w:left w:w="20" w:type="dxa"/>
+              <w:right w:w="20" w:type="dxa"/>
+            </w:tcMar>
+          </w:tcPr>
+          <w:p>
+            <w:pPr>
+              <w:jc w:val="center"/>
+            </w:pPr>
+            <w:r>
+              <w:rPr>
+                <w:sz w:val="18"/>
+              </w:rPr>
+              <w:t>292</w:t>
+            </w:r>
+          </w:p>
+        </w:tc>
+        <w:tc>
+          <w:tcPr>
+            <w:tcW w:w="1503" w:type="dxa"/>
+            <w:shd w:fill="E8F8F5"/>
+            <w:tcMar>
+              <w:top w:w="4" w:type="dxa"/>
+              <w:bottom w:w="4" w:type="dxa"/>
+              <w:left w:w="20" w:type="dxa"/>
+              <w:right w:w="20" w:type="dxa"/>
+            </w:tcMar>
+          </w:tcPr>
+          <w:p>
+            <w:r>
+              <w:rPr>
+                <w:sz w:val="18"/>
+              </w:rPr>
+              <w:t>Hali̇t Eren Hatu</w:t>
+            </w:r>
+          </w:p>
+        </w:tc>
+        <w:tc>
+          <w:tcPr>
+            <w:tcW w:w="1503" w:type="dxa"/>
+            <w:shd w:fill="E8F8F5"/>
+            <w:tcMar>
+              <w:top w:w="4" w:type="dxa"/>
+              <w:bottom w:w="4" w:type="dxa"/>
+              <w:left w:w="20" w:type="dxa"/>
+              <w:right w:w="20" w:type="dxa"/>
+            </w:tcMar>
+          </w:tcPr>
+          <w:p>
+            <w:pPr>
+              <w:jc w:val="center"/>
+            </w:pPr>
+            <w:r>
+              <w:rPr>
+                <w:sz w:val="18"/>
+              </w:rPr>
+              <w:t>17/2/1</w:t>
+            </w:r>
+          </w:p>
+        </w:tc>
+        <w:tc>
+          <w:tcPr>
+            <w:tcW w:w="1503" w:type="dxa"/>
+            <w:shd w:fill="E8F8F5"/>
+            <w:tcMar>
+              <w:top w:w="4" w:type="dxa"/>
+              <w:bottom w:w="4" w:type="dxa"/>
+              <w:left w:w="20" w:type="dxa"/>
+              <w:right w:w="20" w:type="dxa"/>
+            </w:tcMar>
+          </w:tcPr>
+          <w:p>
+            <w:pPr>
+              <w:jc w:val="center"/>
+            </w:pPr>
+            <w:r>
+              <w:rPr>
+                <w:b/>
+                <w:sz w:val="18"/>
+              </w:rPr>
+              <w:t>16.33</w:t>
+            </w:r>
+          </w:p>
+        </w:tc>
+        <w:tc>
+          <w:tcPr>
+            <w:tcW w:w="1503" w:type="dxa"/>
+            <w:shd w:fill="FDEDEC"/>
+            <w:tcMar>
+              <w:top w:w="4" w:type="dxa"/>
+              <w:bottom w:w="4" w:type="dxa"/>
+              <w:left w:w="20" w:type="dxa"/>
+              <w:right w:w="20" w:type="dxa"/>
+            </w:tcMar>
+          </w:tcPr>
+          <w:p>
+            <w:pPr>
+              <w:jc w:val="center"/>
+            </w:pPr>
+            <w:r>
+              <w:rPr>
+                <w:sz w:val="18"/>
+              </w:rPr>
+              <w:t>19</w:t>
+            </w:r>
+          </w:p>
+        </w:tc>
+        <w:tc>
+          <w:tcPr>
+            <w:tcW w:w="1503" w:type="dxa"/>
+            <w:shd w:fill="FDEDEC"/>
+            <w:tcMar>
+              <w:top w:w="4" w:type="dxa"/>
+              <w:bottom w:w="4" w:type="dxa"/>
+              <w:left w:w="20" w:type="dxa"/>
+              <w:right w:w="20" w:type="dxa"/>
+            </w:tcMar>
+          </w:tcPr>
+          <w:p>
+            <w:pPr>
+              <w:jc w:val="center"/>
+            </w:pPr>
+            <w:r>
+              <w:rPr>
+                <w:sz w:val="18"/>
+              </w:rPr>
+              <w:t>376</w:t>
+            </w:r>
+          </w:p>
+        </w:tc>
+        <w:tc>
+          <w:tcPr>
+            <w:tcW w:w="1503" w:type="dxa"/>
+            <w:shd w:fill="FDEDEC"/>
+            <w:tcMar>
+              <w:top w:w="4" w:type="dxa"/>
+              <w:bottom w:w="4" w:type="dxa"/>
+              <w:left w:w="20" w:type="dxa"/>
+              <w:right w:w="20" w:type="dxa"/>
+            </w:tcMar>
+          </w:tcPr>
+          <w:p>
+            <w:r>
+              <w:rPr>
+                <w:sz w:val="18"/>
+              </w:rPr>
+              <w:t>Muzaffer Aki̇f O</w:t>
+            </w:r>
+          </w:p>
+        </w:tc>
+        <w:tc>
+          <w:tcPr>
+            <w:tcW w:w="1503" w:type="dxa"/>
+            <w:shd w:fill="FDEDEC"/>
+            <w:tcMar>
+              <w:top w:w="4" w:type="dxa"/>
+              <w:bottom w:w="4" w:type="dxa"/>
+              <w:left w:w="20" w:type="dxa"/>
+              <w:right w:w="20" w:type="dxa"/>
+            </w:tcMar>
+          </w:tcPr>
+          <w:p>
+            <w:pPr>
+              <w:jc w:val="center"/>
+            </w:pPr>
+            <w:r>
+              <w:rPr>
+                <w:sz w:val="18"/>
+              </w:rPr>
+              <w:t>8/8/4</w:t>
+            </w:r>
+          </w:p>
+        </w:tc>
+        <w:tc>
+          <w:tcPr>
+            <w:tcW w:w="1503" w:type="dxa"/>
+            <w:shd w:fill="FDEDEC"/>
+            <w:tcMar>
+              <w:top w:w="4" w:type="dxa"/>
+              <w:bottom w:w="4" w:type="dxa"/>
+              <w:left w:w="20" w:type="dxa"/>
+              <w:right w:w="20" w:type="dxa"/>
+            </w:tcMar>
+          </w:tcPr>
+          <w:p>
+            <w:pPr>
+              <w:jc w:val="center"/>
+            </w:pPr>
+            <w:r>
+              <w:rPr>
+                <w:b/>
+                <w:sz w:val="18"/>
+              </w:rPr>
+              <w:t>5.33</w:t>
+            </w:r>
+          </w:p>
+        </w:tc>
+      </w:tr>
+      <w:tr>
+        <w:tc>
+          <w:tcPr>
+            <w:tcW w:w="1503" w:type="dxa"/>
+            <w:shd w:fill="E8F8F5"/>
+            <w:tcMar>
+              <w:top w:w="4" w:type="dxa"/>
+              <w:bottom w:w="4" w:type="dxa"/>
+              <w:left w:w="20" w:type="dxa"/>
+              <w:right w:w="20" w:type="dxa"/>
+            </w:tcMar>
+          </w:tcPr>
+          <w:p>
+            <w:pPr>
+              <w:jc w:val="center"/>
+            </w:pPr>
+            <w:r>
+              <w:rPr>
+                <w:sz w:val="18"/>
+              </w:rPr>
+              <w:t>6</w:t>
+            </w:r>
+          </w:p>
+        </w:tc>
+        <w:tc>
+          <w:tcPr>
+            <w:tcW w:w="1503" w:type="dxa"/>
+            <w:shd w:fill="E8F8F5"/>
+            <w:tcMar>
+              <w:top w:w="4" w:type="dxa"/>
+              <w:bottom w:w="4" w:type="dxa"/>
+              <w:left w:w="20" w:type="dxa"/>
+              <w:right w:w="20" w:type="dxa"/>
+            </w:tcMar>
+          </w:tcPr>
+          <w:p>
+            <w:pPr>
+              <w:jc w:val="center"/>
+            </w:pPr>
+            <w:r>
+              <w:rPr>
+                <w:sz w:val="18"/>
+              </w:rPr>
+              <w:t>327</w:t>
+            </w:r>
+          </w:p>
+        </w:tc>
+        <w:tc>
+          <w:tcPr>
+            <w:tcW w:w="1503" w:type="dxa"/>
+            <w:shd w:fill="E8F8F5"/>
+            <w:tcMar>
+              <w:top w:w="4" w:type="dxa"/>
+              <w:bottom w:w="4" w:type="dxa"/>
+              <w:left w:w="20" w:type="dxa"/>
+              <w:right w:w="20" w:type="dxa"/>
+            </w:tcMar>
+          </w:tcPr>
+          <w:p>
+            <w:r>
+              <w:rPr>
+                <w:sz w:val="18"/>
+              </w:rPr>
+              <w:t>Melek Rana Kesi̇</w:t>
+            </w:r>
+          </w:p>
+        </w:tc>
+        <w:tc>
+          <w:tcPr>
+            <w:tcW w:w="1503" w:type="dxa"/>
+            <w:shd w:fill="E8F8F5"/>
+            <w:tcMar>
+              <w:top w:w="4" w:type="dxa"/>
+              <w:bottom w:w="4" w:type="dxa"/>
+              <w:left w:w="20" w:type="dxa"/>
+              <w:right w:w="20" w:type="dxa"/>
+            </w:tcMar>
+          </w:tcPr>
+          <w:p>
+            <w:pPr>
+              <w:jc w:val="center"/>
+            </w:pPr>
+            <w:r>
+              <w:rPr>
+                <w:sz w:val="18"/>
+              </w:rPr>
+              <w:t>17/3/0</w:t>
+            </w:r>
+          </w:p>
+        </w:tc>
+        <w:tc>
+          <w:tcPr>
+            <w:tcW w:w="1503" w:type="dxa"/>
+            <w:shd w:fill="E8F8F5"/>
+            <w:tcMar>
+              <w:top w:w="4" w:type="dxa"/>
+              <w:bottom w:w="4" w:type="dxa"/>
+              <w:left w:w="20" w:type="dxa"/>
+              <w:right w:w="20" w:type="dxa"/>
+            </w:tcMar>
+          </w:tcPr>
+          <w:p>
+            <w:pPr>
+              <w:jc w:val="center"/>
+            </w:pPr>
+            <w:r>
+              <w:rPr>
+                <w:b/>
+                <w:sz w:val="18"/>
+              </w:rPr>
+              <w:t>16.00</w:t>
+            </w:r>
+          </w:p>
+        </w:tc>
+        <w:tc>
+          <w:tcPr>
+            <w:tcW w:w="1503" w:type="dxa"/>
+            <w:shd w:fill="FDEDEC"/>
+            <w:tcMar>
+              <w:top w:w="4" w:type="dxa"/>
+              <w:bottom w:w="4" w:type="dxa"/>
+              <w:left w:w="20" w:type="dxa"/>
+              <w:right w:w="20" w:type="dxa"/>
+            </w:tcMar>
+          </w:tcPr>
+          <w:p>
+            <w:pPr>
+              <w:jc w:val="center"/>
+            </w:pPr>
+            <w:r>
+              <w:rPr>
+                <w:sz w:val="18"/>
+              </w:rPr>
+              <w:t>20</w:t>
+            </w:r>
+          </w:p>
+        </w:tc>
+        <w:tc>
+          <w:tcPr>
+            <w:tcW w:w="1503" w:type="dxa"/>
+            <w:shd w:fill="FDEDEC"/>
+            <w:tcMar>
+              <w:top w:w="4" w:type="dxa"/>
+              <w:bottom w:w="4" w:type="dxa"/>
+              <w:left w:w="20" w:type="dxa"/>
+              <w:right w:w="20" w:type="dxa"/>
+            </w:tcMar>
+          </w:tcPr>
+          <w:p>
+            <w:pPr>
+              <w:jc w:val="center"/>
+            </w:pPr>
+            <w:r>
+              <w:rPr>
+                <w:sz w:val="18"/>
+              </w:rPr>
+              <w:t>352</w:t>
+            </w:r>
+          </w:p>
+        </w:tc>
+        <w:tc>
+          <w:tcPr>
+            <w:tcW w:w="1503" w:type="dxa"/>
+            <w:shd w:fill="FDEDEC"/>
+            <w:tcMar>
+              <w:top w:w="4" w:type="dxa"/>
+              <w:bottom w:w="4" w:type="dxa"/>
+              <w:left w:w="20" w:type="dxa"/>
+              <w:right w:w="20" w:type="dxa"/>
+            </w:tcMar>
+          </w:tcPr>
+          <w:p>
+            <w:r>
+              <w:rPr>
+                <w:sz w:val="18"/>
+              </w:rPr>
+              <w:t>Uğur Kaan Yildiz</w:t>
+            </w:r>
+          </w:p>
+        </w:tc>
+        <w:tc>
+          <w:tcPr>
+            <w:tcW w:w="1503" w:type="dxa"/>
+            <w:shd w:fill="FDEDEC"/>
+            <w:tcMar>
+              <w:top w:w="4" w:type="dxa"/>
+              <w:bottom w:w="4" w:type="dxa"/>
+              <w:left w:w="20" w:type="dxa"/>
+              <w:right w:w="20" w:type="dxa"/>
+            </w:tcMar>
+          </w:tcPr>
+          <w:p>
+            <w:pPr>
+              <w:jc w:val="center"/>
+            </w:pPr>
+            <w:r>
+              <w:rPr>
+                <w:sz w:val="18"/>
+              </w:rPr>
+              <w:t>6/3/11</w:t>
+            </w:r>
+          </w:p>
+        </w:tc>
+        <w:tc>
+          <w:tcPr>
+            <w:tcW w:w="1503" w:type="dxa"/>
+            <w:shd w:fill="FDEDEC"/>
+            <w:tcMar>
+              <w:top w:w="4" w:type="dxa"/>
+              <w:bottom w:w="4" w:type="dxa"/>
+              <w:left w:w="20" w:type="dxa"/>
+              <w:right w:w="20" w:type="dxa"/>
+            </w:tcMar>
+          </w:tcPr>
+          <w:p>
+            <w:pPr>
+              <w:jc w:val="center"/>
+            </w:pPr>
+            <w:r>
+              <w:rPr>
+                <w:b/>
+                <w:sz w:val="18"/>
+              </w:rPr>
+              <w:t>5.00</w:t>
+            </w:r>
+          </w:p>
+        </w:tc>
+      </w:tr>
+      <w:tr>
+        <w:tc>
+          <w:tcPr>
+            <w:tcW w:w="1503" w:type="dxa"/>
+            <w:shd w:fill="FFFFFF"/>
+            <w:tcMar>
+              <w:top w:w="4" w:type="dxa"/>
+              <w:bottom w:w="4" w:type="dxa"/>
+              <w:left w:w="20" w:type="dxa"/>
+              <w:right w:w="20" w:type="dxa"/>
+            </w:tcMar>
+          </w:tcPr>
+          <w:p>
+            <w:pPr>
+              <w:jc w:val="center"/>
+            </w:pPr>
+            <w:r>
+              <w:rPr>
+                <w:sz w:val="18"/>
+              </w:rPr>
+              <w:t>7</w:t>
             </w:r>
           </w:p>
         </w:tc>
@@ -1566,10 +2554,10 @@
             <w:tcW w:w="1503" w:type="dxa"/>
             <w:shd w:fill="FFFFFF"/>
             <w:tcMar>
-              <w:top w:w="22" w:type="dxa"/>
-              <w:bottom w:w="22" w:type="dxa"/>
-              <w:left w:w="30" w:type="dxa"/>
-              <w:right w:w="30" w:type="dxa"/>
+              <w:top w:w="4" w:type="dxa"/>
+              <w:bottom w:w="4" w:type="dxa"/>
+              <w:left w:w="20" w:type="dxa"/>
+              <w:right w:w="20" w:type="dxa"/>
             </w:tcMar>
           </w:tcPr>
           <w:p>
@@ -1578,7 +2566,1375 @@
             </w:pPr>
             <w:r>
               <w:rPr>
-                <w:sz w:val="20"/>
+                <w:sz w:val="18"/>
+              </w:rPr>
+              <w:t>306</w:t>
+            </w:r>
+          </w:p>
+        </w:tc>
+        <w:tc>
+          <w:tcPr>
+            <w:tcW w:w="1503" w:type="dxa"/>
+            <w:shd w:fill="FFFFFF"/>
+            <w:tcMar>
+              <w:top w:w="4" w:type="dxa"/>
+              <w:bottom w:w="4" w:type="dxa"/>
+              <w:left w:w="20" w:type="dxa"/>
+              <w:right w:w="20" w:type="dxa"/>
+            </w:tcMar>
+          </w:tcPr>
+          <w:p>
+            <w:r>
+              <w:rPr>
+                <w:sz w:val="18"/>
+              </w:rPr>
+              <w:t>Zeynep Ece Çeli̇</w:t>
+            </w:r>
+          </w:p>
+        </w:tc>
+        <w:tc>
+          <w:tcPr>
+            <w:tcW w:w="1503" w:type="dxa"/>
+            <w:shd w:fill="FFFFFF"/>
+            <w:tcMar>
+              <w:top w:w="4" w:type="dxa"/>
+              <w:bottom w:w="4" w:type="dxa"/>
+              <w:left w:w="20" w:type="dxa"/>
+              <w:right w:w="20" w:type="dxa"/>
+            </w:tcMar>
+          </w:tcPr>
+          <w:p>
+            <w:pPr>
+              <w:jc w:val="center"/>
+            </w:pPr>
+            <w:r>
+              <w:rPr>
+                <w:sz w:val="18"/>
+              </w:rPr>
+              <w:t>16/4/0</w:t>
+            </w:r>
+          </w:p>
+        </w:tc>
+        <w:tc>
+          <w:tcPr>
+            <w:tcW w:w="1503" w:type="dxa"/>
+            <w:shd w:fill="FFFFFF"/>
+            <w:tcMar>
+              <w:top w:w="4" w:type="dxa"/>
+              <w:bottom w:w="4" w:type="dxa"/>
+              <w:left w:w="20" w:type="dxa"/>
+              <w:right w:w="20" w:type="dxa"/>
+            </w:tcMar>
+          </w:tcPr>
+          <w:p>
+            <w:pPr>
+              <w:jc w:val="center"/>
+            </w:pPr>
+            <w:r>
+              <w:rPr>
+                <w:b/>
+                <w:sz w:val="18"/>
+              </w:rPr>
+              <w:t>14.67</w:t>
+            </w:r>
+          </w:p>
+        </w:tc>
+        <w:tc>
+          <w:tcPr>
+            <w:tcW w:w="1503" w:type="dxa"/>
+            <w:shd w:fill="FDEDEC"/>
+            <w:tcMar>
+              <w:top w:w="4" w:type="dxa"/>
+              <w:bottom w:w="4" w:type="dxa"/>
+              <w:left w:w="20" w:type="dxa"/>
+              <w:right w:w="20" w:type="dxa"/>
+            </w:tcMar>
+          </w:tcPr>
+          <w:p>
+            <w:pPr>
+              <w:jc w:val="center"/>
+            </w:pPr>
+            <w:r>
+              <w:rPr>
+                <w:sz w:val="18"/>
+              </w:rPr>
+              <w:t>21</w:t>
+            </w:r>
+          </w:p>
+        </w:tc>
+        <w:tc>
+          <w:tcPr>
+            <w:tcW w:w="1503" w:type="dxa"/>
+            <w:shd w:fill="FDEDEC"/>
+            <w:tcMar>
+              <w:top w:w="4" w:type="dxa"/>
+              <w:bottom w:w="4" w:type="dxa"/>
+              <w:left w:w="20" w:type="dxa"/>
+              <w:right w:w="20" w:type="dxa"/>
+            </w:tcMar>
+          </w:tcPr>
+          <w:p>
+            <w:pPr>
+              <w:jc w:val="center"/>
+            </w:pPr>
+            <w:r>
+              <w:rPr>
+                <w:sz w:val="18"/>
+              </w:rPr>
+              <w:t>261</w:t>
+            </w:r>
+          </w:p>
+        </w:tc>
+        <w:tc>
+          <w:tcPr>
+            <w:tcW w:w="1503" w:type="dxa"/>
+            <w:shd w:fill="FDEDEC"/>
+            <w:tcMar>
+              <w:top w:w="4" w:type="dxa"/>
+              <w:bottom w:w="4" w:type="dxa"/>
+              <w:left w:w="20" w:type="dxa"/>
+              <w:right w:w="20" w:type="dxa"/>
+            </w:tcMar>
+          </w:tcPr>
+          <w:p>
+            <w:r>
+              <w:rPr>
+                <w:sz w:val="18"/>
+              </w:rPr>
+              <w:t>İpek Nur Usta</w:t>
+            </w:r>
+          </w:p>
+        </w:tc>
+        <w:tc>
+          <w:tcPr>
+            <w:tcW w:w="1503" w:type="dxa"/>
+            <w:shd w:fill="FDEDEC"/>
+            <w:tcMar>
+              <w:top w:w="4" w:type="dxa"/>
+              <w:bottom w:w="4" w:type="dxa"/>
+              <w:left w:w="20" w:type="dxa"/>
+              <w:right w:w="20" w:type="dxa"/>
+            </w:tcMar>
+          </w:tcPr>
+          <w:p>
+            <w:pPr>
+              <w:jc w:val="center"/>
+            </w:pPr>
+            <w:r>
+              <w:rPr>
+                <w:sz w:val="18"/>
+              </w:rPr>
+              <w:t>7/7/6</w:t>
+            </w:r>
+          </w:p>
+        </w:tc>
+        <w:tc>
+          <w:tcPr>
+            <w:tcW w:w="1503" w:type="dxa"/>
+            <w:shd w:fill="FDEDEC"/>
+            <w:tcMar>
+              <w:top w:w="4" w:type="dxa"/>
+              <w:bottom w:w="4" w:type="dxa"/>
+              <w:left w:w="20" w:type="dxa"/>
+              <w:right w:w="20" w:type="dxa"/>
+            </w:tcMar>
+          </w:tcPr>
+          <w:p>
+            <w:pPr>
+              <w:jc w:val="center"/>
+            </w:pPr>
+            <w:r>
+              <w:rPr>
+                <w:b/>
+                <w:sz w:val="18"/>
+              </w:rPr>
+              <w:t>4.67</w:t>
+            </w:r>
+          </w:p>
+        </w:tc>
+      </w:tr>
+      <w:tr>
+        <w:tc>
+          <w:tcPr>
+            <w:tcW w:w="1503" w:type="dxa"/>
+            <w:shd w:fill="F9F9F9"/>
+            <w:tcMar>
+              <w:top w:w="4" w:type="dxa"/>
+              <w:bottom w:w="4" w:type="dxa"/>
+              <w:left w:w="20" w:type="dxa"/>
+              <w:right w:w="20" w:type="dxa"/>
+            </w:tcMar>
+          </w:tcPr>
+          <w:p>
+            <w:pPr>
+              <w:jc w:val="center"/>
+            </w:pPr>
+            <w:r>
+              <w:rPr>
+                <w:sz w:val="18"/>
+              </w:rPr>
+              <w:t>8</w:t>
+            </w:r>
+          </w:p>
+        </w:tc>
+        <w:tc>
+          <w:tcPr>
+            <w:tcW w:w="1503" w:type="dxa"/>
+            <w:shd w:fill="F9F9F9"/>
+            <w:tcMar>
+              <w:top w:w="4" w:type="dxa"/>
+              <w:bottom w:w="4" w:type="dxa"/>
+              <w:left w:w="20" w:type="dxa"/>
+              <w:right w:w="20" w:type="dxa"/>
+            </w:tcMar>
+          </w:tcPr>
+          <w:p>
+            <w:pPr>
+              <w:jc w:val="center"/>
+            </w:pPr>
+            <w:r>
+              <w:rPr>
+                <w:sz w:val="18"/>
+              </w:rPr>
+              <w:t>182</w:t>
+            </w:r>
+          </w:p>
+        </w:tc>
+        <w:tc>
+          <w:tcPr>
+            <w:tcW w:w="1503" w:type="dxa"/>
+            <w:shd w:fill="F9F9F9"/>
+            <w:tcMar>
+              <w:top w:w="4" w:type="dxa"/>
+              <w:bottom w:w="4" w:type="dxa"/>
+              <w:left w:w="20" w:type="dxa"/>
+              <w:right w:w="20" w:type="dxa"/>
+            </w:tcMar>
+          </w:tcPr>
+          <w:p>
+            <w:r>
+              <w:rPr>
+                <w:sz w:val="18"/>
+              </w:rPr>
+              <w:t>Erdem Yarar</w:t>
+            </w:r>
+          </w:p>
+        </w:tc>
+        <w:tc>
+          <w:tcPr>
+            <w:tcW w:w="1503" w:type="dxa"/>
+            <w:shd w:fill="F9F9F9"/>
+            <w:tcMar>
+              <w:top w:w="4" w:type="dxa"/>
+              <w:bottom w:w="4" w:type="dxa"/>
+              <w:left w:w="20" w:type="dxa"/>
+              <w:right w:w="20" w:type="dxa"/>
+            </w:tcMar>
+          </w:tcPr>
+          <w:p>
+            <w:pPr>
+              <w:jc w:val="center"/>
+            </w:pPr>
+            <w:r>
+              <w:rPr>
+                <w:sz w:val="18"/>
+              </w:rPr>
+              <w:t>16/4/0</w:t>
+            </w:r>
+          </w:p>
+        </w:tc>
+        <w:tc>
+          <w:tcPr>
+            <w:tcW w:w="1503" w:type="dxa"/>
+            <w:shd w:fill="F9F9F9"/>
+            <w:tcMar>
+              <w:top w:w="4" w:type="dxa"/>
+              <w:bottom w:w="4" w:type="dxa"/>
+              <w:left w:w="20" w:type="dxa"/>
+              <w:right w:w="20" w:type="dxa"/>
+            </w:tcMar>
+          </w:tcPr>
+          <w:p>
+            <w:pPr>
+              <w:jc w:val="center"/>
+            </w:pPr>
+            <w:r>
+              <w:rPr>
+                <w:b/>
+                <w:sz w:val="18"/>
+              </w:rPr>
+              <w:t>14.67</w:t>
+            </w:r>
+          </w:p>
+        </w:tc>
+        <w:tc>
+          <w:tcPr>
+            <w:tcW w:w="1503" w:type="dxa"/>
+            <w:shd w:fill="FDEDEC"/>
+            <w:tcMar>
+              <w:top w:w="4" w:type="dxa"/>
+              <w:bottom w:w="4" w:type="dxa"/>
+              <w:left w:w="20" w:type="dxa"/>
+              <w:right w:w="20" w:type="dxa"/>
+            </w:tcMar>
+          </w:tcPr>
+          <w:p>
+            <w:pPr>
+              <w:jc w:val="center"/>
+            </w:pPr>
+            <w:r>
+              <w:rPr>
+                <w:sz w:val="18"/>
+              </w:rPr>
+              <w:t>22</w:t>
+            </w:r>
+          </w:p>
+        </w:tc>
+        <w:tc>
+          <w:tcPr>
+            <w:tcW w:w="1503" w:type="dxa"/>
+            <w:shd w:fill="FDEDEC"/>
+            <w:tcMar>
+              <w:top w:w="4" w:type="dxa"/>
+              <w:bottom w:w="4" w:type="dxa"/>
+              <w:left w:w="20" w:type="dxa"/>
+              <w:right w:w="20" w:type="dxa"/>
+            </w:tcMar>
+          </w:tcPr>
+          <w:p>
+            <w:pPr>
+              <w:jc w:val="center"/>
+            </w:pPr>
+            <w:r>
+              <w:rPr>
+                <w:sz w:val="18"/>
+              </w:rPr>
+              <w:t>303</w:t>
+            </w:r>
+          </w:p>
+        </w:tc>
+        <w:tc>
+          <w:tcPr>
+            <w:tcW w:w="1503" w:type="dxa"/>
+            <w:shd w:fill="FDEDEC"/>
+            <w:tcMar>
+              <w:top w:w="4" w:type="dxa"/>
+              <w:bottom w:w="4" w:type="dxa"/>
+              <w:left w:w="20" w:type="dxa"/>
+              <w:right w:w="20" w:type="dxa"/>
+            </w:tcMar>
+          </w:tcPr>
+          <w:p>
+            <w:r>
+              <w:rPr>
+                <w:sz w:val="18"/>
+              </w:rPr>
+              <w:t>Mustafa Gülseven</w:t>
+            </w:r>
+          </w:p>
+        </w:tc>
+        <w:tc>
+          <w:tcPr>
+            <w:tcW w:w="1503" w:type="dxa"/>
+            <w:shd w:fill="FDEDEC"/>
+            <w:tcMar>
+              <w:top w:w="4" w:type="dxa"/>
+              <w:bottom w:w="4" w:type="dxa"/>
+              <w:left w:w="20" w:type="dxa"/>
+              <w:right w:w="20" w:type="dxa"/>
+            </w:tcMar>
+          </w:tcPr>
+          <w:p>
+            <w:pPr>
+              <w:jc w:val="center"/>
+            </w:pPr>
+            <w:r>
+              <w:rPr>
+                <w:sz w:val="18"/>
+              </w:rPr>
+              <w:t>8/12/0</w:t>
+            </w:r>
+          </w:p>
+        </w:tc>
+        <w:tc>
+          <w:tcPr>
+            <w:tcW w:w="1503" w:type="dxa"/>
+            <w:shd w:fill="FDEDEC"/>
+            <w:tcMar>
+              <w:top w:w="4" w:type="dxa"/>
+              <w:bottom w:w="4" w:type="dxa"/>
+              <w:left w:w="20" w:type="dxa"/>
+              <w:right w:w="20" w:type="dxa"/>
+            </w:tcMar>
+          </w:tcPr>
+          <w:p>
+            <w:pPr>
+              <w:jc w:val="center"/>
+            </w:pPr>
+            <w:r>
+              <w:rPr>
+                <w:b/>
+                <w:sz w:val="18"/>
+              </w:rPr>
+              <w:t>4.00</w:t>
+            </w:r>
+          </w:p>
+        </w:tc>
+      </w:tr>
+      <w:tr>
+        <w:tc>
+          <w:tcPr>
+            <w:tcW w:w="1503" w:type="dxa"/>
+            <w:shd w:fill="FFFFFF"/>
+            <w:tcMar>
+              <w:top w:w="4" w:type="dxa"/>
+              <w:bottom w:w="4" w:type="dxa"/>
+              <w:left w:w="20" w:type="dxa"/>
+              <w:right w:w="20" w:type="dxa"/>
+            </w:tcMar>
+          </w:tcPr>
+          <w:p>
+            <w:pPr>
+              <w:jc w:val="center"/>
+            </w:pPr>
+            <w:r>
+              <w:rPr>
+                <w:sz w:val="18"/>
+              </w:rPr>
+              <w:t>9</w:t>
+            </w:r>
+          </w:p>
+        </w:tc>
+        <w:tc>
+          <w:tcPr>
+            <w:tcW w:w="1503" w:type="dxa"/>
+            <w:shd w:fill="FFFFFF"/>
+            <w:tcMar>
+              <w:top w:w="4" w:type="dxa"/>
+              <w:bottom w:w="4" w:type="dxa"/>
+              <w:left w:w="20" w:type="dxa"/>
+              <w:right w:w="20" w:type="dxa"/>
+            </w:tcMar>
+          </w:tcPr>
+          <w:p>
+            <w:pPr>
+              <w:jc w:val="center"/>
+            </w:pPr>
+            <w:r>
+              <w:rPr>
+                <w:sz w:val="18"/>
+              </w:rPr>
+              <w:t>229</w:t>
+            </w:r>
+          </w:p>
+        </w:tc>
+        <w:tc>
+          <w:tcPr>
+            <w:tcW w:w="1503" w:type="dxa"/>
+            <w:shd w:fill="FFFFFF"/>
+            <w:tcMar>
+              <w:top w:w="4" w:type="dxa"/>
+              <w:bottom w:w="4" w:type="dxa"/>
+              <w:left w:w="20" w:type="dxa"/>
+              <w:right w:w="20" w:type="dxa"/>
+            </w:tcMar>
+          </w:tcPr>
+          <w:p>
+            <w:r>
+              <w:rPr>
+                <w:sz w:val="18"/>
+              </w:rPr>
+              <w:t>Ni̇sanur Kayabey</w:t>
+            </w:r>
+          </w:p>
+        </w:tc>
+        <w:tc>
+          <w:tcPr>
+            <w:tcW w:w="1503" w:type="dxa"/>
+            <w:shd w:fill="FFFFFF"/>
+            <w:tcMar>
+              <w:top w:w="4" w:type="dxa"/>
+              <w:bottom w:w="4" w:type="dxa"/>
+              <w:left w:w="20" w:type="dxa"/>
+              <w:right w:w="20" w:type="dxa"/>
+            </w:tcMar>
+          </w:tcPr>
+          <w:p>
+            <w:pPr>
+              <w:jc w:val="center"/>
+            </w:pPr>
+            <w:r>
+              <w:rPr>
+                <w:sz w:val="18"/>
+              </w:rPr>
+              <w:t>14/4/2</w:t>
+            </w:r>
+          </w:p>
+        </w:tc>
+        <w:tc>
+          <w:tcPr>
+            <w:tcW w:w="1503" w:type="dxa"/>
+            <w:shd w:fill="FFFFFF"/>
+            <w:tcMar>
+              <w:top w:w="4" w:type="dxa"/>
+              <w:bottom w:w="4" w:type="dxa"/>
+              <w:left w:w="20" w:type="dxa"/>
+              <w:right w:w="20" w:type="dxa"/>
+            </w:tcMar>
+          </w:tcPr>
+          <w:p>
+            <w:pPr>
+              <w:jc w:val="center"/>
+            </w:pPr>
+            <w:r>
+              <w:rPr>
+                <w:b/>
+                <w:sz w:val="18"/>
+              </w:rPr>
+              <w:t>12.67</w:t>
+            </w:r>
+          </w:p>
+        </w:tc>
+        <w:tc>
+          <w:tcPr>
+            <w:tcW w:w="1503" w:type="dxa"/>
+            <w:shd w:fill="FDEDEC"/>
+            <w:tcMar>
+              <w:top w:w="4" w:type="dxa"/>
+              <w:bottom w:w="4" w:type="dxa"/>
+              <w:left w:w="20" w:type="dxa"/>
+              <w:right w:w="20" w:type="dxa"/>
+            </w:tcMar>
+          </w:tcPr>
+          <w:p>
+            <w:pPr>
+              <w:jc w:val="center"/>
+            </w:pPr>
+            <w:r>
+              <w:rPr>
+                <w:sz w:val="18"/>
+              </w:rPr>
+              <w:t>23</w:t>
+            </w:r>
+          </w:p>
+        </w:tc>
+        <w:tc>
+          <w:tcPr>
+            <w:tcW w:w="1503" w:type="dxa"/>
+            <w:shd w:fill="FDEDEC"/>
+            <w:tcMar>
+              <w:top w:w="4" w:type="dxa"/>
+              <w:bottom w:w="4" w:type="dxa"/>
+              <w:left w:w="20" w:type="dxa"/>
+              <w:right w:w="20" w:type="dxa"/>
+            </w:tcMar>
+          </w:tcPr>
+          <w:p>
+            <w:pPr>
+              <w:jc w:val="center"/>
+            </w:pPr>
+            <w:r>
+              <w:rPr>
+                <w:sz w:val="18"/>
+              </w:rPr>
+              <w:t>379</w:t>
+            </w:r>
+          </w:p>
+        </w:tc>
+        <w:tc>
+          <w:tcPr>
+            <w:tcW w:w="1503" w:type="dxa"/>
+            <w:shd w:fill="FDEDEC"/>
+            <w:tcMar>
+              <w:top w:w="4" w:type="dxa"/>
+              <w:bottom w:w="4" w:type="dxa"/>
+              <w:left w:w="20" w:type="dxa"/>
+              <w:right w:w="20" w:type="dxa"/>
+            </w:tcMar>
+          </w:tcPr>
+          <w:p>
+            <w:r>
+              <w:rPr>
+                <w:sz w:val="18"/>
+              </w:rPr>
+              <w:t>Çinar Efe Gi̇rgi</w:t>
+            </w:r>
+          </w:p>
+        </w:tc>
+        <w:tc>
+          <w:tcPr>
+            <w:tcW w:w="1503" w:type="dxa"/>
+            <w:shd w:fill="FDEDEC"/>
+            <w:tcMar>
+              <w:top w:w="4" w:type="dxa"/>
+              <w:bottom w:w="4" w:type="dxa"/>
+              <w:left w:w="20" w:type="dxa"/>
+              <w:right w:w="20" w:type="dxa"/>
+            </w:tcMar>
+          </w:tcPr>
+          <w:p>
+            <w:pPr>
+              <w:jc w:val="center"/>
+            </w:pPr>
+            <w:r>
+              <w:rPr>
+                <w:sz w:val="18"/>
+              </w:rPr>
+              <w:t>8/12/0</w:t>
+            </w:r>
+          </w:p>
+        </w:tc>
+        <w:tc>
+          <w:tcPr>
+            <w:tcW w:w="1503" w:type="dxa"/>
+            <w:shd w:fill="FDEDEC"/>
+            <w:tcMar>
+              <w:top w:w="4" w:type="dxa"/>
+              <w:bottom w:w="4" w:type="dxa"/>
+              <w:left w:w="20" w:type="dxa"/>
+              <w:right w:w="20" w:type="dxa"/>
+            </w:tcMar>
+          </w:tcPr>
+          <w:p>
+            <w:pPr>
+              <w:jc w:val="center"/>
+            </w:pPr>
+            <w:r>
+              <w:rPr>
+                <w:b/>
+                <w:sz w:val="18"/>
+              </w:rPr>
+              <w:t>4.00</w:t>
+            </w:r>
+          </w:p>
+        </w:tc>
+      </w:tr>
+      <w:tr>
+        <w:tc>
+          <w:tcPr>
+            <w:tcW w:w="1503" w:type="dxa"/>
+            <w:shd w:fill="F9F9F9"/>
+            <w:tcMar>
+              <w:top w:w="4" w:type="dxa"/>
+              <w:bottom w:w="4" w:type="dxa"/>
+              <w:left w:w="20" w:type="dxa"/>
+              <w:right w:w="20" w:type="dxa"/>
+            </w:tcMar>
+          </w:tcPr>
+          <w:p>
+            <w:pPr>
+              <w:jc w:val="center"/>
+            </w:pPr>
+            <w:r>
+              <w:rPr>
+                <w:sz w:val="18"/>
+              </w:rPr>
+              <w:t>10</w:t>
+            </w:r>
+          </w:p>
+        </w:tc>
+        <w:tc>
+          <w:tcPr>
+            <w:tcW w:w="1503" w:type="dxa"/>
+            <w:shd w:fill="F9F9F9"/>
+            <w:tcMar>
+              <w:top w:w="4" w:type="dxa"/>
+              <w:bottom w:w="4" w:type="dxa"/>
+              <w:left w:w="20" w:type="dxa"/>
+              <w:right w:w="20" w:type="dxa"/>
+            </w:tcMar>
+          </w:tcPr>
+          <w:p>
+            <w:pPr>
+              <w:jc w:val="center"/>
+            </w:pPr>
+            <w:r>
+              <w:rPr>
+                <w:sz w:val="18"/>
+              </w:rPr>
+              <w:t>323</w:t>
+            </w:r>
+          </w:p>
+        </w:tc>
+        <w:tc>
+          <w:tcPr>
+            <w:tcW w:w="1503" w:type="dxa"/>
+            <w:shd w:fill="F9F9F9"/>
+            <w:tcMar>
+              <w:top w:w="4" w:type="dxa"/>
+              <w:bottom w:w="4" w:type="dxa"/>
+              <w:left w:w="20" w:type="dxa"/>
+              <w:right w:w="20" w:type="dxa"/>
+            </w:tcMar>
+          </w:tcPr>
+          <w:p>
+            <w:r>
+              <w:rPr>
+                <w:sz w:val="18"/>
+              </w:rPr>
+              <w:t>Zahi̇de Gölükcü</w:t>
+            </w:r>
+          </w:p>
+        </w:tc>
+        <w:tc>
+          <w:tcPr>
+            <w:tcW w:w="1503" w:type="dxa"/>
+            <w:shd w:fill="F9F9F9"/>
+            <w:tcMar>
+              <w:top w:w="4" w:type="dxa"/>
+              <w:bottom w:w="4" w:type="dxa"/>
+              <w:left w:w="20" w:type="dxa"/>
+              <w:right w:w="20" w:type="dxa"/>
+            </w:tcMar>
+          </w:tcPr>
+          <w:p>
+            <w:pPr>
+              <w:jc w:val="center"/>
+            </w:pPr>
+            <w:r>
+              <w:rPr>
+                <w:sz w:val="18"/>
+              </w:rPr>
+              <w:t>14/5/1</w:t>
+            </w:r>
+          </w:p>
+        </w:tc>
+        <w:tc>
+          <w:tcPr>
+            <w:tcW w:w="1503" w:type="dxa"/>
+            <w:shd w:fill="F9F9F9"/>
+            <w:tcMar>
+              <w:top w:w="4" w:type="dxa"/>
+              <w:bottom w:w="4" w:type="dxa"/>
+              <w:left w:w="20" w:type="dxa"/>
+              <w:right w:w="20" w:type="dxa"/>
+            </w:tcMar>
+          </w:tcPr>
+          <w:p>
+            <w:pPr>
+              <w:jc w:val="center"/>
+            </w:pPr>
+            <w:r>
+              <w:rPr>
+                <w:b/>
+                <w:sz w:val="18"/>
+              </w:rPr>
+              <w:t>12.33</w:t>
+            </w:r>
+          </w:p>
+        </w:tc>
+        <w:tc>
+          <w:tcPr>
+            <w:tcW w:w="1503" w:type="dxa"/>
+            <w:shd w:fill="FDEDEC"/>
+            <w:tcMar>
+              <w:top w:w="4" w:type="dxa"/>
+              <w:bottom w:w="4" w:type="dxa"/>
+              <w:left w:w="20" w:type="dxa"/>
+              <w:right w:w="20" w:type="dxa"/>
+            </w:tcMar>
+          </w:tcPr>
+          <w:p>
+            <w:pPr>
+              <w:jc w:val="center"/>
+            </w:pPr>
+            <w:r>
+              <w:rPr>
+                <w:sz w:val="18"/>
+              </w:rPr>
+              <w:t>24</w:t>
+            </w:r>
+          </w:p>
+        </w:tc>
+        <w:tc>
+          <w:tcPr>
+            <w:tcW w:w="1503" w:type="dxa"/>
+            <w:shd w:fill="FDEDEC"/>
+            <w:tcMar>
+              <w:top w:w="4" w:type="dxa"/>
+              <w:bottom w:w="4" w:type="dxa"/>
+              <w:left w:w="20" w:type="dxa"/>
+              <w:right w:w="20" w:type="dxa"/>
+            </w:tcMar>
+          </w:tcPr>
+          <w:p>
+            <w:pPr>
+              <w:jc w:val="center"/>
+            </w:pPr>
+            <w:r>
+              <w:rPr>
+                <w:sz w:val="18"/>
+              </w:rPr>
+              <w:t>372</w:t>
+            </w:r>
+          </w:p>
+        </w:tc>
+        <w:tc>
+          <w:tcPr>
+            <w:tcW w:w="1503" w:type="dxa"/>
+            <w:shd w:fill="FDEDEC"/>
+            <w:tcMar>
+              <w:top w:w="4" w:type="dxa"/>
+              <w:bottom w:w="4" w:type="dxa"/>
+              <w:left w:w="20" w:type="dxa"/>
+              <w:right w:w="20" w:type="dxa"/>
+            </w:tcMar>
+          </w:tcPr>
+          <w:p>
+            <w:r>
+              <w:rPr>
+                <w:sz w:val="18"/>
+              </w:rPr>
+              <w:t>Sümeyye Taşkin</w:t>
+            </w:r>
+          </w:p>
+        </w:tc>
+        <w:tc>
+          <w:tcPr>
+            <w:tcW w:w="1503" w:type="dxa"/>
+            <w:shd w:fill="FDEDEC"/>
+            <w:tcMar>
+              <w:top w:w="4" w:type="dxa"/>
+              <w:bottom w:w="4" w:type="dxa"/>
+              <w:left w:w="20" w:type="dxa"/>
+              <w:right w:w="20" w:type="dxa"/>
+            </w:tcMar>
+          </w:tcPr>
+          <w:p>
+            <w:pPr>
+              <w:jc w:val="center"/>
+            </w:pPr>
+            <w:r>
+              <w:rPr>
+                <w:sz w:val="18"/>
+              </w:rPr>
+              <w:t>6/7/7</w:t>
+            </w:r>
+          </w:p>
+        </w:tc>
+        <w:tc>
+          <w:tcPr>
+            <w:tcW w:w="1503" w:type="dxa"/>
+            <w:shd w:fill="FDEDEC"/>
+            <w:tcMar>
+              <w:top w:w="4" w:type="dxa"/>
+              <w:bottom w:w="4" w:type="dxa"/>
+              <w:left w:w="20" w:type="dxa"/>
+              <w:right w:w="20" w:type="dxa"/>
+            </w:tcMar>
+          </w:tcPr>
+          <w:p>
+            <w:pPr>
+              <w:jc w:val="center"/>
+            </w:pPr>
+            <w:r>
+              <w:rPr>
+                <w:b/>
+                <w:sz w:val="18"/>
+              </w:rPr>
+              <w:t>3.67</w:t>
+            </w:r>
+          </w:p>
+        </w:tc>
+      </w:tr>
+      <w:tr>
+        <w:tc>
+          <w:tcPr>
+            <w:tcW w:w="1503" w:type="dxa"/>
+            <w:shd w:fill="FFFFFF"/>
+            <w:tcMar>
+              <w:top w:w="4" w:type="dxa"/>
+              <w:bottom w:w="4" w:type="dxa"/>
+              <w:left w:w="20" w:type="dxa"/>
+              <w:right w:w="20" w:type="dxa"/>
+            </w:tcMar>
+          </w:tcPr>
+          <w:p>
+            <w:pPr>
+              <w:jc w:val="center"/>
+            </w:pPr>
+            <w:r>
+              <w:rPr>
+                <w:sz w:val="18"/>
+              </w:rPr>
+              <w:t>11</w:t>
+            </w:r>
+          </w:p>
+        </w:tc>
+        <w:tc>
+          <w:tcPr>
+            <w:tcW w:w="1503" w:type="dxa"/>
+            <w:shd w:fill="FFFFFF"/>
+            <w:tcMar>
+              <w:top w:w="4" w:type="dxa"/>
+              <w:bottom w:w="4" w:type="dxa"/>
+              <w:left w:w="20" w:type="dxa"/>
+              <w:right w:w="20" w:type="dxa"/>
+            </w:tcMar>
+          </w:tcPr>
+          <w:p>
+            <w:pPr>
+              <w:jc w:val="center"/>
+            </w:pPr>
+            <w:r>
+              <w:rPr>
+                <w:sz w:val="18"/>
+              </w:rPr>
+              <w:t>230</w:t>
+            </w:r>
+          </w:p>
+        </w:tc>
+        <w:tc>
+          <w:tcPr>
+            <w:tcW w:w="1503" w:type="dxa"/>
+            <w:shd w:fill="FFFFFF"/>
+            <w:tcMar>
+              <w:top w:w="4" w:type="dxa"/>
+              <w:bottom w:w="4" w:type="dxa"/>
+              <w:left w:w="20" w:type="dxa"/>
+              <w:right w:w="20" w:type="dxa"/>
+            </w:tcMar>
+          </w:tcPr>
+          <w:p>
+            <w:r>
+              <w:rPr>
+                <w:sz w:val="18"/>
+              </w:rPr>
+              <w:t>Kenan Emi̇r Yama</w:t>
+            </w:r>
+          </w:p>
+        </w:tc>
+        <w:tc>
+          <w:tcPr>
+            <w:tcW w:w="1503" w:type="dxa"/>
+            <w:shd w:fill="FFFFFF"/>
+            <w:tcMar>
+              <w:top w:w="4" w:type="dxa"/>
+              <w:bottom w:w="4" w:type="dxa"/>
+              <w:left w:w="20" w:type="dxa"/>
+              <w:right w:w="20" w:type="dxa"/>
+            </w:tcMar>
+          </w:tcPr>
+          <w:p>
+            <w:pPr>
+              <w:jc w:val="center"/>
+            </w:pPr>
+            <w:r>
+              <w:rPr>
+                <w:sz w:val="18"/>
+              </w:rPr>
+              <w:t>14/6/0</w:t>
+            </w:r>
+          </w:p>
+        </w:tc>
+        <w:tc>
+          <w:tcPr>
+            <w:tcW w:w="1503" w:type="dxa"/>
+            <w:shd w:fill="FFFFFF"/>
+            <w:tcMar>
+              <w:top w:w="4" w:type="dxa"/>
+              <w:bottom w:w="4" w:type="dxa"/>
+              <w:left w:w="20" w:type="dxa"/>
+              <w:right w:w="20" w:type="dxa"/>
+            </w:tcMar>
+          </w:tcPr>
+          <w:p>
+            <w:pPr>
+              <w:jc w:val="center"/>
+            </w:pPr>
+            <w:r>
+              <w:rPr>
+                <w:b/>
+                <w:sz w:val="18"/>
+              </w:rPr>
+              <w:t>12.00</w:t>
+            </w:r>
+          </w:p>
+        </w:tc>
+        <w:tc>
+          <w:tcPr>
+            <w:tcW w:w="1503" w:type="dxa"/>
+            <w:shd w:fill="FDEDEC"/>
+            <w:tcMar>
+              <w:top w:w="4" w:type="dxa"/>
+              <w:bottom w:w="4" w:type="dxa"/>
+              <w:left w:w="20" w:type="dxa"/>
+              <w:right w:w="20" w:type="dxa"/>
+            </w:tcMar>
+          </w:tcPr>
+          <w:p>
+            <w:pPr>
+              <w:jc w:val="center"/>
+            </w:pPr>
+            <w:r>
+              <w:rPr>
+                <w:sz w:val="18"/>
+              </w:rPr>
+              <w:t>25</w:t>
+            </w:r>
+          </w:p>
+        </w:tc>
+        <w:tc>
+          <w:tcPr>
+            <w:tcW w:w="1503" w:type="dxa"/>
+            <w:shd w:fill="FDEDEC"/>
+            <w:tcMar>
+              <w:top w:w="4" w:type="dxa"/>
+              <w:bottom w:w="4" w:type="dxa"/>
+              <w:left w:w="20" w:type="dxa"/>
+              <w:right w:w="20" w:type="dxa"/>
+            </w:tcMar>
+          </w:tcPr>
+          <w:p>
+            <w:pPr>
+              <w:jc w:val="center"/>
+            </w:pPr>
+            <w:r>
+              <w:rPr>
+                <w:sz w:val="18"/>
+              </w:rPr>
+              <w:t>20</w:t>
+            </w:r>
+          </w:p>
+        </w:tc>
+        <w:tc>
+          <w:tcPr>
+            <w:tcW w:w="1503" w:type="dxa"/>
+            <w:shd w:fill="FDEDEC"/>
+            <w:tcMar>
+              <w:top w:w="4" w:type="dxa"/>
+              <w:bottom w:w="4" w:type="dxa"/>
+              <w:left w:w="20" w:type="dxa"/>
+              <w:right w:w="20" w:type="dxa"/>
+            </w:tcMar>
+          </w:tcPr>
+          <w:p>
+            <w:r>
+              <w:rPr>
+                <w:sz w:val="18"/>
+              </w:rPr>
+              <w:t>Nesri̇n Doğa Ber</w:t>
+            </w:r>
+          </w:p>
+        </w:tc>
+        <w:tc>
+          <w:tcPr>
+            <w:tcW w:w="1503" w:type="dxa"/>
+            <w:shd w:fill="FDEDEC"/>
+            <w:tcMar>
+              <w:top w:w="4" w:type="dxa"/>
+              <w:bottom w:w="4" w:type="dxa"/>
+              <w:left w:w="20" w:type="dxa"/>
+              <w:right w:w="20" w:type="dxa"/>
+            </w:tcMar>
+          </w:tcPr>
+          <w:p>
+            <w:pPr>
+              <w:jc w:val="center"/>
+            </w:pPr>
+            <w:r>
+              <w:rPr>
+                <w:sz w:val="18"/>
+              </w:rPr>
+              <w:t>7/12/1</w:t>
+            </w:r>
+          </w:p>
+        </w:tc>
+        <w:tc>
+          <w:tcPr>
+            <w:tcW w:w="1503" w:type="dxa"/>
+            <w:shd w:fill="FDEDEC"/>
+            <w:tcMar>
+              <w:top w:w="4" w:type="dxa"/>
+              <w:bottom w:w="4" w:type="dxa"/>
+              <w:left w:w="20" w:type="dxa"/>
+              <w:right w:w="20" w:type="dxa"/>
+            </w:tcMar>
+          </w:tcPr>
+          <w:p>
+            <w:pPr>
+              <w:jc w:val="center"/>
+            </w:pPr>
+            <w:r>
+              <w:rPr>
+                <w:b/>
+                <w:sz w:val="18"/>
+              </w:rPr>
+              <w:t>3.00</w:t>
+            </w:r>
+          </w:p>
+        </w:tc>
+      </w:tr>
+      <w:tr>
+        <w:tc>
+          <w:tcPr>
+            <w:tcW w:w="1503" w:type="dxa"/>
+            <w:shd w:fill="F9F9F9"/>
+            <w:tcMar>
+              <w:top w:w="4" w:type="dxa"/>
+              <w:bottom w:w="4" w:type="dxa"/>
+              <w:left w:w="20" w:type="dxa"/>
+              <w:right w:w="20" w:type="dxa"/>
+            </w:tcMar>
+          </w:tcPr>
+          <w:p>
+            <w:pPr>
+              <w:jc w:val="center"/>
+            </w:pPr>
+            <w:r>
+              <w:rPr>
+                <w:sz w:val="18"/>
+              </w:rPr>
+              <w:t>12</w:t>
+            </w:r>
+          </w:p>
+        </w:tc>
+        <w:tc>
+          <w:tcPr>
+            <w:tcW w:w="1503" w:type="dxa"/>
+            <w:shd w:fill="F9F9F9"/>
+            <w:tcMar>
+              <w:top w:w="4" w:type="dxa"/>
+              <w:bottom w:w="4" w:type="dxa"/>
+              <w:left w:w="20" w:type="dxa"/>
+              <w:right w:w="20" w:type="dxa"/>
+            </w:tcMar>
+          </w:tcPr>
+          <w:p>
+            <w:pPr>
+              <w:jc w:val="center"/>
+            </w:pPr>
+            <w:r>
+              <w:rPr>
+                <w:sz w:val="18"/>
+              </w:rPr>
+              <w:t>245</w:t>
+            </w:r>
+          </w:p>
+        </w:tc>
+        <w:tc>
+          <w:tcPr>
+            <w:tcW w:w="1503" w:type="dxa"/>
+            <w:shd w:fill="F9F9F9"/>
+            <w:tcMar>
+              <w:top w:w="4" w:type="dxa"/>
+              <w:bottom w:w="4" w:type="dxa"/>
+              <w:left w:w="20" w:type="dxa"/>
+              <w:right w:w="20" w:type="dxa"/>
+            </w:tcMar>
+          </w:tcPr>
+          <w:p>
+            <w:r>
+              <w:rPr>
+                <w:sz w:val="18"/>
+              </w:rPr>
+              <w:t>Tuna Koç</w:t>
+            </w:r>
+          </w:p>
+        </w:tc>
+        <w:tc>
+          <w:tcPr>
+            <w:tcW w:w="1503" w:type="dxa"/>
+            <w:shd w:fill="F9F9F9"/>
+            <w:tcMar>
+              <w:top w:w="4" w:type="dxa"/>
+              <w:bottom w:w="4" w:type="dxa"/>
+              <w:left w:w="20" w:type="dxa"/>
+              <w:right w:w="20" w:type="dxa"/>
+            </w:tcMar>
+          </w:tcPr>
+          <w:p>
+            <w:pPr>
+              <w:jc w:val="center"/>
+            </w:pPr>
+            <w:r>
+              <w:rPr>
+                <w:sz w:val="18"/>
+              </w:rPr>
+              <w:t>14/6/0</w:t>
+            </w:r>
+          </w:p>
+        </w:tc>
+        <w:tc>
+          <w:tcPr>
+            <w:tcW w:w="1503" w:type="dxa"/>
+            <w:shd w:fill="F9F9F9"/>
+            <w:tcMar>
+              <w:top w:w="4" w:type="dxa"/>
+              <w:bottom w:w="4" w:type="dxa"/>
+              <w:left w:w="20" w:type="dxa"/>
+              <w:right w:w="20" w:type="dxa"/>
+            </w:tcMar>
+          </w:tcPr>
+          <w:p>
+            <w:pPr>
+              <w:jc w:val="center"/>
+            </w:pPr>
+            <w:r>
+              <w:rPr>
+                <w:b/>
+                <w:sz w:val="18"/>
+              </w:rPr>
+              <w:t>12.00</w:t>
+            </w:r>
+          </w:p>
+        </w:tc>
+        <w:tc>
+          <w:tcPr>
+            <w:tcW w:w="1503" w:type="dxa"/>
+            <w:shd w:fill="FDEDEC"/>
+            <w:tcMar>
+              <w:top w:w="4" w:type="dxa"/>
+              <w:bottom w:w="4" w:type="dxa"/>
+              <w:left w:w="20" w:type="dxa"/>
+              <w:right w:w="20" w:type="dxa"/>
+            </w:tcMar>
+          </w:tcPr>
+          <w:p>
+            <w:pPr>
+              <w:jc w:val="center"/>
+            </w:pPr>
+            <w:r>
+              <w:rPr>
+                <w:sz w:val="18"/>
+              </w:rPr>
+              <w:t>26</w:t>
+            </w:r>
+          </w:p>
+        </w:tc>
+        <w:tc>
+          <w:tcPr>
+            <w:tcW w:w="1503" w:type="dxa"/>
+            <w:shd w:fill="FDEDEC"/>
+            <w:tcMar>
+              <w:top w:w="4" w:type="dxa"/>
+              <w:bottom w:w="4" w:type="dxa"/>
+              <w:left w:w="20" w:type="dxa"/>
+              <w:right w:w="20" w:type="dxa"/>
+            </w:tcMar>
+          </w:tcPr>
+          <w:p>
+            <w:pPr>
+              <w:jc w:val="center"/>
+            </w:pPr>
+            <w:r>
+              <w:rPr>
+                <w:sz w:val="18"/>
+              </w:rPr>
+              <w:t>272</w:t>
+            </w:r>
+          </w:p>
+        </w:tc>
+        <w:tc>
+          <w:tcPr>
+            <w:tcW w:w="1503" w:type="dxa"/>
+            <w:shd w:fill="FDEDEC"/>
+            <w:tcMar>
+              <w:top w:w="4" w:type="dxa"/>
+              <w:bottom w:w="4" w:type="dxa"/>
+              <w:left w:w="20" w:type="dxa"/>
+              <w:right w:w="20" w:type="dxa"/>
+            </w:tcMar>
+          </w:tcPr>
+          <w:p>
+            <w:r>
+              <w:rPr>
+                <w:sz w:val="18"/>
+              </w:rPr>
+              <w:t>Egehan Hardal</w:t>
+            </w:r>
+          </w:p>
+        </w:tc>
+        <w:tc>
+          <w:tcPr>
+            <w:tcW w:w="1503" w:type="dxa"/>
+            <w:shd w:fill="FDEDEC"/>
+            <w:tcMar>
+              <w:top w:w="4" w:type="dxa"/>
+              <w:bottom w:w="4" w:type="dxa"/>
+              <w:left w:w="20" w:type="dxa"/>
+              <w:right w:w="20" w:type="dxa"/>
+            </w:tcMar>
+          </w:tcPr>
+          <w:p>
+            <w:pPr>
+              <w:jc w:val="center"/>
+            </w:pPr>
+            <w:r>
+              <w:rPr>
+                <w:sz w:val="18"/>
+              </w:rPr>
+              <w:t>5/14/1</w:t>
+            </w:r>
+          </w:p>
+        </w:tc>
+        <w:tc>
+          <w:tcPr>
+            <w:tcW w:w="1503" w:type="dxa"/>
+            <w:shd w:fill="FDEDEC"/>
+            <w:tcMar>
+              <w:top w:w="4" w:type="dxa"/>
+              <w:bottom w:w="4" w:type="dxa"/>
+              <w:left w:w="20" w:type="dxa"/>
+              <w:right w:w="20" w:type="dxa"/>
+            </w:tcMar>
+          </w:tcPr>
+          <w:p>
+            <w:pPr>
+              <w:jc w:val="center"/>
+            </w:pPr>
+            <w:r>
+              <w:rPr>
+                <w:b/>
+                <w:sz w:val="18"/>
+              </w:rPr>
+              <w:t>0.33</w:t>
+            </w:r>
+          </w:p>
+        </w:tc>
+      </w:tr>
+      <w:tr>
+        <w:tc>
+          <w:tcPr>
+            <w:tcW w:w="1503" w:type="dxa"/>
+            <w:shd w:fill="FFFFFF"/>
+            <w:tcMar>
+              <w:top w:w="4" w:type="dxa"/>
+              <w:bottom w:w="4" w:type="dxa"/>
+              <w:left w:w="20" w:type="dxa"/>
+              <w:right w:w="20" w:type="dxa"/>
+            </w:tcMar>
+          </w:tcPr>
+          <w:p>
+            <w:pPr>
+              <w:jc w:val="center"/>
+            </w:pPr>
+            <w:r>
+              <w:rPr>
+                <w:sz w:val="18"/>
+              </w:rPr>
+              <w:t>13</w:t>
+            </w:r>
+          </w:p>
+        </w:tc>
+        <w:tc>
+          <w:tcPr>
+            <w:tcW w:w="1503" w:type="dxa"/>
+            <w:shd w:fill="FFFFFF"/>
+            <w:tcMar>
+              <w:top w:w="4" w:type="dxa"/>
+              <w:bottom w:w="4" w:type="dxa"/>
+              <w:left w:w="20" w:type="dxa"/>
+              <w:right w:w="20" w:type="dxa"/>
+            </w:tcMar>
+          </w:tcPr>
+          <w:p>
+            <w:pPr>
+              <w:jc w:val="center"/>
+            </w:pPr>
+            <w:r>
+              <w:rPr>
+                <w:sz w:val="18"/>
               </w:rPr>
               <w:t>203</w:t>
             </w:r>
@@ -1589,16 +3945,16 @@
             <w:tcW w:w="1503" w:type="dxa"/>
             <w:shd w:fill="FFFFFF"/>
             <w:tcMar>
-              <w:top w:w="22" w:type="dxa"/>
-              <w:bottom w:w="22" w:type="dxa"/>
-              <w:left w:w="30" w:type="dxa"/>
-              <w:right w:w="30" w:type="dxa"/>
+              <w:top w:w="4" w:type="dxa"/>
+              <w:bottom w:w="4" w:type="dxa"/>
+              <w:left w:w="20" w:type="dxa"/>
+              <w:right w:w="20" w:type="dxa"/>
             </w:tcMar>
           </w:tcPr>
           <w:p>
             <w:r>
               <w:rPr>
-                <w:sz w:val="20"/>
+                <w:sz w:val="18"/>
               </w:rPr>
               <w:t>Kerem Araci</w:t>
             </w:r>
@@ -1609,10 +3965,10 @@
             <w:tcW w:w="1503" w:type="dxa"/>
             <w:shd w:fill="FFFFFF"/>
             <w:tcMar>
-              <w:top w:w="22" w:type="dxa"/>
-              <w:bottom w:w="22" w:type="dxa"/>
-              <w:left w:w="30" w:type="dxa"/>
-              <w:right w:w="30" w:type="dxa"/>
+              <w:top w:w="4" w:type="dxa"/>
+              <w:bottom w:w="4" w:type="dxa"/>
+              <w:left w:w="20" w:type="dxa"/>
+              <w:right w:w="20" w:type="dxa"/>
             </w:tcMar>
           </w:tcPr>
           <w:p>
@@ -1621,9 +3977,9 @@
             </w:pPr>
             <w:r>
               <w:rPr>
-                <w:sz w:val="20"/>
+                <w:sz w:val="18"/>
               </w:rPr>
-              <w:t>10/8/2</w:t>
+              <w:t>12/7/1</w:t>
             </w:r>
           </w:p>
         </w:tc>
@@ -1632,10 +3988,10 @@
             <w:tcW w:w="1503" w:type="dxa"/>
             <w:shd w:fill="FFFFFF"/>
             <w:tcMar>
-              <w:top w:w="22" w:type="dxa"/>
-              <w:bottom w:w="22" w:type="dxa"/>
-              <w:left w:w="30" w:type="dxa"/>
-              <w:right w:w="30" w:type="dxa"/>
+              <w:top w:w="4" w:type="dxa"/>
+              <w:bottom w:w="4" w:type="dxa"/>
+              <w:left w:w="20" w:type="dxa"/>
+              <w:right w:w="20" w:type="dxa"/>
             </w:tcMar>
           </w:tcPr>
           <w:p>
@@ -1645,23 +4001,21 @@
             <w:r>
               <w:rPr>
                 <w:b/>
-                <w:sz w:val="20"/>
+                <w:sz w:val="18"/>
               </w:rPr>
-              <w:t>7.33</w:t>
+              <w:t>9.67</w:t>
             </w:r>
           </w:p>
         </w:tc>
-      </w:tr>
-      <w:tr>
         <w:tc>
           <w:tcPr>
             <w:tcW w:w="1503" w:type="dxa"/>
-            <w:shd w:fill="E8F8F5"/>
+            <w:shd w:fill="FDEDEC"/>
             <w:tcMar>
-              <w:top w:w="22" w:type="dxa"/>
-              <w:bottom w:w="22" w:type="dxa"/>
-              <w:left w:w="30" w:type="dxa"/>
-              <w:right w:w="30" w:type="dxa"/>
+              <w:top w:w="4" w:type="dxa"/>
+              <w:bottom w:w="4" w:type="dxa"/>
+              <w:left w:w="20" w:type="dxa"/>
+              <w:right w:w="20" w:type="dxa"/>
             </w:tcMar>
           </w:tcPr>
           <w:p>
@@ -1670,21 +4024,21 @@
             </w:pPr>
             <w:r>
               <w:rPr>
-                <w:sz w:val="20"/>
+                <w:sz w:val="18"/>
               </w:rPr>
-              <w:t>4</w:t>
+              <w:t>27</w:t>
             </w:r>
           </w:p>
         </w:tc>
         <w:tc>
           <w:tcPr>
             <w:tcW w:w="1503" w:type="dxa"/>
-            <w:shd w:fill="E8F8F5"/>
+            <w:shd w:fill="FDEDEC"/>
             <w:tcMar>
-              <w:top w:w="22" w:type="dxa"/>
-              <w:bottom w:w="22" w:type="dxa"/>
-              <w:left w:w="30" w:type="dxa"/>
-              <w:right w:w="30" w:type="dxa"/>
+              <w:top w:w="4" w:type="dxa"/>
+              <w:bottom w:w="4" w:type="dxa"/>
+              <w:left w:w="20" w:type="dxa"/>
+              <w:right w:w="20" w:type="dxa"/>
             </w:tcMar>
           </w:tcPr>
           <w:p>
@@ -1693,41 +4047,41 @@
             </w:pPr>
             <w:r>
               <w:rPr>
-                <w:sz w:val="20"/>
+                <w:sz w:val="18"/>
               </w:rPr>
-              <w:t>292</w:t>
+              <w:t>227</w:t>
             </w:r>
           </w:p>
         </w:tc>
         <w:tc>
           <w:tcPr>
             <w:tcW w:w="1503" w:type="dxa"/>
-            <w:shd w:fill="E8F8F5"/>
+            <w:shd w:fill="FDEDEC"/>
             <w:tcMar>
-              <w:top w:w="22" w:type="dxa"/>
-              <w:bottom w:w="22" w:type="dxa"/>
-              <w:left w:w="30" w:type="dxa"/>
-              <w:right w:w="30" w:type="dxa"/>
+              <w:top w:w="4" w:type="dxa"/>
+              <w:bottom w:w="4" w:type="dxa"/>
+              <w:left w:w="20" w:type="dxa"/>
+              <w:right w:w="20" w:type="dxa"/>
             </w:tcMar>
           </w:tcPr>
           <w:p>
             <w:r>
               <w:rPr>
-                <w:sz w:val="20"/>
+                <w:sz w:val="18"/>
               </w:rPr>
-              <w:t>Hali̇t Eren Hatu</w:t>
+              <w:t>Deri̇n Yilmaz</w:t>
             </w:r>
           </w:p>
         </w:tc>
         <w:tc>
           <w:tcPr>
             <w:tcW w:w="1503" w:type="dxa"/>
-            <w:shd w:fill="E8F8F5"/>
+            <w:shd w:fill="FDEDEC"/>
             <w:tcMar>
-              <w:top w:w="22" w:type="dxa"/>
-              <w:bottom w:w="22" w:type="dxa"/>
-              <w:left w:w="30" w:type="dxa"/>
-              <w:right w:w="30" w:type="dxa"/>
+              <w:top w:w="4" w:type="dxa"/>
+              <w:bottom w:w="4" w:type="dxa"/>
+              <w:left w:w="20" w:type="dxa"/>
+              <w:right w:w="20" w:type="dxa"/>
             </w:tcMar>
           </w:tcPr>
           <w:p>
@@ -1736,21 +4090,21 @@
             </w:pPr>
             <w:r>
               <w:rPr>
-                <w:sz w:val="20"/>
+                <w:sz w:val="18"/>
               </w:rPr>
-              <w:t>18/2/0</w:t>
+              <w:t>3/15/2</w:t>
             </w:r>
           </w:p>
         </w:tc>
         <w:tc>
           <w:tcPr>
             <w:tcW w:w="1503" w:type="dxa"/>
-            <w:shd w:fill="E8F8F5"/>
+            <w:shd w:fill="FDEDEC"/>
             <w:tcMar>
-              <w:top w:w="22" w:type="dxa"/>
-              <w:bottom w:w="22" w:type="dxa"/>
-              <w:left w:w="30" w:type="dxa"/>
-              <w:right w:w="30" w:type="dxa"/>
+              <w:top w:w="4" w:type="dxa"/>
+              <w:bottom w:w="4" w:type="dxa"/>
+              <w:left w:w="20" w:type="dxa"/>
+              <w:right w:w="20" w:type="dxa"/>
             </w:tcMar>
           </w:tcPr>
           <w:p>
@@ -1760,9 +4114,34 @@
             <w:r>
               <w:rPr>
                 <w:b/>
-                <w:sz w:val="20"/>
+                <w:sz w:val="18"/>
               </w:rPr>
-              <w:t>17.33</w:t>
+              <w:t>-2.00</w:t>
+            </w:r>
+          </w:p>
+        </w:tc>
+      </w:tr>
+      <w:tr>
+        <w:tc>
+          <w:tcPr>
+            <w:tcW w:w="1503" w:type="dxa"/>
+            <w:shd w:fill="F9F9F9"/>
+            <w:tcMar>
+              <w:top w:w="4" w:type="dxa"/>
+              <w:bottom w:w="4" w:type="dxa"/>
+              <w:left w:w="20" w:type="dxa"/>
+              <w:right w:w="20" w:type="dxa"/>
+            </w:tcMar>
+          </w:tcPr>
+          <w:p>
+            <w:pPr>
+              <w:jc w:val="center"/>
+            </w:pPr>
+            <w:r>
+              <w:rPr>
+                <w:sz w:val="18"/>
+              </w:rPr>
+              <w:t>14</w:t>
             </w:r>
           </w:p>
         </w:tc>
@@ -1771,10 +4150,10 @@
             <w:tcW w:w="1503" w:type="dxa"/>
             <w:shd w:fill="F9F9F9"/>
             <w:tcMar>
-              <w:top w:w="22" w:type="dxa"/>
-              <w:bottom w:w="22" w:type="dxa"/>
-              <w:left w:w="30" w:type="dxa"/>
-              <w:right w:w="30" w:type="dxa"/>
+              <w:top w:w="4" w:type="dxa"/>
+              <w:bottom w:w="4" w:type="dxa"/>
+              <w:left w:w="20" w:type="dxa"/>
+              <w:right w:w="20" w:type="dxa"/>
             </w:tcMar>
           </w:tcPr>
           <w:p>
@@ -1783,30 +4162,7 @@
             </w:pPr>
             <w:r>
               <w:rPr>
-                <w:sz w:val="20"/>
-              </w:rPr>
-              <w:t>18</w:t>
-            </w:r>
-          </w:p>
-        </w:tc>
-        <w:tc>
-          <w:tcPr>
-            <w:tcW w:w="1503" w:type="dxa"/>
-            <w:shd w:fill="F9F9F9"/>
-            <w:tcMar>
-              <w:top w:w="22" w:type="dxa"/>
-              <w:bottom w:w="22" w:type="dxa"/>
-              <w:left w:w="30" w:type="dxa"/>
-              <w:right w:w="30" w:type="dxa"/>
-            </w:tcMar>
-          </w:tcPr>
-          <w:p>
-            <w:pPr>
-              <w:jc w:val="center"/>
-            </w:pPr>
-            <w:r>
-              <w:rPr>
-                <w:sz w:val="20"/>
+                <w:sz w:val="18"/>
               </w:rPr>
               <w:t>254</w:t>
             </w:r>
@@ -1817,16 +4173,16 @@
             <w:tcW w:w="1503" w:type="dxa"/>
             <w:shd w:fill="F9F9F9"/>
             <w:tcMar>
-              <w:top w:w="22" w:type="dxa"/>
-              <w:bottom w:w="22" w:type="dxa"/>
-              <w:left w:w="30" w:type="dxa"/>
-              <w:right w:w="30" w:type="dxa"/>
+              <w:top w:w="4" w:type="dxa"/>
+              <w:bottom w:w="4" w:type="dxa"/>
+              <w:left w:w="20" w:type="dxa"/>
+              <w:right w:w="20" w:type="dxa"/>
             </w:tcMar>
           </w:tcPr>
           <w:p>
             <w:r>
               <w:rPr>
-                <w:sz w:val="20"/>
+                <w:sz w:val="18"/>
               </w:rPr>
               <w:t>Yusuf Eymen Yilm</w:t>
             </w:r>
@@ -1837,10 +4193,10 @@
             <w:tcW w:w="1503" w:type="dxa"/>
             <w:shd w:fill="F9F9F9"/>
             <w:tcMar>
-              <w:top w:w="22" w:type="dxa"/>
-              <w:bottom w:w="22" w:type="dxa"/>
-              <w:left w:w="30" w:type="dxa"/>
-              <w:right w:w="30" w:type="dxa"/>
+              <w:top w:w="4" w:type="dxa"/>
+              <w:bottom w:w="4" w:type="dxa"/>
+              <w:left w:w="20" w:type="dxa"/>
+              <w:right w:w="20" w:type="dxa"/>
             </w:tcMar>
           </w:tcPr>
           <w:p>
@@ -1849,9 +4205,9 @@
             </w:pPr>
             <w:r>
               <w:rPr>
-                <w:sz w:val="20"/>
+                <w:sz w:val="18"/>
               </w:rPr>
-              <w:t>10/8/2</w:t>
+              <w:t>12/8/0</w:t>
             </w:r>
           </w:p>
         </w:tc>
@@ -1860,10 +4216,10 @@
             <w:tcW w:w="1503" w:type="dxa"/>
             <w:shd w:fill="F9F9F9"/>
             <w:tcMar>
-              <w:top w:w="22" w:type="dxa"/>
-              <w:bottom w:w="22" w:type="dxa"/>
-              <w:left w:w="30" w:type="dxa"/>
-              <w:right w:w="30" w:type="dxa"/>
+              <w:top w:w="4" w:type="dxa"/>
+              <w:bottom w:w="4" w:type="dxa"/>
+              <w:left w:w="20" w:type="dxa"/>
+              <w:right w:w="20" w:type="dxa"/>
             </w:tcMar>
           </w:tcPr>
           <w:p>
@@ -1873,23 +4229,21 @@
             <w:r>
               <w:rPr>
                 <w:b/>
-                <w:sz w:val="20"/>
+                <w:sz w:val="18"/>
               </w:rPr>
-              <w:t>7.33</w:t>
+              <w:t>9.33</w:t>
             </w:r>
           </w:p>
         </w:tc>
-      </w:tr>
-      <w:tr>
         <w:tc>
           <w:tcPr>
             <w:tcW w:w="1503" w:type="dxa"/>
-            <w:shd w:fill="E8F8F5"/>
+            <w:shd w:fill="FDEDEC"/>
             <w:tcMar>
-              <w:top w:w="22" w:type="dxa"/>
-              <w:bottom w:w="22" w:type="dxa"/>
-              <w:left w:w="30" w:type="dxa"/>
-              <w:right w:w="30" w:type="dxa"/>
+              <w:top w:w="4" w:type="dxa"/>
+              <w:bottom w:w="4" w:type="dxa"/>
+              <w:left w:w="20" w:type="dxa"/>
+              <w:right w:w="20" w:type="dxa"/>
             </w:tcMar>
           </w:tcPr>
           <w:p>
@@ -1898,21 +4252,21 @@
             </w:pPr>
             <w:r>
               <w:rPr>
-                <w:sz w:val="20"/>
+                <w:sz w:val="18"/>
               </w:rPr>
-              <w:t>5</w:t>
+              <w:t>28</w:t>
             </w:r>
           </w:p>
         </w:tc>
         <w:tc>
           <w:tcPr>
             <w:tcW w:w="1503" w:type="dxa"/>
-            <w:shd w:fill="E8F8F5"/>
+            <w:shd w:fill="FDEDEC"/>
             <w:tcMar>
-              <w:top w:w="22" w:type="dxa"/>
-              <w:bottom w:w="22" w:type="dxa"/>
-              <w:left w:w="30" w:type="dxa"/>
-              <w:right w:w="30" w:type="dxa"/>
+              <w:top w:w="4" w:type="dxa"/>
+              <w:bottom w:w="4" w:type="dxa"/>
+              <w:left w:w="20" w:type="dxa"/>
+              <w:right w:w="20" w:type="dxa"/>
             </w:tcMar>
           </w:tcPr>
           <w:p>
@@ -1921,1032 +4275,7 @@
             </w:pPr>
             <w:r>
               <w:rPr>
-                <w:sz w:val="20"/>
-              </w:rPr>
-              <w:t>386</w:t>
-            </w:r>
-          </w:p>
-        </w:tc>
-        <w:tc>
-          <w:tcPr>
-            <w:tcW w:w="1503" w:type="dxa"/>
-            <w:shd w:fill="E8F8F5"/>
-            <w:tcMar>
-              <w:top w:w="22" w:type="dxa"/>
-              <w:bottom w:w="22" w:type="dxa"/>
-              <w:left w:w="30" w:type="dxa"/>
-              <w:right w:w="30" w:type="dxa"/>
-            </w:tcMar>
-          </w:tcPr>
-          <w:p>
-            <w:r>
-              <w:rPr>
-                <w:sz w:val="20"/>
-              </w:rPr>
-              <w:t>Kuzey Can</w:t>
-            </w:r>
-          </w:p>
-        </w:tc>
-        <w:tc>
-          <w:tcPr>
-            <w:tcW w:w="1503" w:type="dxa"/>
-            <w:shd w:fill="E8F8F5"/>
-            <w:tcMar>
-              <w:top w:w="22" w:type="dxa"/>
-              <w:bottom w:w="22" w:type="dxa"/>
-              <w:left w:w="30" w:type="dxa"/>
-              <w:right w:w="30" w:type="dxa"/>
-            </w:tcMar>
-          </w:tcPr>
-          <w:p>
-            <w:pPr>
-              <w:jc w:val="center"/>
-            </w:pPr>
-            <w:r>
-              <w:rPr>
-                <w:sz w:val="20"/>
-              </w:rPr>
-              <w:t>17/3/0</w:t>
-            </w:r>
-          </w:p>
-        </w:tc>
-        <w:tc>
-          <w:tcPr>
-            <w:tcW w:w="1503" w:type="dxa"/>
-            <w:shd w:fill="E8F8F5"/>
-            <w:tcMar>
-              <w:top w:w="22" w:type="dxa"/>
-              <w:bottom w:w="22" w:type="dxa"/>
-              <w:left w:w="30" w:type="dxa"/>
-              <w:right w:w="30" w:type="dxa"/>
-            </w:tcMar>
-          </w:tcPr>
-          <w:p>
-            <w:pPr>
-              <w:jc w:val="center"/>
-            </w:pPr>
-            <w:r>
-              <w:rPr>
-                <w:b/>
-                <w:sz w:val="20"/>
-              </w:rPr>
-              <w:t>16.00</w:t>
-            </w:r>
-          </w:p>
-        </w:tc>
-        <w:tc>
-          <w:tcPr>
-            <w:tcW w:w="1503" w:type="dxa"/>
-            <w:shd w:fill="FFFFFF"/>
-            <w:tcMar>
-              <w:top w:w="22" w:type="dxa"/>
-              <w:bottom w:w="22" w:type="dxa"/>
-              <w:left w:w="30" w:type="dxa"/>
-              <w:right w:w="30" w:type="dxa"/>
-            </w:tcMar>
-          </w:tcPr>
-          <w:p>
-            <w:pPr>
-              <w:jc w:val="center"/>
-            </w:pPr>
-            <w:r>
-              <w:rPr>
-                <w:sz w:val="20"/>
-              </w:rPr>
-              <w:t>19</w:t>
-            </w:r>
-          </w:p>
-        </w:tc>
-        <w:tc>
-          <w:tcPr>
-            <w:tcW w:w="1503" w:type="dxa"/>
-            <w:shd w:fill="FFFFFF"/>
-            <w:tcMar>
-              <w:top w:w="22" w:type="dxa"/>
-              <w:bottom w:w="22" w:type="dxa"/>
-              <w:left w:w="30" w:type="dxa"/>
-              <w:right w:w="30" w:type="dxa"/>
-            </w:tcMar>
-          </w:tcPr>
-          <w:p>
-            <w:pPr>
-              <w:jc w:val="center"/>
-            </w:pPr>
-            <w:r>
-              <w:rPr>
-                <w:sz w:val="20"/>
-              </w:rPr>
-              <w:t>258</w:t>
-            </w:r>
-          </w:p>
-        </w:tc>
-        <w:tc>
-          <w:tcPr>
-            <w:tcW w:w="1503" w:type="dxa"/>
-            <w:shd w:fill="FFFFFF"/>
-            <w:tcMar>
-              <w:top w:w="22" w:type="dxa"/>
-              <w:bottom w:w="22" w:type="dxa"/>
-              <w:left w:w="30" w:type="dxa"/>
-              <w:right w:w="30" w:type="dxa"/>
-            </w:tcMar>
-          </w:tcPr>
-          <w:p>
-            <w:r>
-              <w:rPr>
-                <w:sz w:val="20"/>
-              </w:rPr>
-              <w:t>Meryem Bozdemi̇r</w:t>
-            </w:r>
-          </w:p>
-        </w:tc>
-        <w:tc>
-          <w:tcPr>
-            <w:tcW w:w="1503" w:type="dxa"/>
-            <w:shd w:fill="FFFFFF"/>
-            <w:tcMar>
-              <w:top w:w="22" w:type="dxa"/>
-              <w:bottom w:w="22" w:type="dxa"/>
-              <w:left w:w="30" w:type="dxa"/>
-              <w:right w:w="30" w:type="dxa"/>
-            </w:tcMar>
-          </w:tcPr>
-          <w:p>
-            <w:pPr>
-              <w:jc w:val="center"/>
-            </w:pPr>
-            <w:r>
-              <w:rPr>
-                <w:sz w:val="20"/>
-              </w:rPr>
-              <w:t>10/9/1</w:t>
-            </w:r>
-          </w:p>
-        </w:tc>
-        <w:tc>
-          <w:tcPr>
-            <w:tcW w:w="1503" w:type="dxa"/>
-            <w:shd w:fill="FFFFFF"/>
-            <w:tcMar>
-              <w:top w:w="22" w:type="dxa"/>
-              <w:bottom w:w="22" w:type="dxa"/>
-              <w:left w:w="30" w:type="dxa"/>
-              <w:right w:w="30" w:type="dxa"/>
-            </w:tcMar>
-          </w:tcPr>
-          <w:p>
-            <w:pPr>
-              <w:jc w:val="center"/>
-            </w:pPr>
-            <w:r>
-              <w:rPr>
-                <w:b/>
-                <w:sz w:val="20"/>
-              </w:rPr>
-              <w:t>7.00</w:t>
-            </w:r>
-          </w:p>
-        </w:tc>
-      </w:tr>
-      <w:tr>
-        <w:tc>
-          <w:tcPr>
-            <w:tcW w:w="1503" w:type="dxa"/>
-            <w:shd w:fill="F9F9F9"/>
-            <w:tcMar>
-              <w:top w:w="22" w:type="dxa"/>
-              <w:bottom w:w="22" w:type="dxa"/>
-              <w:left w:w="30" w:type="dxa"/>
-              <w:right w:w="30" w:type="dxa"/>
-            </w:tcMar>
-          </w:tcPr>
-          <w:p>
-            <w:pPr>
-              <w:jc w:val="center"/>
-            </w:pPr>
-            <w:r>
-              <w:rPr>
-                <w:sz w:val="20"/>
-              </w:rPr>
-              <w:t>6</w:t>
-            </w:r>
-          </w:p>
-        </w:tc>
-        <w:tc>
-          <w:tcPr>
-            <w:tcW w:w="1503" w:type="dxa"/>
-            <w:shd w:fill="F9F9F9"/>
-            <w:tcMar>
-              <w:top w:w="22" w:type="dxa"/>
-              <w:bottom w:w="22" w:type="dxa"/>
-              <w:left w:w="30" w:type="dxa"/>
-              <w:right w:w="30" w:type="dxa"/>
-            </w:tcMar>
-          </w:tcPr>
-          <w:p>
-            <w:pPr>
-              <w:jc w:val="center"/>
-            </w:pPr>
-            <w:r>
-              <w:rPr>
-                <w:sz w:val="20"/>
-              </w:rPr>
-              <w:t>247</w:t>
-            </w:r>
-          </w:p>
-        </w:tc>
-        <w:tc>
-          <w:tcPr>
-            <w:tcW w:w="1503" w:type="dxa"/>
-            <w:shd w:fill="F9F9F9"/>
-            <w:tcMar>
-              <w:top w:w="22" w:type="dxa"/>
-              <w:bottom w:w="22" w:type="dxa"/>
-              <w:left w:w="30" w:type="dxa"/>
-              <w:right w:w="30" w:type="dxa"/>
-            </w:tcMar>
-          </w:tcPr>
-          <w:p>
-            <w:r>
-              <w:rPr>
-                <w:sz w:val="20"/>
-              </w:rPr>
-              <w:t>Zehra Şenel</w:t>
-            </w:r>
-          </w:p>
-        </w:tc>
-        <w:tc>
-          <w:tcPr>
-            <w:tcW w:w="1503" w:type="dxa"/>
-            <w:shd w:fill="F9F9F9"/>
-            <w:tcMar>
-              <w:top w:w="22" w:type="dxa"/>
-              <w:bottom w:w="22" w:type="dxa"/>
-              <w:left w:w="30" w:type="dxa"/>
-              <w:right w:w="30" w:type="dxa"/>
-            </w:tcMar>
-          </w:tcPr>
-          <w:p>
-            <w:pPr>
-              <w:jc w:val="center"/>
-            </w:pPr>
-            <w:r>
-              <w:rPr>
-                <w:sz w:val="20"/>
-              </w:rPr>
-              <w:t>14/6/0</w:t>
-            </w:r>
-          </w:p>
-        </w:tc>
-        <w:tc>
-          <w:tcPr>
-            <w:tcW w:w="1503" w:type="dxa"/>
-            <w:shd w:fill="F9F9F9"/>
-            <w:tcMar>
-              <w:top w:w="22" w:type="dxa"/>
-              <w:bottom w:w="22" w:type="dxa"/>
-              <w:left w:w="30" w:type="dxa"/>
-              <w:right w:w="30" w:type="dxa"/>
-            </w:tcMar>
-          </w:tcPr>
-          <w:p>
-            <w:pPr>
-              <w:jc w:val="center"/>
-            </w:pPr>
-            <w:r>
-              <w:rPr>
-                <w:b/>
-                <w:sz w:val="20"/>
-              </w:rPr>
-              <w:t>12.00</w:t>
-            </w:r>
-          </w:p>
-        </w:tc>
-        <w:tc>
-          <w:tcPr>
-            <w:tcW w:w="1503" w:type="dxa"/>
-            <w:shd w:fill="F9F9F9"/>
-            <w:tcMar>
-              <w:top w:w="22" w:type="dxa"/>
-              <w:bottom w:w="22" w:type="dxa"/>
-              <w:left w:w="30" w:type="dxa"/>
-              <w:right w:w="30" w:type="dxa"/>
-            </w:tcMar>
-          </w:tcPr>
-          <w:p>
-            <w:pPr>
-              <w:jc w:val="center"/>
-            </w:pPr>
-            <w:r>
-              <w:rPr>
-                <w:sz w:val="20"/>
-              </w:rPr>
-              <w:t>20</w:t>
-            </w:r>
-          </w:p>
-        </w:tc>
-        <w:tc>
-          <w:tcPr>
-            <w:tcW w:w="1503" w:type="dxa"/>
-            <w:shd w:fill="F9F9F9"/>
-            <w:tcMar>
-              <w:top w:w="22" w:type="dxa"/>
-              <w:bottom w:w="22" w:type="dxa"/>
-              <w:left w:w="30" w:type="dxa"/>
-              <w:right w:w="30" w:type="dxa"/>
-            </w:tcMar>
-          </w:tcPr>
-          <w:p>
-            <w:pPr>
-              <w:jc w:val="center"/>
-            </w:pPr>
-            <w:r>
-              <w:rPr>
-                <w:sz w:val="20"/>
-              </w:rPr>
-              <w:t>303</w:t>
-            </w:r>
-          </w:p>
-        </w:tc>
-        <w:tc>
-          <w:tcPr>
-            <w:tcW w:w="1503" w:type="dxa"/>
-            <w:shd w:fill="F9F9F9"/>
-            <w:tcMar>
-              <w:top w:w="22" w:type="dxa"/>
-              <w:bottom w:w="22" w:type="dxa"/>
-              <w:left w:w="30" w:type="dxa"/>
-              <w:right w:w="30" w:type="dxa"/>
-            </w:tcMar>
-          </w:tcPr>
-          <w:p>
-            <w:r>
-              <w:rPr>
-                <w:sz w:val="20"/>
-              </w:rPr>
-              <w:t>Mustafa Gülseven</w:t>
-            </w:r>
-          </w:p>
-        </w:tc>
-        <w:tc>
-          <w:tcPr>
-            <w:tcW w:w="1503" w:type="dxa"/>
-            <w:shd w:fill="F9F9F9"/>
-            <w:tcMar>
-              <w:top w:w="22" w:type="dxa"/>
-              <w:bottom w:w="22" w:type="dxa"/>
-              <w:left w:w="30" w:type="dxa"/>
-              <w:right w:w="30" w:type="dxa"/>
-            </w:tcMar>
-          </w:tcPr>
-          <w:p>
-            <w:pPr>
-              <w:jc w:val="center"/>
-            </w:pPr>
-            <w:r>
-              <w:rPr>
-                <w:sz w:val="20"/>
-              </w:rPr>
-              <w:t>10/10/0</w:t>
-            </w:r>
-          </w:p>
-        </w:tc>
-        <w:tc>
-          <w:tcPr>
-            <w:tcW w:w="1503" w:type="dxa"/>
-            <w:shd w:fill="F9F9F9"/>
-            <w:tcMar>
-              <w:top w:w="22" w:type="dxa"/>
-              <w:bottom w:w="22" w:type="dxa"/>
-              <w:left w:w="30" w:type="dxa"/>
-              <w:right w:w="30" w:type="dxa"/>
-            </w:tcMar>
-          </w:tcPr>
-          <w:p>
-            <w:pPr>
-              <w:jc w:val="center"/>
-            </w:pPr>
-            <w:r>
-              <w:rPr>
-                <w:b/>
-                <w:sz w:val="20"/>
-              </w:rPr>
-              <w:t>6.67</w:t>
-            </w:r>
-          </w:p>
-        </w:tc>
-      </w:tr>
-      <w:tr>
-        <w:tc>
-          <w:tcPr>
-            <w:tcW w:w="1503" w:type="dxa"/>
-            <w:shd w:fill="FFFFFF"/>
-            <w:tcMar>
-              <w:top w:w="22" w:type="dxa"/>
-              <w:bottom w:w="22" w:type="dxa"/>
-              <w:left w:w="30" w:type="dxa"/>
-              <w:right w:w="30" w:type="dxa"/>
-            </w:tcMar>
-          </w:tcPr>
-          <w:p>
-            <w:pPr>
-              <w:jc w:val="center"/>
-            </w:pPr>
-            <w:r>
-              <w:rPr>
-                <w:sz w:val="20"/>
-              </w:rPr>
-              <w:t>7</w:t>
-            </w:r>
-          </w:p>
-        </w:tc>
-        <w:tc>
-          <w:tcPr>
-            <w:tcW w:w="1503" w:type="dxa"/>
-            <w:shd w:fill="FFFFFF"/>
-            <w:tcMar>
-              <w:top w:w="22" w:type="dxa"/>
-              <w:bottom w:w="22" w:type="dxa"/>
-              <w:left w:w="30" w:type="dxa"/>
-              <w:right w:w="30" w:type="dxa"/>
-            </w:tcMar>
-          </w:tcPr>
-          <w:p>
-            <w:pPr>
-              <w:jc w:val="center"/>
-            </w:pPr>
-            <w:r>
-              <w:rPr>
-                <w:sz w:val="20"/>
-              </w:rPr>
-              <w:t>256</w:t>
-            </w:r>
-          </w:p>
-        </w:tc>
-        <w:tc>
-          <w:tcPr>
-            <w:tcW w:w="1503" w:type="dxa"/>
-            <w:shd w:fill="FFFFFF"/>
-            <w:tcMar>
-              <w:top w:w="22" w:type="dxa"/>
-              <w:bottom w:w="22" w:type="dxa"/>
-              <w:left w:w="30" w:type="dxa"/>
-              <w:right w:w="30" w:type="dxa"/>
-            </w:tcMar>
-          </w:tcPr>
-          <w:p>
-            <w:r>
-              <w:rPr>
-                <w:sz w:val="20"/>
-              </w:rPr>
-              <w:t>Beren Koç</w:t>
-            </w:r>
-          </w:p>
-        </w:tc>
-        <w:tc>
-          <w:tcPr>
-            <w:tcW w:w="1503" w:type="dxa"/>
-            <w:shd w:fill="FFFFFF"/>
-            <w:tcMar>
-              <w:top w:w="22" w:type="dxa"/>
-              <w:bottom w:w="22" w:type="dxa"/>
-              <w:left w:w="30" w:type="dxa"/>
-              <w:right w:w="30" w:type="dxa"/>
-            </w:tcMar>
-          </w:tcPr>
-          <w:p>
-            <w:pPr>
-              <w:jc w:val="center"/>
-            </w:pPr>
-            <w:r>
-              <w:rPr>
-                <w:sz w:val="20"/>
-              </w:rPr>
-              <w:t>13/5/2</w:t>
-            </w:r>
-          </w:p>
-        </w:tc>
-        <w:tc>
-          <w:tcPr>
-            <w:tcW w:w="1503" w:type="dxa"/>
-            <w:shd w:fill="FFFFFF"/>
-            <w:tcMar>
-              <w:top w:w="22" w:type="dxa"/>
-              <w:bottom w:w="22" w:type="dxa"/>
-              <w:left w:w="30" w:type="dxa"/>
-              <w:right w:w="30" w:type="dxa"/>
-            </w:tcMar>
-          </w:tcPr>
-          <w:p>
-            <w:pPr>
-              <w:jc w:val="center"/>
-            </w:pPr>
-            <w:r>
-              <w:rPr>
-                <w:b/>
-                <w:sz w:val="20"/>
-              </w:rPr>
-              <w:t>11.33</w:t>
-            </w:r>
-          </w:p>
-        </w:tc>
-        <w:tc>
-          <w:tcPr>
-            <w:tcW w:w="1503" w:type="dxa"/>
-            <w:shd w:fill="FFFFFF"/>
-            <w:tcMar>
-              <w:top w:w="22" w:type="dxa"/>
-              <w:bottom w:w="22" w:type="dxa"/>
-              <w:left w:w="30" w:type="dxa"/>
-              <w:right w:w="30" w:type="dxa"/>
-            </w:tcMar>
-          </w:tcPr>
-          <w:p>
-            <w:pPr>
-              <w:jc w:val="center"/>
-            </w:pPr>
-            <w:r>
-              <w:rPr>
-                <w:sz w:val="20"/>
-              </w:rPr>
-              <w:t>21</w:t>
-            </w:r>
-          </w:p>
-        </w:tc>
-        <w:tc>
-          <w:tcPr>
-            <w:tcW w:w="1503" w:type="dxa"/>
-            <w:shd w:fill="FFFFFF"/>
-            <w:tcMar>
-              <w:top w:w="22" w:type="dxa"/>
-              <w:bottom w:w="22" w:type="dxa"/>
-              <w:left w:w="30" w:type="dxa"/>
-              <w:right w:w="30" w:type="dxa"/>
-            </w:tcMar>
-          </w:tcPr>
-          <w:p>
-            <w:pPr>
-              <w:jc w:val="center"/>
-            </w:pPr>
-            <w:r>
-              <w:rPr>
-                <w:sz w:val="20"/>
-              </w:rPr>
-              <w:t>229</w:t>
-            </w:r>
-          </w:p>
-        </w:tc>
-        <w:tc>
-          <w:tcPr>
-            <w:tcW w:w="1503" w:type="dxa"/>
-            <w:shd w:fill="FFFFFF"/>
-            <w:tcMar>
-              <w:top w:w="22" w:type="dxa"/>
-              <w:bottom w:w="22" w:type="dxa"/>
-              <w:left w:w="30" w:type="dxa"/>
-              <w:right w:w="30" w:type="dxa"/>
-            </w:tcMar>
-          </w:tcPr>
-          <w:p>
-            <w:r>
-              <w:rPr>
-                <w:sz w:val="20"/>
-              </w:rPr>
-              <w:t>Ni̇sanur Kayabey</w:t>
-            </w:r>
-          </w:p>
-        </w:tc>
-        <w:tc>
-          <w:tcPr>
-            <w:tcW w:w="1503" w:type="dxa"/>
-            <w:shd w:fill="FFFFFF"/>
-            <w:tcMar>
-              <w:top w:w="22" w:type="dxa"/>
-              <w:bottom w:w="22" w:type="dxa"/>
-              <w:left w:w="30" w:type="dxa"/>
-              <w:right w:w="30" w:type="dxa"/>
-            </w:tcMar>
-          </w:tcPr>
-          <w:p>
-            <w:pPr>
-              <w:jc w:val="center"/>
-            </w:pPr>
-            <w:r>
-              <w:rPr>
-                <w:sz w:val="20"/>
-              </w:rPr>
-              <w:t>9/9/2</w:t>
-            </w:r>
-          </w:p>
-        </w:tc>
-        <w:tc>
-          <w:tcPr>
-            <w:tcW w:w="1503" w:type="dxa"/>
-            <w:shd w:fill="FFFFFF"/>
-            <w:tcMar>
-              <w:top w:w="22" w:type="dxa"/>
-              <w:bottom w:w="22" w:type="dxa"/>
-              <w:left w:w="30" w:type="dxa"/>
-              <w:right w:w="30" w:type="dxa"/>
-            </w:tcMar>
-          </w:tcPr>
-          <w:p>
-            <w:pPr>
-              <w:jc w:val="center"/>
-            </w:pPr>
-            <w:r>
-              <w:rPr>
-                <w:b/>
-                <w:sz w:val="20"/>
-              </w:rPr>
-              <w:t>6.00</w:t>
-            </w:r>
-          </w:p>
-        </w:tc>
-      </w:tr>
-      <w:tr>
-        <w:tc>
-          <w:tcPr>
-            <w:tcW w:w="1503" w:type="dxa"/>
-            <w:shd w:fill="F9F9F9"/>
-            <w:tcMar>
-              <w:top w:w="22" w:type="dxa"/>
-              <w:bottom w:w="22" w:type="dxa"/>
-              <w:left w:w="30" w:type="dxa"/>
-              <w:right w:w="30" w:type="dxa"/>
-            </w:tcMar>
-          </w:tcPr>
-          <w:p>
-            <w:pPr>
-              <w:jc w:val="center"/>
-            </w:pPr>
-            <w:r>
-              <w:rPr>
-                <w:sz w:val="20"/>
-              </w:rPr>
-              <w:t>8</w:t>
-            </w:r>
-          </w:p>
-        </w:tc>
-        <w:tc>
-          <w:tcPr>
-            <w:tcW w:w="1503" w:type="dxa"/>
-            <w:shd w:fill="F9F9F9"/>
-            <w:tcMar>
-              <w:top w:w="22" w:type="dxa"/>
-              <w:bottom w:w="22" w:type="dxa"/>
-              <w:left w:w="30" w:type="dxa"/>
-              <w:right w:w="30" w:type="dxa"/>
-            </w:tcMar>
-          </w:tcPr>
-          <w:p>
-            <w:pPr>
-              <w:jc w:val="center"/>
-            </w:pPr>
-            <w:r>
-              <w:rPr>
-                <w:sz w:val="20"/>
-              </w:rPr>
-              <w:t>245</w:t>
-            </w:r>
-          </w:p>
-        </w:tc>
-        <w:tc>
-          <w:tcPr>
-            <w:tcW w:w="1503" w:type="dxa"/>
-            <w:shd w:fill="F9F9F9"/>
-            <w:tcMar>
-              <w:top w:w="22" w:type="dxa"/>
-              <w:bottom w:w="22" w:type="dxa"/>
-              <w:left w:w="30" w:type="dxa"/>
-              <w:right w:w="30" w:type="dxa"/>
-            </w:tcMar>
-          </w:tcPr>
-          <w:p>
-            <w:r>
-              <w:rPr>
-                <w:sz w:val="20"/>
-              </w:rPr>
-              <w:t>Tuna Koç</w:t>
-            </w:r>
-          </w:p>
-        </w:tc>
-        <w:tc>
-          <w:tcPr>
-            <w:tcW w:w="1503" w:type="dxa"/>
-            <w:shd w:fill="F9F9F9"/>
-            <w:tcMar>
-              <w:top w:w="22" w:type="dxa"/>
-              <w:bottom w:w="22" w:type="dxa"/>
-              <w:left w:w="30" w:type="dxa"/>
-              <w:right w:w="30" w:type="dxa"/>
-            </w:tcMar>
-          </w:tcPr>
-          <w:p>
-            <w:pPr>
-              <w:jc w:val="center"/>
-            </w:pPr>
-            <w:r>
-              <w:rPr>
-                <w:sz w:val="20"/>
-              </w:rPr>
-              <w:t>13/5/2</w:t>
-            </w:r>
-          </w:p>
-        </w:tc>
-        <w:tc>
-          <w:tcPr>
-            <w:tcW w:w="1503" w:type="dxa"/>
-            <w:shd w:fill="F9F9F9"/>
-            <w:tcMar>
-              <w:top w:w="22" w:type="dxa"/>
-              <w:bottom w:w="22" w:type="dxa"/>
-              <w:left w:w="30" w:type="dxa"/>
-              <w:right w:w="30" w:type="dxa"/>
-            </w:tcMar>
-          </w:tcPr>
-          <w:p>
-            <w:pPr>
-              <w:jc w:val="center"/>
-            </w:pPr>
-            <w:r>
-              <w:rPr>
-                <w:b/>
-                <w:sz w:val="20"/>
-              </w:rPr>
-              <w:t>11.33</w:t>
-            </w:r>
-          </w:p>
-        </w:tc>
-        <w:tc>
-          <w:tcPr>
-            <w:tcW w:w="1503" w:type="dxa"/>
-            <w:shd w:fill="FDEDEC"/>
-            <w:tcMar>
-              <w:top w:w="22" w:type="dxa"/>
-              <w:bottom w:w="22" w:type="dxa"/>
-              <w:left w:w="30" w:type="dxa"/>
-              <w:right w:w="30" w:type="dxa"/>
-            </w:tcMar>
-          </w:tcPr>
-          <w:p>
-            <w:pPr>
-              <w:jc w:val="center"/>
-            </w:pPr>
-            <w:r>
-              <w:rPr>
-                <w:sz w:val="20"/>
-              </w:rPr>
-              <w:t>22</w:t>
-            </w:r>
-          </w:p>
-        </w:tc>
-        <w:tc>
-          <w:tcPr>
-            <w:tcW w:w="1503" w:type="dxa"/>
-            <w:shd w:fill="FDEDEC"/>
-            <w:tcMar>
-              <w:top w:w="22" w:type="dxa"/>
-              <w:bottom w:w="22" w:type="dxa"/>
-              <w:left w:w="30" w:type="dxa"/>
-              <w:right w:w="30" w:type="dxa"/>
-            </w:tcMar>
-          </w:tcPr>
-          <w:p>
-            <w:pPr>
-              <w:jc w:val="center"/>
-            </w:pPr>
-            <w:r>
-              <w:rPr>
-                <w:sz w:val="20"/>
-              </w:rPr>
-              <w:t>227</w:t>
-            </w:r>
-          </w:p>
-        </w:tc>
-        <w:tc>
-          <w:tcPr>
-            <w:tcW w:w="1503" w:type="dxa"/>
-            <w:shd w:fill="FDEDEC"/>
-            <w:tcMar>
-              <w:top w:w="22" w:type="dxa"/>
-              <w:bottom w:w="22" w:type="dxa"/>
-              <w:left w:w="30" w:type="dxa"/>
-              <w:right w:w="30" w:type="dxa"/>
-            </w:tcMar>
-          </w:tcPr>
-          <w:p>
-            <w:r>
-              <w:rPr>
-                <w:sz w:val="20"/>
-              </w:rPr>
-              <w:t>Deri̇n Yilmaz</w:t>
-            </w:r>
-          </w:p>
-        </w:tc>
-        <w:tc>
-          <w:tcPr>
-            <w:tcW w:w="1503" w:type="dxa"/>
-            <w:shd w:fill="FDEDEC"/>
-            <w:tcMar>
-              <w:top w:w="22" w:type="dxa"/>
-              <w:bottom w:w="22" w:type="dxa"/>
-              <w:left w:w="30" w:type="dxa"/>
-              <w:right w:w="30" w:type="dxa"/>
-            </w:tcMar>
-          </w:tcPr>
-          <w:p>
-            <w:pPr>
-              <w:jc w:val="center"/>
-            </w:pPr>
-            <w:r>
-              <w:rPr>
-                <w:sz w:val="20"/>
-              </w:rPr>
-              <w:t>9/10/1</w:t>
-            </w:r>
-          </w:p>
-        </w:tc>
-        <w:tc>
-          <w:tcPr>
-            <w:tcW w:w="1503" w:type="dxa"/>
-            <w:shd w:fill="FDEDEC"/>
-            <w:tcMar>
-              <w:top w:w="22" w:type="dxa"/>
-              <w:bottom w:w="22" w:type="dxa"/>
-              <w:left w:w="30" w:type="dxa"/>
-              <w:right w:w="30" w:type="dxa"/>
-            </w:tcMar>
-          </w:tcPr>
-          <w:p>
-            <w:pPr>
-              <w:jc w:val="center"/>
-            </w:pPr>
-            <w:r>
-              <w:rPr>
-                <w:b/>
-                <w:sz w:val="20"/>
-              </w:rPr>
-              <w:t>5.67</w:t>
-            </w:r>
-          </w:p>
-        </w:tc>
-      </w:tr>
-      <w:tr>
-        <w:tc>
-          <w:tcPr>
-            <w:tcW w:w="1503" w:type="dxa"/>
-            <w:shd w:fill="FFFFFF"/>
-            <w:tcMar>
-              <w:top w:w="22" w:type="dxa"/>
-              <w:bottom w:w="22" w:type="dxa"/>
-              <w:left w:w="30" w:type="dxa"/>
-              <w:right w:w="30" w:type="dxa"/>
-            </w:tcMar>
-          </w:tcPr>
-          <w:p>
-            <w:pPr>
-              <w:jc w:val="center"/>
-            </w:pPr>
-            <w:r>
-              <w:rPr>
-                <w:sz w:val="20"/>
-              </w:rPr>
-              <w:t>9</w:t>
-            </w:r>
-          </w:p>
-        </w:tc>
-        <w:tc>
-          <w:tcPr>
-            <w:tcW w:w="1503" w:type="dxa"/>
-            <w:shd w:fill="FFFFFF"/>
-            <w:tcMar>
-              <w:top w:w="22" w:type="dxa"/>
-              <w:bottom w:w="22" w:type="dxa"/>
-              <w:left w:w="30" w:type="dxa"/>
-              <w:right w:w="30" w:type="dxa"/>
-            </w:tcMar>
-          </w:tcPr>
-          <w:p>
-            <w:pPr>
-              <w:jc w:val="center"/>
-            </w:pPr>
-            <w:r>
-              <w:rPr>
-                <w:sz w:val="20"/>
-              </w:rPr>
-              <w:t>84</w:t>
-            </w:r>
-          </w:p>
-        </w:tc>
-        <w:tc>
-          <w:tcPr>
-            <w:tcW w:w="1503" w:type="dxa"/>
-            <w:shd w:fill="FFFFFF"/>
-            <w:tcMar>
-              <w:top w:w="22" w:type="dxa"/>
-              <w:bottom w:w="22" w:type="dxa"/>
-              <w:left w:w="30" w:type="dxa"/>
-              <w:right w:w="30" w:type="dxa"/>
-            </w:tcMar>
-          </w:tcPr>
-          <w:p>
-            <w:r>
-              <w:rPr>
-                <w:sz w:val="20"/>
-              </w:rPr>
-              <w:t>Kuzey Yusuf Uruk</w:t>
-            </w:r>
-          </w:p>
-        </w:tc>
-        <w:tc>
-          <w:tcPr>
-            <w:tcW w:w="1503" w:type="dxa"/>
-            <w:shd w:fill="FFFFFF"/>
-            <w:tcMar>
-              <w:top w:w="22" w:type="dxa"/>
-              <w:bottom w:w="22" w:type="dxa"/>
-              <w:left w:w="30" w:type="dxa"/>
-              <w:right w:w="30" w:type="dxa"/>
-            </w:tcMar>
-          </w:tcPr>
-          <w:p>
-            <w:pPr>
-              <w:jc w:val="center"/>
-            </w:pPr>
-            <w:r>
-              <w:rPr>
-                <w:sz w:val="20"/>
-              </w:rPr>
-              <w:t>13/7/0</w:t>
-            </w:r>
-          </w:p>
-        </w:tc>
-        <w:tc>
-          <w:tcPr>
-            <w:tcW w:w="1503" w:type="dxa"/>
-            <w:shd w:fill="FFFFFF"/>
-            <w:tcMar>
-              <w:top w:w="22" w:type="dxa"/>
-              <w:bottom w:w="22" w:type="dxa"/>
-              <w:left w:w="30" w:type="dxa"/>
-              <w:right w:w="30" w:type="dxa"/>
-            </w:tcMar>
-          </w:tcPr>
-          <w:p>
-            <w:pPr>
-              <w:jc w:val="center"/>
-            </w:pPr>
-            <w:r>
-              <w:rPr>
-                <w:b/>
-                <w:sz w:val="20"/>
-              </w:rPr>
-              <w:t>10.67</w:t>
-            </w:r>
-          </w:p>
-        </w:tc>
-        <w:tc>
-          <w:tcPr>
-            <w:tcW w:w="1503" w:type="dxa"/>
-            <w:shd w:fill="FDEDEC"/>
-            <w:tcMar>
-              <w:top w:w="22" w:type="dxa"/>
-              <w:bottom w:w="22" w:type="dxa"/>
-              <w:left w:w="30" w:type="dxa"/>
-              <w:right w:w="30" w:type="dxa"/>
-            </w:tcMar>
-          </w:tcPr>
-          <w:p>
-            <w:pPr>
-              <w:jc w:val="center"/>
-            </w:pPr>
-            <w:r>
-              <w:rPr>
-                <w:sz w:val="20"/>
-              </w:rPr>
-              <w:t>23</w:t>
-            </w:r>
-          </w:p>
-        </w:tc>
-        <w:tc>
-          <w:tcPr>
-            <w:tcW w:w="1503" w:type="dxa"/>
-            <w:shd w:fill="FDEDEC"/>
-            <w:tcMar>
-              <w:top w:w="22" w:type="dxa"/>
-              <w:bottom w:w="22" w:type="dxa"/>
-              <w:left w:w="30" w:type="dxa"/>
-              <w:right w:w="30" w:type="dxa"/>
-            </w:tcMar>
-          </w:tcPr>
-          <w:p>
-            <w:pPr>
-              <w:jc w:val="center"/>
-            </w:pPr>
-            <w:r>
-              <w:rPr>
-                <w:sz w:val="20"/>
+                <w:sz w:val="18"/>
               </w:rPr>
               <w:t>224</w:t>
             </w:r>
@@ -2957,16 +4286,16 @@
             <w:tcW w:w="1503" w:type="dxa"/>
             <w:shd w:fill="FDEDEC"/>
             <w:tcMar>
-              <w:top w:w="22" w:type="dxa"/>
-              <w:bottom w:w="22" w:type="dxa"/>
-              <w:left w:w="30" w:type="dxa"/>
-              <w:right w:w="30" w:type="dxa"/>
+              <w:top w:w="4" w:type="dxa"/>
+              <w:bottom w:w="4" w:type="dxa"/>
+              <w:left w:w="20" w:type="dxa"/>
+              <w:right w:w="20" w:type="dxa"/>
             </w:tcMar>
           </w:tcPr>
           <w:p>
             <w:r>
               <w:rPr>
-                <w:sz w:val="20"/>
+                <w:sz w:val="18"/>
               </w:rPr>
               <w:t>Cengi̇zhan Yilma</w:t>
             </w:r>
@@ -2977,10 +4306,10 @@
             <w:tcW w:w="1503" w:type="dxa"/>
             <w:shd w:fill="FDEDEC"/>
             <w:tcMar>
-              <w:top w:w="22" w:type="dxa"/>
-              <w:bottom w:w="22" w:type="dxa"/>
-              <w:left w:w="30" w:type="dxa"/>
-              <w:right w:w="30" w:type="dxa"/>
+              <w:top w:w="4" w:type="dxa"/>
+              <w:bottom w:w="4" w:type="dxa"/>
+              <w:left w:w="20" w:type="dxa"/>
+              <w:right w:w="20" w:type="dxa"/>
             </w:tcMar>
           </w:tcPr>
           <w:p>
@@ -2989,9 +4318,9 @@
             </w:pPr>
             <w:r>
               <w:rPr>
-                <w:sz w:val="20"/>
+                <w:sz w:val="18"/>
               </w:rPr>
-              <w:t>9/10/1</w:t>
+              <w:t>2/16/2</w:t>
             </w:r>
           </w:p>
         </w:tc>
@@ -3000,10 +4329,10 @@
             <w:tcW w:w="1503" w:type="dxa"/>
             <w:shd w:fill="FDEDEC"/>
             <w:tcMar>
-              <w:top w:w="22" w:type="dxa"/>
-              <w:bottom w:w="22" w:type="dxa"/>
-              <w:left w:w="30" w:type="dxa"/>
-              <w:right w:w="30" w:type="dxa"/>
+              <w:top w:w="4" w:type="dxa"/>
+              <w:bottom w:w="4" w:type="dxa"/>
+              <w:left w:w="20" w:type="dxa"/>
+              <w:right w:w="20" w:type="dxa"/>
             </w:tcMar>
           </w:tcPr>
           <w:p>
@@ -3013,1082 +4342,10 @@
             <w:r>
               <w:rPr>
                 <w:b/>
-                <w:sz w:val="20"/>
+                <w:sz w:val="18"/>
               </w:rPr>
-              <w:t>5.67</w:t>
+              <w:t>-3.33</w:t>
             </w:r>
-          </w:p>
-        </w:tc>
-      </w:tr>
-      <w:tr>
-        <w:tc>
-          <w:tcPr>
-            <w:tcW w:w="1503" w:type="dxa"/>
-            <w:shd w:fill="F9F9F9"/>
-            <w:tcMar>
-              <w:top w:w="22" w:type="dxa"/>
-              <w:bottom w:w="22" w:type="dxa"/>
-              <w:left w:w="30" w:type="dxa"/>
-              <w:right w:w="30" w:type="dxa"/>
-            </w:tcMar>
-          </w:tcPr>
-          <w:p>
-            <w:pPr>
-              <w:jc w:val="center"/>
-            </w:pPr>
-            <w:r>
-              <w:rPr>
-                <w:sz w:val="20"/>
-              </w:rPr>
-              <w:t>10</w:t>
-            </w:r>
-          </w:p>
-        </w:tc>
-        <w:tc>
-          <w:tcPr>
-            <w:tcW w:w="1503" w:type="dxa"/>
-            <w:shd w:fill="F9F9F9"/>
-            <w:tcMar>
-              <w:top w:w="22" w:type="dxa"/>
-              <w:bottom w:w="22" w:type="dxa"/>
-              <w:left w:w="30" w:type="dxa"/>
-              <w:right w:w="30" w:type="dxa"/>
-            </w:tcMar>
-          </w:tcPr>
-          <w:p>
-            <w:pPr>
-              <w:jc w:val="center"/>
-            </w:pPr>
-            <w:r>
-              <w:rPr>
-                <w:sz w:val="20"/>
-              </w:rPr>
-              <w:t>20</w:t>
-            </w:r>
-          </w:p>
-        </w:tc>
-        <w:tc>
-          <w:tcPr>
-            <w:tcW w:w="1503" w:type="dxa"/>
-            <w:shd w:fill="F9F9F9"/>
-            <w:tcMar>
-              <w:top w:w="22" w:type="dxa"/>
-              <w:bottom w:w="22" w:type="dxa"/>
-              <w:left w:w="30" w:type="dxa"/>
-              <w:right w:w="30" w:type="dxa"/>
-            </w:tcMar>
-          </w:tcPr>
-          <w:p>
-            <w:r>
-              <w:rPr>
-                <w:sz w:val="20"/>
-              </w:rPr>
-              <w:t>Nesri̇n Doğa Ber</w:t>
-            </w:r>
-          </w:p>
-        </w:tc>
-        <w:tc>
-          <w:tcPr>
-            <w:tcW w:w="1503" w:type="dxa"/>
-            <w:shd w:fill="F9F9F9"/>
-            <w:tcMar>
-              <w:top w:w="22" w:type="dxa"/>
-              <w:bottom w:w="22" w:type="dxa"/>
-              <w:left w:w="30" w:type="dxa"/>
-              <w:right w:w="30" w:type="dxa"/>
-            </w:tcMar>
-          </w:tcPr>
-          <w:p>
-            <w:pPr>
-              <w:jc w:val="center"/>
-            </w:pPr>
-            <w:r>
-              <w:rPr>
-                <w:sz w:val="20"/>
-              </w:rPr>
-              <w:t>13/7/0</w:t>
-            </w:r>
-          </w:p>
-        </w:tc>
-        <w:tc>
-          <w:tcPr>
-            <w:tcW w:w="1503" w:type="dxa"/>
-            <w:shd w:fill="F9F9F9"/>
-            <w:tcMar>
-              <w:top w:w="22" w:type="dxa"/>
-              <w:bottom w:w="22" w:type="dxa"/>
-              <w:left w:w="30" w:type="dxa"/>
-              <w:right w:w="30" w:type="dxa"/>
-            </w:tcMar>
-          </w:tcPr>
-          <w:p>
-            <w:pPr>
-              <w:jc w:val="center"/>
-            </w:pPr>
-            <w:r>
-              <w:rPr>
-                <w:b/>
-                <w:sz w:val="20"/>
-              </w:rPr>
-              <w:t>10.67</w:t>
-            </w:r>
-          </w:p>
-        </w:tc>
-        <w:tc>
-          <w:tcPr>
-            <w:tcW w:w="1503" w:type="dxa"/>
-            <w:shd w:fill="FDEDEC"/>
-            <w:tcMar>
-              <w:top w:w="22" w:type="dxa"/>
-              <w:bottom w:w="22" w:type="dxa"/>
-              <w:left w:w="30" w:type="dxa"/>
-              <w:right w:w="30" w:type="dxa"/>
-            </w:tcMar>
-          </w:tcPr>
-          <w:p>
-            <w:pPr>
-              <w:jc w:val="center"/>
-            </w:pPr>
-            <w:r>
-              <w:rPr>
-                <w:sz w:val="20"/>
-              </w:rPr>
-              <w:t>24</w:t>
-            </w:r>
-          </w:p>
-        </w:tc>
-        <w:tc>
-          <w:tcPr>
-            <w:tcW w:w="1503" w:type="dxa"/>
-            <w:shd w:fill="FDEDEC"/>
-            <w:tcMar>
-              <w:top w:w="22" w:type="dxa"/>
-              <w:bottom w:w="22" w:type="dxa"/>
-              <w:left w:w="30" w:type="dxa"/>
-              <w:right w:w="30" w:type="dxa"/>
-            </w:tcMar>
-          </w:tcPr>
-          <w:p>
-            <w:pPr>
-              <w:jc w:val="center"/>
-            </w:pPr>
-            <w:r>
-              <w:rPr>
-                <w:sz w:val="20"/>
-              </w:rPr>
-              <w:t>352</w:t>
-            </w:r>
-          </w:p>
-        </w:tc>
-        <w:tc>
-          <w:tcPr>
-            <w:tcW w:w="1503" w:type="dxa"/>
-            <w:shd w:fill="FDEDEC"/>
-            <w:tcMar>
-              <w:top w:w="22" w:type="dxa"/>
-              <w:bottom w:w="22" w:type="dxa"/>
-              <w:left w:w="30" w:type="dxa"/>
-              <w:right w:w="30" w:type="dxa"/>
-            </w:tcMar>
-          </w:tcPr>
-          <w:p>
-            <w:r>
-              <w:rPr>
-                <w:sz w:val="20"/>
-              </w:rPr>
-              <w:t>Uğur Kaan Yildiz</w:t>
-            </w:r>
-          </w:p>
-        </w:tc>
-        <w:tc>
-          <w:tcPr>
-            <w:tcW w:w="1503" w:type="dxa"/>
-            <w:shd w:fill="FDEDEC"/>
-            <w:tcMar>
-              <w:top w:w="22" w:type="dxa"/>
-              <w:bottom w:w="22" w:type="dxa"/>
-              <w:left w:w="30" w:type="dxa"/>
-              <w:right w:w="30" w:type="dxa"/>
-            </w:tcMar>
-          </w:tcPr>
-          <w:p>
-            <w:pPr>
-              <w:jc w:val="center"/>
-            </w:pPr>
-            <w:r>
-              <w:rPr>
-                <w:sz w:val="20"/>
-              </w:rPr>
-              <w:t>8/11/1</w:t>
-            </w:r>
-          </w:p>
-        </w:tc>
-        <w:tc>
-          <w:tcPr>
-            <w:tcW w:w="1503" w:type="dxa"/>
-            <w:shd w:fill="FDEDEC"/>
-            <w:tcMar>
-              <w:top w:w="22" w:type="dxa"/>
-              <w:bottom w:w="22" w:type="dxa"/>
-              <w:left w:w="30" w:type="dxa"/>
-              <w:right w:w="30" w:type="dxa"/>
-            </w:tcMar>
-          </w:tcPr>
-          <w:p>
-            <w:pPr>
-              <w:jc w:val="center"/>
-            </w:pPr>
-            <w:r>
-              <w:rPr>
-                <w:b/>
-                <w:sz w:val="20"/>
-              </w:rPr>
-              <w:t>4.33</w:t>
-            </w:r>
-          </w:p>
-        </w:tc>
-      </w:tr>
-      <w:tr>
-        <w:tc>
-          <w:tcPr>
-            <w:tcW w:w="1503" w:type="dxa"/>
-            <w:shd w:fill="FFFFFF"/>
-            <w:tcMar>
-              <w:top w:w="22" w:type="dxa"/>
-              <w:bottom w:w="22" w:type="dxa"/>
-              <w:left w:w="30" w:type="dxa"/>
-              <w:right w:w="30" w:type="dxa"/>
-            </w:tcMar>
-          </w:tcPr>
-          <w:p>
-            <w:pPr>
-              <w:jc w:val="center"/>
-            </w:pPr>
-            <w:r>
-              <w:rPr>
-                <w:sz w:val="20"/>
-              </w:rPr>
-              <w:t>11</w:t>
-            </w:r>
-          </w:p>
-        </w:tc>
-        <w:tc>
-          <w:tcPr>
-            <w:tcW w:w="1503" w:type="dxa"/>
-            <w:shd w:fill="FFFFFF"/>
-            <w:tcMar>
-              <w:top w:w="22" w:type="dxa"/>
-              <w:bottom w:w="22" w:type="dxa"/>
-              <w:left w:w="30" w:type="dxa"/>
-              <w:right w:w="30" w:type="dxa"/>
-            </w:tcMar>
-          </w:tcPr>
-          <w:p>
-            <w:pPr>
-              <w:jc w:val="center"/>
-            </w:pPr>
-            <w:r>
-              <w:rPr>
-                <w:sz w:val="20"/>
-              </w:rPr>
-              <w:t>230</w:t>
-            </w:r>
-          </w:p>
-        </w:tc>
-        <w:tc>
-          <w:tcPr>
-            <w:tcW w:w="1503" w:type="dxa"/>
-            <w:shd w:fill="FFFFFF"/>
-            <w:tcMar>
-              <w:top w:w="22" w:type="dxa"/>
-              <w:bottom w:w="22" w:type="dxa"/>
-              <w:left w:w="30" w:type="dxa"/>
-              <w:right w:w="30" w:type="dxa"/>
-            </w:tcMar>
-          </w:tcPr>
-          <w:p>
-            <w:r>
-              <w:rPr>
-                <w:sz w:val="20"/>
-              </w:rPr>
-              <w:t>Kenan Emi̇r Yama</w:t>
-            </w:r>
-          </w:p>
-        </w:tc>
-        <w:tc>
-          <w:tcPr>
-            <w:tcW w:w="1503" w:type="dxa"/>
-            <w:shd w:fill="FFFFFF"/>
-            <w:tcMar>
-              <w:top w:w="22" w:type="dxa"/>
-              <w:bottom w:w="22" w:type="dxa"/>
-              <w:left w:w="30" w:type="dxa"/>
-              <w:right w:w="30" w:type="dxa"/>
-            </w:tcMar>
-          </w:tcPr>
-          <w:p>
-            <w:pPr>
-              <w:jc w:val="center"/>
-            </w:pPr>
-            <w:r>
-              <w:rPr>
-                <w:sz w:val="20"/>
-              </w:rPr>
-              <w:t>13/7/0</w:t>
-            </w:r>
-          </w:p>
-        </w:tc>
-        <w:tc>
-          <w:tcPr>
-            <w:tcW w:w="1503" w:type="dxa"/>
-            <w:shd w:fill="FFFFFF"/>
-            <w:tcMar>
-              <w:top w:w="22" w:type="dxa"/>
-              <w:bottom w:w="22" w:type="dxa"/>
-              <w:left w:w="30" w:type="dxa"/>
-              <w:right w:w="30" w:type="dxa"/>
-            </w:tcMar>
-          </w:tcPr>
-          <w:p>
-            <w:pPr>
-              <w:jc w:val="center"/>
-            </w:pPr>
-            <w:r>
-              <w:rPr>
-                <w:b/>
-                <w:sz w:val="20"/>
-              </w:rPr>
-              <w:t>10.67</w:t>
-            </w:r>
-          </w:p>
-        </w:tc>
-        <w:tc>
-          <w:tcPr>
-            <w:tcW w:w="1503" w:type="dxa"/>
-            <w:shd w:fill="FDEDEC"/>
-            <w:tcMar>
-              <w:top w:w="22" w:type="dxa"/>
-              <w:bottom w:w="22" w:type="dxa"/>
-              <w:left w:w="30" w:type="dxa"/>
-              <w:right w:w="30" w:type="dxa"/>
-            </w:tcMar>
-          </w:tcPr>
-          <w:p>
-            <w:pPr>
-              <w:jc w:val="center"/>
-            </w:pPr>
-            <w:r>
-              <w:rPr>
-                <w:sz w:val="20"/>
-              </w:rPr>
-              <w:t>25</w:t>
-            </w:r>
-          </w:p>
-        </w:tc>
-        <w:tc>
-          <w:tcPr>
-            <w:tcW w:w="1503" w:type="dxa"/>
-            <w:shd w:fill="FDEDEC"/>
-            <w:tcMar>
-              <w:top w:w="22" w:type="dxa"/>
-              <w:bottom w:w="22" w:type="dxa"/>
-              <w:left w:w="30" w:type="dxa"/>
-              <w:right w:w="30" w:type="dxa"/>
-            </w:tcMar>
-          </w:tcPr>
-          <w:p>
-            <w:pPr>
-              <w:jc w:val="center"/>
-            </w:pPr>
-            <w:r>
-              <w:rPr>
-                <w:sz w:val="20"/>
-              </w:rPr>
-              <w:t>376</w:t>
-            </w:r>
-          </w:p>
-        </w:tc>
-        <w:tc>
-          <w:tcPr>
-            <w:tcW w:w="1503" w:type="dxa"/>
-            <w:shd w:fill="FDEDEC"/>
-            <w:tcMar>
-              <w:top w:w="22" w:type="dxa"/>
-              <w:bottom w:w="22" w:type="dxa"/>
-              <w:left w:w="30" w:type="dxa"/>
-              <w:right w:w="30" w:type="dxa"/>
-            </w:tcMar>
-          </w:tcPr>
-          <w:p>
-            <w:r>
-              <w:rPr>
-                <w:sz w:val="20"/>
-              </w:rPr>
-              <w:t>Muzaffer Aki̇f O</w:t>
-            </w:r>
-          </w:p>
-        </w:tc>
-        <w:tc>
-          <w:tcPr>
-            <w:tcW w:w="1503" w:type="dxa"/>
-            <w:shd w:fill="FDEDEC"/>
-            <w:tcMar>
-              <w:top w:w="22" w:type="dxa"/>
-              <w:bottom w:w="22" w:type="dxa"/>
-              <w:left w:w="30" w:type="dxa"/>
-              <w:right w:w="30" w:type="dxa"/>
-            </w:tcMar>
-          </w:tcPr>
-          <w:p>
-            <w:pPr>
-              <w:jc w:val="center"/>
-            </w:pPr>
-            <w:r>
-              <w:rPr>
-                <w:sz w:val="20"/>
-              </w:rPr>
-              <w:t>6/13/1</w:t>
-            </w:r>
-          </w:p>
-        </w:tc>
-        <w:tc>
-          <w:tcPr>
-            <w:tcW w:w="1503" w:type="dxa"/>
-            <w:shd w:fill="FDEDEC"/>
-            <w:tcMar>
-              <w:top w:w="22" w:type="dxa"/>
-              <w:bottom w:w="22" w:type="dxa"/>
-              <w:left w:w="30" w:type="dxa"/>
-              <w:right w:w="30" w:type="dxa"/>
-            </w:tcMar>
-          </w:tcPr>
-          <w:p>
-            <w:pPr>
-              <w:jc w:val="center"/>
-            </w:pPr>
-            <w:r>
-              <w:rPr>
-                <w:b/>
-                <w:sz w:val="20"/>
-              </w:rPr>
-              <w:t>1.67</w:t>
-            </w:r>
-          </w:p>
-        </w:tc>
-      </w:tr>
-      <w:tr>
-        <w:tc>
-          <w:tcPr>
-            <w:tcW w:w="1503" w:type="dxa"/>
-            <w:shd w:fill="F9F9F9"/>
-            <w:tcMar>
-              <w:top w:w="22" w:type="dxa"/>
-              <w:bottom w:w="22" w:type="dxa"/>
-              <w:left w:w="30" w:type="dxa"/>
-              <w:right w:w="30" w:type="dxa"/>
-            </w:tcMar>
-          </w:tcPr>
-          <w:p>
-            <w:pPr>
-              <w:jc w:val="center"/>
-            </w:pPr>
-            <w:r>
-              <w:rPr>
-                <w:sz w:val="20"/>
-              </w:rPr>
-              <w:t>12</w:t>
-            </w:r>
-          </w:p>
-        </w:tc>
-        <w:tc>
-          <w:tcPr>
-            <w:tcW w:w="1503" w:type="dxa"/>
-            <w:shd w:fill="F9F9F9"/>
-            <w:tcMar>
-              <w:top w:w="22" w:type="dxa"/>
-              <w:bottom w:w="22" w:type="dxa"/>
-              <w:left w:w="30" w:type="dxa"/>
-              <w:right w:w="30" w:type="dxa"/>
-            </w:tcMar>
-          </w:tcPr>
-          <w:p>
-            <w:pPr>
-              <w:jc w:val="center"/>
-            </w:pPr>
-            <w:r>
-              <w:rPr>
-                <w:sz w:val="20"/>
-              </w:rPr>
-              <w:t>225</w:t>
-            </w:r>
-          </w:p>
-        </w:tc>
-        <w:tc>
-          <w:tcPr>
-            <w:tcW w:w="1503" w:type="dxa"/>
-            <w:shd w:fill="F9F9F9"/>
-            <w:tcMar>
-              <w:top w:w="22" w:type="dxa"/>
-              <w:bottom w:w="22" w:type="dxa"/>
-              <w:left w:w="30" w:type="dxa"/>
-              <w:right w:w="30" w:type="dxa"/>
-            </w:tcMar>
-          </w:tcPr>
-          <w:p>
-            <w:r>
-              <w:rPr>
-                <w:sz w:val="20"/>
-              </w:rPr>
-              <w:t>Ilgin Kara</w:t>
-            </w:r>
-          </w:p>
-        </w:tc>
-        <w:tc>
-          <w:tcPr>
-            <w:tcW w:w="1503" w:type="dxa"/>
-            <w:shd w:fill="F9F9F9"/>
-            <w:tcMar>
-              <w:top w:w="22" w:type="dxa"/>
-              <w:bottom w:w="22" w:type="dxa"/>
-              <w:left w:w="30" w:type="dxa"/>
-              <w:right w:w="30" w:type="dxa"/>
-            </w:tcMar>
-          </w:tcPr>
-          <w:p>
-            <w:pPr>
-              <w:jc w:val="center"/>
-            </w:pPr>
-            <w:r>
-              <w:rPr>
-                <w:sz w:val="20"/>
-              </w:rPr>
-              <w:t>12/5/3</w:t>
-            </w:r>
-          </w:p>
-        </w:tc>
-        <w:tc>
-          <w:tcPr>
-            <w:tcW w:w="1503" w:type="dxa"/>
-            <w:shd w:fill="F9F9F9"/>
-            <w:tcMar>
-              <w:top w:w="22" w:type="dxa"/>
-              <w:bottom w:w="22" w:type="dxa"/>
-              <w:left w:w="30" w:type="dxa"/>
-              <w:right w:w="30" w:type="dxa"/>
-            </w:tcMar>
-          </w:tcPr>
-          <w:p>
-            <w:pPr>
-              <w:jc w:val="center"/>
-            </w:pPr>
-            <w:r>
-              <w:rPr>
-                <w:b/>
-                <w:sz w:val="20"/>
-              </w:rPr>
-              <w:t>10.33</w:t>
-            </w:r>
-          </w:p>
-        </w:tc>
-        <w:tc>
-          <w:tcPr>
-            <w:tcW w:w="1503" w:type="dxa"/>
-            <w:shd w:fill="FDEDEC"/>
-            <w:tcMar>
-              <w:top w:w="22" w:type="dxa"/>
-              <w:bottom w:w="22" w:type="dxa"/>
-              <w:left w:w="30" w:type="dxa"/>
-              <w:right w:w="30" w:type="dxa"/>
-            </w:tcMar>
-          </w:tcPr>
-          <w:p>
-            <w:pPr>
-              <w:jc w:val="center"/>
-            </w:pPr>
-            <w:r>
-              <w:rPr>
-                <w:sz w:val="20"/>
-              </w:rPr>
-              <w:t>26</w:t>
-            </w:r>
-          </w:p>
-        </w:tc>
-        <w:tc>
-          <w:tcPr>
-            <w:tcW w:w="1503" w:type="dxa"/>
-            <w:shd w:fill="FDEDEC"/>
-            <w:tcMar>
-              <w:top w:w="22" w:type="dxa"/>
-              <w:bottom w:w="22" w:type="dxa"/>
-              <w:left w:w="30" w:type="dxa"/>
-              <w:right w:w="30" w:type="dxa"/>
-            </w:tcMar>
-          </w:tcPr>
-          <w:p>
-            <w:pPr>
-              <w:jc w:val="center"/>
-            </w:pPr>
-            <w:r>
-              <w:rPr>
-                <w:sz w:val="20"/>
-              </w:rPr>
-              <w:t>379</w:t>
-            </w:r>
-          </w:p>
-        </w:tc>
-        <w:tc>
-          <w:tcPr>
-            <w:tcW w:w="1503" w:type="dxa"/>
-            <w:shd w:fill="FDEDEC"/>
-            <w:tcMar>
-              <w:top w:w="22" w:type="dxa"/>
-              <w:bottom w:w="22" w:type="dxa"/>
-              <w:left w:w="30" w:type="dxa"/>
-              <w:right w:w="30" w:type="dxa"/>
-            </w:tcMar>
-          </w:tcPr>
-          <w:p>
-            <w:r>
-              <w:rPr>
-                <w:sz w:val="20"/>
-              </w:rPr>
-              <w:t>Çinar Efe Gi̇rgi</w:t>
-            </w:r>
-          </w:p>
-        </w:tc>
-        <w:tc>
-          <w:tcPr>
-            <w:tcW w:w="1503" w:type="dxa"/>
-            <w:shd w:fill="FDEDEC"/>
-            <w:tcMar>
-              <w:top w:w="22" w:type="dxa"/>
-              <w:bottom w:w="22" w:type="dxa"/>
-              <w:left w:w="30" w:type="dxa"/>
-              <w:right w:w="30" w:type="dxa"/>
-            </w:tcMar>
-          </w:tcPr>
-          <w:p>
-            <w:pPr>
-              <w:jc w:val="center"/>
-            </w:pPr>
-            <w:r>
-              <w:rPr>
-                <w:sz w:val="20"/>
-              </w:rPr>
-              <w:t>6/14/0</w:t>
-            </w:r>
-          </w:p>
-        </w:tc>
-        <w:tc>
-          <w:tcPr>
-            <w:tcW w:w="1503" w:type="dxa"/>
-            <w:shd w:fill="FDEDEC"/>
-            <w:tcMar>
-              <w:top w:w="22" w:type="dxa"/>
-              <w:bottom w:w="22" w:type="dxa"/>
-              <w:left w:w="30" w:type="dxa"/>
-              <w:right w:w="30" w:type="dxa"/>
-            </w:tcMar>
-          </w:tcPr>
-          <w:p>
-            <w:pPr>
-              <w:jc w:val="center"/>
-            </w:pPr>
-            <w:r>
-              <w:rPr>
-                <w:b/>
-                <w:sz w:val="20"/>
-              </w:rPr>
-              <w:t>1.33</w:t>
-            </w:r>
-          </w:p>
-        </w:tc>
-      </w:tr>
-      <w:tr>
-        <w:tc>
-          <w:tcPr>
-            <w:tcW w:w="1503" w:type="dxa"/>
-            <w:shd w:fill="FFFFFF"/>
-            <w:tcMar>
-              <w:top w:w="22" w:type="dxa"/>
-              <w:bottom w:w="22" w:type="dxa"/>
-              <w:left w:w="30" w:type="dxa"/>
-              <w:right w:w="30" w:type="dxa"/>
-            </w:tcMar>
-          </w:tcPr>
-          <w:p>
-            <w:pPr>
-              <w:jc w:val="center"/>
-            </w:pPr>
-            <w:r>
-              <w:rPr>
-                <w:sz w:val="20"/>
-              </w:rPr>
-              <w:t>13</w:t>
-            </w:r>
-          </w:p>
-        </w:tc>
-        <w:tc>
-          <w:tcPr>
-            <w:tcW w:w="1503" w:type="dxa"/>
-            <w:shd w:fill="FFFFFF"/>
-            <w:tcMar>
-              <w:top w:w="22" w:type="dxa"/>
-              <w:bottom w:w="22" w:type="dxa"/>
-              <w:left w:w="30" w:type="dxa"/>
-              <w:right w:w="30" w:type="dxa"/>
-            </w:tcMar>
-          </w:tcPr>
-          <w:p>
-            <w:pPr>
-              <w:jc w:val="center"/>
-            </w:pPr>
-            <w:r>
-              <w:rPr>
-                <w:sz w:val="20"/>
-              </w:rPr>
-              <w:t>117</w:t>
-            </w:r>
-          </w:p>
-        </w:tc>
-        <w:tc>
-          <w:tcPr>
-            <w:tcW w:w="1503" w:type="dxa"/>
-            <w:shd w:fill="FFFFFF"/>
-            <w:tcMar>
-              <w:top w:w="22" w:type="dxa"/>
-              <w:bottom w:w="22" w:type="dxa"/>
-              <w:left w:w="30" w:type="dxa"/>
-              <w:right w:w="30" w:type="dxa"/>
-            </w:tcMar>
-          </w:tcPr>
-          <w:p>
-            <w:r>
-              <w:rPr>
-                <w:sz w:val="20"/>
-              </w:rPr>
-              <w:t>Çağrihan Bengül</w:t>
-            </w:r>
-          </w:p>
-        </w:tc>
-        <w:tc>
-          <w:tcPr>
-            <w:tcW w:w="1503" w:type="dxa"/>
-            <w:shd w:fill="FFFFFF"/>
-            <w:tcMar>
-              <w:top w:w="22" w:type="dxa"/>
-              <w:bottom w:w="22" w:type="dxa"/>
-              <w:left w:w="30" w:type="dxa"/>
-              <w:right w:w="30" w:type="dxa"/>
-            </w:tcMar>
-          </w:tcPr>
-          <w:p>
-            <w:pPr>
-              <w:jc w:val="center"/>
-            </w:pPr>
-            <w:r>
-              <w:rPr>
-                <w:sz w:val="20"/>
-              </w:rPr>
-              <w:t>12/7/1</w:t>
-            </w:r>
-          </w:p>
-        </w:tc>
-        <w:tc>
-          <w:tcPr>
-            <w:tcW w:w="1503" w:type="dxa"/>
-            <w:shd w:fill="FFFFFF"/>
-            <w:tcMar>
-              <w:top w:w="22" w:type="dxa"/>
-              <w:bottom w:w="22" w:type="dxa"/>
-              <w:left w:w="30" w:type="dxa"/>
-              <w:right w:w="30" w:type="dxa"/>
-            </w:tcMar>
-          </w:tcPr>
-          <w:p>
-            <w:pPr>
-              <w:jc w:val="center"/>
-            </w:pPr>
-            <w:r>
-              <w:rPr>
-                <w:b/>
-                <w:sz w:val="20"/>
-              </w:rPr>
-              <w:t>9.67</w:t>
-            </w:r>
-          </w:p>
-        </w:tc>
-        <w:tc>
-          <w:tcPr>
-            <w:tcW w:w="1503" w:type="dxa"/>
-            <w:shd w:fill="FDEDEC"/>
-            <w:tcMar>
-              <w:top w:w="22" w:type="dxa"/>
-              <w:bottom w:w="22" w:type="dxa"/>
-              <w:left w:w="30" w:type="dxa"/>
-              <w:right w:w="30" w:type="dxa"/>
-            </w:tcMar>
-          </w:tcPr>
-          <w:p>
-            <w:pPr>
-              <w:jc w:val="center"/>
-            </w:pPr>
-            <w:r>
-              <w:rPr>
-                <w:sz w:val="20"/>
-              </w:rPr>
-              <w:t>27</w:t>
-            </w:r>
-          </w:p>
-        </w:tc>
-        <w:tc>
-          <w:tcPr>
-            <w:tcW w:w="1503" w:type="dxa"/>
-            <w:shd w:fill="FDEDEC"/>
-            <w:tcMar>
-              <w:top w:w="22" w:type="dxa"/>
-              <w:bottom w:w="22" w:type="dxa"/>
-              <w:left w:w="30" w:type="dxa"/>
-              <w:right w:w="30" w:type="dxa"/>
-            </w:tcMar>
-          </w:tcPr>
-          <w:p>
-            <w:pPr>
-              <w:jc w:val="center"/>
-            </w:pPr>
-            <w:r>
-              <w:rPr>
-                <w:sz w:val="20"/>
-              </w:rPr>
-              <w:t>261</w:t>
-            </w:r>
-          </w:p>
-        </w:tc>
-        <w:tc>
-          <w:tcPr>
-            <w:tcW w:w="1503" w:type="dxa"/>
-            <w:shd w:fill="FDEDEC"/>
-            <w:tcMar>
-              <w:top w:w="22" w:type="dxa"/>
-              <w:bottom w:w="22" w:type="dxa"/>
-              <w:left w:w="30" w:type="dxa"/>
-              <w:right w:w="30" w:type="dxa"/>
-            </w:tcMar>
-          </w:tcPr>
-          <w:p>
-            <w:r>
-              <w:rPr>
-                <w:sz w:val="20"/>
-              </w:rPr>
-              <w:t>İpek Nur Usta</w:t>
-            </w:r>
-          </w:p>
-        </w:tc>
-        <w:tc>
-          <w:tcPr>
-            <w:tcW w:w="1503" w:type="dxa"/>
-            <w:shd w:fill="FDEDEC"/>
-            <w:tcMar>
-              <w:top w:w="22" w:type="dxa"/>
-              <w:bottom w:w="22" w:type="dxa"/>
-              <w:left w:w="30" w:type="dxa"/>
-              <w:right w:w="30" w:type="dxa"/>
-            </w:tcMar>
-          </w:tcPr>
-          <w:p>
-            <w:pPr>
-              <w:jc w:val="center"/>
-            </w:pPr>
-            <w:r>
-              <w:rPr>
-                <w:sz w:val="20"/>
-              </w:rPr>
-              <w:t>5/11/4</w:t>
-            </w:r>
-          </w:p>
-        </w:tc>
-        <w:tc>
-          <w:tcPr>
-            <w:tcW w:w="1503" w:type="dxa"/>
-            <w:shd w:fill="FDEDEC"/>
-            <w:tcMar>
-              <w:top w:w="22" w:type="dxa"/>
-              <w:bottom w:w="22" w:type="dxa"/>
-              <w:left w:w="30" w:type="dxa"/>
-              <w:right w:w="30" w:type="dxa"/>
-            </w:tcMar>
-          </w:tcPr>
-          <w:p>
-            <w:pPr>
-              <w:jc w:val="center"/>
-            </w:pPr>
-            <w:r>
-              <w:rPr>
-                <w:b/>
-                <w:sz w:val="20"/>
-              </w:rPr>
-              <w:t>1.33</w:t>
-            </w:r>
-          </w:p>
-        </w:tc>
-      </w:tr>
-      <w:tr>
-        <w:tc>
-          <w:tcPr>
-            <w:tcW w:w="1503" w:type="dxa"/>
-            <w:shd w:fill="F9F9F9"/>
-            <w:tcMar>
-              <w:top w:w="22" w:type="dxa"/>
-              <w:bottom w:w="22" w:type="dxa"/>
-              <w:left w:w="30" w:type="dxa"/>
-              <w:right w:w="30" w:type="dxa"/>
-            </w:tcMar>
-          </w:tcPr>
-          <w:p>
-            <w:pPr>
-              <w:jc w:val="center"/>
-            </w:pPr>
-            <w:r>
-              <w:rPr>
-                <w:sz w:val="20"/>
-              </w:rPr>
-              <w:t>14</w:t>
-            </w:r>
-          </w:p>
-        </w:tc>
-        <w:tc>
-          <w:tcPr>
-            <w:tcW w:w="1503" w:type="dxa"/>
-            <w:shd w:fill="F9F9F9"/>
-            <w:tcMar>
-              <w:top w:w="22" w:type="dxa"/>
-              <w:bottom w:w="22" w:type="dxa"/>
-              <w:left w:w="30" w:type="dxa"/>
-              <w:right w:w="30" w:type="dxa"/>
-            </w:tcMar>
-          </w:tcPr>
-          <w:p>
-            <w:pPr>
-              <w:jc w:val="center"/>
-            </w:pPr>
-            <w:r>
-              <w:rPr>
-                <w:sz w:val="20"/>
-              </w:rPr>
-              <w:t>323</w:t>
-            </w:r>
-          </w:p>
-        </w:tc>
-        <w:tc>
-          <w:tcPr>
-            <w:tcW w:w="1503" w:type="dxa"/>
-            <w:shd w:fill="F9F9F9"/>
-            <w:tcMar>
-              <w:top w:w="22" w:type="dxa"/>
-              <w:bottom w:w="22" w:type="dxa"/>
-              <w:left w:w="30" w:type="dxa"/>
-              <w:right w:w="30" w:type="dxa"/>
-            </w:tcMar>
-          </w:tcPr>
-          <w:p>
-            <w:r>
-              <w:rPr>
-                <w:sz w:val="20"/>
-              </w:rPr>
-              <w:t>Zahi̇de Gölükcü</w:t>
-            </w:r>
-          </w:p>
-        </w:tc>
-        <w:tc>
-          <w:tcPr>
-            <w:tcW w:w="1503" w:type="dxa"/>
-            <w:shd w:fill="F9F9F9"/>
-            <w:tcMar>
-              <w:top w:w="22" w:type="dxa"/>
-              <w:bottom w:w="22" w:type="dxa"/>
-              <w:left w:w="30" w:type="dxa"/>
-              <w:right w:w="30" w:type="dxa"/>
-            </w:tcMar>
-          </w:tcPr>
-          <w:p>
-            <w:pPr>
-              <w:jc w:val="center"/>
-            </w:pPr>
-            <w:r>
-              <w:rPr>
-                <w:sz w:val="20"/>
-              </w:rPr>
-              <w:t>10/1/9</w:t>
-            </w:r>
-          </w:p>
-        </w:tc>
-        <w:tc>
-          <w:tcPr>
-            <w:tcW w:w="1503" w:type="dxa"/>
-            <w:shd w:fill="F9F9F9"/>
-            <w:tcMar>
-              <w:top w:w="22" w:type="dxa"/>
-              <w:bottom w:w="22" w:type="dxa"/>
-              <w:left w:w="30" w:type="dxa"/>
-              <w:right w:w="30" w:type="dxa"/>
-            </w:tcMar>
-          </w:tcPr>
-          <w:p>
-            <w:pPr>
-              <w:jc w:val="center"/>
-            </w:pPr>
-            <w:r>
-              <w:rPr>
-                <w:b/>
-                <w:sz w:val="20"/>
-              </w:rPr>
-              <w:t>9.67</w:t>
-            </w:r>
-          </w:p>
-        </w:tc>
-        <w:tc>
-          <w:tcPr>
-            <w:tcW w:w="1503" w:type="dxa"/>
-            <w:shd w:fill="FFFFFF"/>
-          </w:tcPr>
-          <w:p>
-            <w:r/>
-          </w:p>
-        </w:tc>
-        <w:tc>
-          <w:tcPr>
-            <w:tcW w:w="1503" w:type="dxa"/>
-            <w:shd w:fill="FFFFFF"/>
-          </w:tcPr>
-          <w:p>
-            <w:r/>
-          </w:p>
-        </w:tc>
-        <w:tc>
-          <w:tcPr>
-            <w:tcW w:w="1503" w:type="dxa"/>
-            <w:shd w:fill="FFFFFF"/>
-          </w:tcPr>
-          <w:p>
-            <w:r/>
-          </w:p>
-        </w:tc>
-        <w:tc>
-          <w:tcPr>
-            <w:tcW w:w="1503" w:type="dxa"/>
-            <w:shd w:fill="FFFFFF"/>
-          </w:tcPr>
-          <w:p>
-            <w:r/>
-          </w:p>
-        </w:tc>
-        <w:tc>
-          <w:tcPr>
-            <w:tcW w:w="1503" w:type="dxa"/>
-            <w:shd w:fill="FFFFFF"/>
-          </w:tcPr>
-          <w:p>
-            <w:r/>
           </w:p>
         </w:tc>
       </w:tr>
